--- a/reports/2026-10-28_GEO/GEO-Audit_PageCompliance_Teil1.docx
+++ b/reports/2026-10-28_GEO/GEO-Audit_PageCompliance_Teil1.docx
@@ -8,7 +8,7 @@
       </w:pPr>
       <w:r>
         <w:rPr>
-          <w:rFonts w:ascii="Avenir Next" w:cs="Avenir Next" w:eastAsia="Avenir Next" w:hAnsi="Avenir Next"/>
+          <w:rFonts w:ascii="Helvetica" w:cs="Helvetica" w:eastAsia="Helvetica" w:hAnsi="Helvetica"/>
           <w:color w:val="6B6B6B"/>
           <w:spacing w:val="30"/>
           <w:sz w:val="15"/>
@@ -23,7 +23,7 @@
       </w:pPr>
       <w:r>
         <w:rPr>
-          <w:rFonts w:ascii="Avenir Next" w:cs="Avenir Next" w:eastAsia="Avenir Next" w:hAnsi="Avenir Next"/>
+          <w:rFonts w:ascii="Helvetica" w:cs="Helvetica" w:eastAsia="Helvetica" w:hAnsi="Helvetica"/>
           <w:b/>
           <w:bCs/>
           <w:color w:val="1A1A1A"/>
@@ -39,7 +39,7 @@
       </w:pPr>
       <w:r>
         <w:rPr>
-          <w:rFonts w:ascii="Avenir Next" w:cs="Avenir Next" w:eastAsia="Avenir Next" w:hAnsi="Avenir Next"/>
+          <w:rFonts w:ascii="Helvetica" w:cs="Helvetica" w:eastAsia="Helvetica" w:hAnsi="Helvetica"/>
           <w:color w:val="555555"/>
           <w:sz w:val="24"/>
           <w:szCs w:val="24"/>
@@ -57,7 +57,7 @@
       </w:pPr>
       <w:r>
         <w:rPr>
-          <w:rFonts w:ascii="Avenir Next" w:cs="Avenir Next" w:eastAsia="Avenir Next" w:hAnsi="Avenir Next"/>
+          <w:rFonts w:ascii="Helvetica" w:cs="Helvetica" w:eastAsia="Helvetica" w:hAnsi="Helvetica"/>
           <w:color w:val="1B3AA8"/>
           <w:spacing w:val="20"/>
           <w:sz w:val="15"/>
@@ -76,7 +76,7 @@
       </w:pPr>
       <w:r>
         <w:rPr>
-          <w:rFonts w:ascii="Avenir Next" w:cs="Avenir Next" w:eastAsia="Avenir Next" w:hAnsi="Avenir Next"/>
+          <w:rFonts w:ascii="Helvetica" w:cs="Helvetica" w:eastAsia="Helvetica" w:hAnsi="Helvetica"/>
           <w:color w:val="1A1A1A"/>
           <w:sz w:val="20"/>
           <w:szCs w:val="20"/>
@@ -90,7 +90,7 @@
       </w:pPr>
       <w:r>
         <w:rPr>
-          <w:rFonts w:ascii="Avenir Next" w:cs="Avenir Next" w:eastAsia="Avenir Next" w:hAnsi="Avenir Next"/>
+          <w:rFonts w:ascii="Helvetica" w:cs="Helvetica" w:eastAsia="Helvetica" w:hAnsi="Helvetica"/>
           <w:color w:val="6B6B6B"/>
           <w:sz w:val="16"/>
           <w:szCs w:val="16"/>
@@ -104,7 +104,7 @@
       </w:pPr>
       <w:r>
         <w:rPr>
-          <w:rFonts w:ascii="Avenir Next" w:cs="Avenir Next" w:eastAsia="Avenir Next" w:hAnsi="Avenir Next"/>
+          <w:rFonts w:ascii="Helvetica" w:cs="Helvetica" w:eastAsia="Helvetica" w:hAnsi="Helvetica"/>
           <w:color w:val="6B6B6B"/>
           <w:sz w:val="16"/>
           <w:szCs w:val="16"/>
@@ -119,7 +119,7 @@
       </w:pPr>
       <w:r>
         <w:rPr>
-          <w:rFonts w:ascii="Avenir Next" w:cs="Avenir Next" w:eastAsia="Avenir Next" w:hAnsi="Avenir Next"/>
+          <w:rFonts w:ascii="Helvetica" w:cs="Helvetica" w:eastAsia="Helvetica" w:hAnsi="Helvetica"/>
           <w:b/>
           <w:bCs/>
           <w:sz w:val="30"/>
@@ -172,7 +172,7 @@
       </w:pPr>
       <w:r>
         <w:rPr>
-          <w:rFonts w:ascii="Georgia" w:cs="Georgia" w:eastAsia="Georgia" w:hAnsi="Georgia"/>
+          <w:rFonts w:ascii="Helvetica" w:cs="Helvetica" w:eastAsia="Helvetica" w:hAnsi="Helvetica"/>
           <w:color w:val="1A1A1A"/>
           <w:sz w:val="20"/>
           <w:szCs w:val="20"/>
@@ -187,7 +187,7 @@
       </w:r>
       <w:r>
         <w:rPr>
-          <w:rFonts w:ascii="Georgia" w:cs="Georgia" w:eastAsia="Georgia" w:hAnsi="Georgia"/>
+          <w:rFonts w:ascii="Helvetica" w:cs="Helvetica" w:eastAsia="Helvetica" w:hAnsi="Helvetica"/>
           <w:color w:val="1A1A1A"/>
           <w:sz w:val="20"/>
           <w:szCs w:val="20"/>
@@ -201,7 +201,7 @@
       </w:pPr>
       <w:r>
         <w:rPr>
-          <w:rFonts w:ascii="Georgia" w:cs="Georgia" w:eastAsia="Georgia" w:hAnsi="Georgia"/>
+          <w:rFonts w:ascii="Helvetica" w:cs="Helvetica" w:eastAsia="Helvetica" w:hAnsi="Helvetica"/>
           <w:color w:val="1A1A1A"/>
           <w:sz w:val="20"/>
           <w:szCs w:val="20"/>
@@ -216,7 +216,7 @@
       </w:r>
       <w:r>
         <w:rPr>
-          <w:rFonts w:ascii="Georgia" w:cs="Georgia" w:eastAsia="Georgia" w:hAnsi="Georgia"/>
+          <w:rFonts w:ascii="Helvetica" w:cs="Helvetica" w:eastAsia="Helvetica" w:hAnsi="Helvetica"/>
           <w:color w:val="1A1A1A"/>
           <w:sz w:val="20"/>
           <w:szCs w:val="20"/>
@@ -235,7 +235,7 @@
       </w:pPr>
       <w:r>
         <w:rPr>
-          <w:rFonts w:ascii="Georgia" w:cs="Georgia" w:eastAsia="Georgia" w:hAnsi="Georgia"/>
+          <w:rFonts w:ascii="Helvetica" w:cs="Helvetica" w:eastAsia="Helvetica" w:hAnsi="Helvetica"/>
           <w:b/>
           <w:bCs/>
           <w:color w:val="1A1A1A"/>
@@ -246,7 +246,7 @@
       </w:r>
       <w:r>
         <w:rPr>
-          <w:rFonts w:ascii="Georgia" w:cs="Georgia" w:eastAsia="Georgia" w:hAnsi="Georgia"/>
+          <w:rFonts w:ascii="Helvetica" w:cs="Helvetica" w:eastAsia="Helvetica" w:hAnsi="Helvetica"/>
           <w:color w:val="1A1A1A"/>
           <w:sz w:val="20"/>
           <w:szCs w:val="20"/>
@@ -265,7 +265,7 @@
       </w:pPr>
       <w:r>
         <w:rPr>
-          <w:rFonts w:ascii="Georgia" w:cs="Georgia" w:eastAsia="Georgia" w:hAnsi="Georgia"/>
+          <w:rFonts w:ascii="Helvetica" w:cs="Helvetica" w:eastAsia="Helvetica" w:hAnsi="Helvetica"/>
           <w:b/>
           <w:bCs/>
           <w:color w:val="1A1A1A"/>
@@ -276,7 +276,7 @@
       </w:r>
       <w:r>
         <w:rPr>
-          <w:rFonts w:ascii="Georgia" w:cs="Georgia" w:eastAsia="Georgia" w:hAnsi="Georgia"/>
+          <w:rFonts w:ascii="Helvetica" w:cs="Helvetica" w:eastAsia="Helvetica" w:hAnsi="Helvetica"/>
           <w:color w:val="1A1A1A"/>
           <w:sz w:val="20"/>
           <w:szCs w:val="20"/>
@@ -295,7 +295,7 @@
       </w:pPr>
       <w:r>
         <w:rPr>
-          <w:rFonts w:ascii="Georgia" w:cs="Georgia" w:eastAsia="Georgia" w:hAnsi="Georgia"/>
+          <w:rFonts w:ascii="Helvetica" w:cs="Helvetica" w:eastAsia="Helvetica" w:hAnsi="Helvetica"/>
           <w:b/>
           <w:bCs/>
           <w:color w:val="1A1A1A"/>
@@ -306,7 +306,7 @@
       </w:r>
       <w:r>
         <w:rPr>
-          <w:rFonts w:ascii="Georgia" w:cs="Georgia" w:eastAsia="Georgia" w:hAnsi="Georgia"/>
+          <w:rFonts w:ascii="Helvetica" w:cs="Helvetica" w:eastAsia="Helvetica" w:hAnsi="Helvetica"/>
           <w:color w:val="1A1A1A"/>
           <w:sz w:val="20"/>
           <w:szCs w:val="20"/>
@@ -372,7 +372,7 @@
       </w:pPr>
       <w:r>
         <w:rPr>
-          <w:rFonts w:ascii="Avenir Next" w:cs="Avenir Next" w:eastAsia="Avenir Next" w:hAnsi="Avenir Next"/>
+          <w:rFonts w:ascii="Helvetica" w:cs="Helvetica" w:eastAsia="Helvetica" w:hAnsi="Helvetica"/>
           <w:color w:val="6B6B6B"/>
           <w:sz w:val="15"/>
           <w:szCs w:val="15"/>
@@ -386,7 +386,7 @@
       </w:pPr>
       <w:r>
         <w:rPr>
-          <w:rFonts w:ascii="Georgia" w:cs="Georgia" w:eastAsia="Georgia" w:hAnsi="Georgia"/>
+          <w:rFonts w:ascii="Helvetica" w:cs="Helvetica" w:eastAsia="Helvetica" w:hAnsi="Helvetica"/>
           <w:color w:val="1A1A1A"/>
           <w:sz w:val="20"/>
           <w:szCs w:val="20"/>
@@ -400,7 +400,7 @@
       </w:pPr>
       <w:r>
         <w:rPr>
-          <w:rFonts w:ascii="Georgia" w:cs="Georgia" w:eastAsia="Georgia" w:hAnsi="Georgia"/>
+          <w:rFonts w:ascii="Helvetica" w:cs="Helvetica" w:eastAsia="Helvetica" w:hAnsi="Helvetica"/>
           <w:color w:val="1A1A1A"/>
           <w:sz w:val="20"/>
           <w:szCs w:val="20"/>
@@ -452,7 +452,7 @@
             </w:pPr>
             <w:r>
               <w:rPr>
-                <w:rFonts w:ascii="Avenir Next" w:cs="Avenir Next" w:eastAsia="Avenir Next" w:hAnsi="Avenir Next"/>
+                <w:rFonts w:ascii="Helvetica" w:cs="Helvetica" w:eastAsia="Helvetica" w:hAnsi="Helvetica"/>
                 <w:b/>
                 <w:bCs/>
                 <w:color w:val="333333"/>
@@ -485,7 +485,7 @@
             </w:pPr>
             <w:r>
               <w:rPr>
-                <w:rFonts w:ascii="Avenir Next" w:cs="Avenir Next" w:eastAsia="Avenir Next" w:hAnsi="Avenir Next"/>
+                <w:rFonts w:ascii="Helvetica" w:cs="Helvetica" w:eastAsia="Helvetica" w:hAnsi="Helvetica"/>
                 <w:b/>
                 <w:bCs/>
                 <w:color w:val="333333"/>
@@ -518,7 +518,7 @@
             </w:pPr>
             <w:r>
               <w:rPr>
-                <w:rFonts w:ascii="Avenir Next" w:cs="Avenir Next" w:eastAsia="Avenir Next" w:hAnsi="Avenir Next"/>
+                <w:rFonts w:ascii="Helvetica" w:cs="Helvetica" w:eastAsia="Helvetica" w:hAnsi="Helvetica"/>
                 <w:b/>
                 <w:bCs/>
                 <w:color w:val="333333"/>
@@ -556,7 +556,7 @@
             </w:pPr>
             <w:r>
               <w:rPr>
-                <w:rFonts w:ascii="Avenir Next" w:cs="Avenir Next" w:eastAsia="Avenir Next" w:hAnsi="Avenir Next"/>
+                <w:rFonts w:ascii="Helvetica" w:cs="Helvetica" w:eastAsia="Helvetica" w:hAnsi="Helvetica"/>
                 <w:color w:val="1A1A1A"/>
                 <w:sz w:val="16"/>
                 <w:szCs w:val="16"/>
@@ -587,7 +587,7 @@
             </w:pPr>
             <w:r>
               <w:rPr>
-                <w:rFonts w:ascii="Avenir Next" w:cs="Avenir Next" w:eastAsia="Avenir Next" w:hAnsi="Avenir Next"/>
+                <w:rFonts w:ascii="Helvetica" w:cs="Helvetica" w:eastAsia="Helvetica" w:hAnsi="Helvetica"/>
                 <w:color w:val="1A1A1A"/>
                 <w:sz w:val="16"/>
                 <w:szCs w:val="16"/>
@@ -618,7 +618,7 @@
             </w:pPr>
             <w:r>
               <w:rPr>
-                <w:rFonts w:ascii="Avenir Next" w:cs="Avenir Next" w:eastAsia="Avenir Next" w:hAnsi="Avenir Next"/>
+                <w:rFonts w:ascii="Helvetica" w:cs="Helvetica" w:eastAsia="Helvetica" w:hAnsi="Helvetica"/>
                 <w:color w:val="1A1A1A"/>
                 <w:sz w:val="16"/>
                 <w:szCs w:val="16"/>
@@ -654,7 +654,7 @@
             </w:pPr>
             <w:r>
               <w:rPr>
-                <w:rFonts w:ascii="Avenir Next" w:cs="Avenir Next" w:eastAsia="Avenir Next" w:hAnsi="Avenir Next"/>
+                <w:rFonts w:ascii="Helvetica" w:cs="Helvetica" w:eastAsia="Helvetica" w:hAnsi="Helvetica"/>
                 <w:color w:val="1A1A1A"/>
                 <w:sz w:val="16"/>
                 <w:szCs w:val="16"/>
@@ -685,7 +685,7 @@
             </w:pPr>
             <w:r>
               <w:rPr>
-                <w:rFonts w:ascii="Avenir Next" w:cs="Avenir Next" w:eastAsia="Avenir Next" w:hAnsi="Avenir Next"/>
+                <w:rFonts w:ascii="Helvetica" w:cs="Helvetica" w:eastAsia="Helvetica" w:hAnsi="Helvetica"/>
                 <w:color w:val="1A1A1A"/>
                 <w:sz w:val="16"/>
                 <w:szCs w:val="16"/>
@@ -716,7 +716,7 @@
             </w:pPr>
             <w:r>
               <w:rPr>
-                <w:rFonts w:ascii="Avenir Next" w:cs="Avenir Next" w:eastAsia="Avenir Next" w:hAnsi="Avenir Next"/>
+                <w:rFonts w:ascii="Helvetica" w:cs="Helvetica" w:eastAsia="Helvetica" w:hAnsi="Helvetica"/>
                 <w:color w:val="1A1A1A"/>
                 <w:sz w:val="16"/>
                 <w:szCs w:val="16"/>
@@ -752,7 +752,7 @@
             </w:pPr>
             <w:r>
               <w:rPr>
-                <w:rFonts w:ascii="Avenir Next" w:cs="Avenir Next" w:eastAsia="Avenir Next" w:hAnsi="Avenir Next"/>
+                <w:rFonts w:ascii="Helvetica" w:cs="Helvetica" w:eastAsia="Helvetica" w:hAnsi="Helvetica"/>
                 <w:color w:val="1A1A1A"/>
                 <w:sz w:val="16"/>
                 <w:szCs w:val="16"/>
@@ -783,7 +783,7 @@
             </w:pPr>
             <w:r>
               <w:rPr>
-                <w:rFonts w:ascii="Avenir Next" w:cs="Avenir Next" w:eastAsia="Avenir Next" w:hAnsi="Avenir Next"/>
+                <w:rFonts w:ascii="Helvetica" w:cs="Helvetica" w:eastAsia="Helvetica" w:hAnsi="Helvetica"/>
                 <w:color w:val="1A1A1A"/>
                 <w:sz w:val="16"/>
                 <w:szCs w:val="16"/>
@@ -814,7 +814,7 @@
             </w:pPr>
             <w:r>
               <w:rPr>
-                <w:rFonts w:ascii="Avenir Next" w:cs="Avenir Next" w:eastAsia="Avenir Next" w:hAnsi="Avenir Next"/>
+                <w:rFonts w:ascii="Helvetica" w:cs="Helvetica" w:eastAsia="Helvetica" w:hAnsi="Helvetica"/>
                 <w:color w:val="1A1A1A"/>
                 <w:sz w:val="16"/>
                 <w:szCs w:val="16"/>
@@ -850,7 +850,7 @@
             </w:pPr>
             <w:r>
               <w:rPr>
-                <w:rFonts w:ascii="Avenir Next" w:cs="Avenir Next" w:eastAsia="Avenir Next" w:hAnsi="Avenir Next"/>
+                <w:rFonts w:ascii="Helvetica" w:cs="Helvetica" w:eastAsia="Helvetica" w:hAnsi="Helvetica"/>
                 <w:color w:val="1A1A1A"/>
                 <w:sz w:val="16"/>
                 <w:szCs w:val="16"/>
@@ -881,7 +881,7 @@
             </w:pPr>
             <w:r>
               <w:rPr>
-                <w:rFonts w:ascii="Avenir Next" w:cs="Avenir Next" w:eastAsia="Avenir Next" w:hAnsi="Avenir Next"/>
+                <w:rFonts w:ascii="Helvetica" w:cs="Helvetica" w:eastAsia="Helvetica" w:hAnsi="Helvetica"/>
                 <w:color w:val="1A1A1A"/>
                 <w:sz w:val="16"/>
                 <w:szCs w:val="16"/>
@@ -912,7 +912,7 @@
             </w:pPr>
             <w:r>
               <w:rPr>
-                <w:rFonts w:ascii="Avenir Next" w:cs="Avenir Next" w:eastAsia="Avenir Next" w:hAnsi="Avenir Next"/>
+                <w:rFonts w:ascii="Helvetica" w:cs="Helvetica" w:eastAsia="Helvetica" w:hAnsi="Helvetica"/>
                 <w:color w:val="1A1A1A"/>
                 <w:sz w:val="16"/>
                 <w:szCs w:val="16"/>
@@ -948,7 +948,7 @@
             </w:pPr>
             <w:r>
               <w:rPr>
-                <w:rFonts w:ascii="Avenir Next" w:cs="Avenir Next" w:eastAsia="Avenir Next" w:hAnsi="Avenir Next"/>
+                <w:rFonts w:ascii="Helvetica" w:cs="Helvetica" w:eastAsia="Helvetica" w:hAnsi="Helvetica"/>
                 <w:color w:val="1A1A1A"/>
                 <w:sz w:val="16"/>
                 <w:szCs w:val="16"/>
@@ -979,7 +979,7 @@
             </w:pPr>
             <w:r>
               <w:rPr>
-                <w:rFonts w:ascii="Avenir Next" w:cs="Avenir Next" w:eastAsia="Avenir Next" w:hAnsi="Avenir Next"/>
+                <w:rFonts w:ascii="Helvetica" w:cs="Helvetica" w:eastAsia="Helvetica" w:hAnsi="Helvetica"/>
                 <w:color w:val="1A1A1A"/>
                 <w:sz w:val="16"/>
                 <w:szCs w:val="16"/>
@@ -1010,7 +1010,7 @@
             </w:pPr>
             <w:r>
               <w:rPr>
-                <w:rFonts w:ascii="Avenir Next" w:cs="Avenir Next" w:eastAsia="Avenir Next" w:hAnsi="Avenir Next"/>
+                <w:rFonts w:ascii="Helvetica" w:cs="Helvetica" w:eastAsia="Helvetica" w:hAnsi="Helvetica"/>
                 <w:color w:val="1A1A1A"/>
                 <w:sz w:val="16"/>
                 <w:szCs w:val="16"/>
@@ -1046,7 +1046,7 @@
             </w:pPr>
             <w:r>
               <w:rPr>
-                <w:rFonts w:ascii="Avenir Next" w:cs="Avenir Next" w:eastAsia="Avenir Next" w:hAnsi="Avenir Next"/>
+                <w:rFonts w:ascii="Helvetica" w:cs="Helvetica" w:eastAsia="Helvetica" w:hAnsi="Helvetica"/>
                 <w:color w:val="1A1A1A"/>
                 <w:sz w:val="16"/>
                 <w:szCs w:val="16"/>
@@ -1077,7 +1077,7 @@
             </w:pPr>
             <w:r>
               <w:rPr>
-                <w:rFonts w:ascii="Avenir Next" w:cs="Avenir Next" w:eastAsia="Avenir Next" w:hAnsi="Avenir Next"/>
+                <w:rFonts w:ascii="Helvetica" w:cs="Helvetica" w:eastAsia="Helvetica" w:hAnsi="Helvetica"/>
                 <w:color w:val="1A1A1A"/>
                 <w:sz w:val="16"/>
                 <w:szCs w:val="16"/>
@@ -1108,7 +1108,7 @@
             </w:pPr>
             <w:r>
               <w:rPr>
-                <w:rFonts w:ascii="Avenir Next" w:cs="Avenir Next" w:eastAsia="Avenir Next" w:hAnsi="Avenir Next"/>
+                <w:rFonts w:ascii="Helvetica" w:cs="Helvetica" w:eastAsia="Helvetica" w:hAnsi="Helvetica"/>
                 <w:color w:val="1A1A1A"/>
                 <w:sz w:val="16"/>
                 <w:szCs w:val="16"/>
@@ -1144,7 +1144,7 @@
             </w:pPr>
             <w:r>
               <w:rPr>
-                <w:rFonts w:ascii="Avenir Next" w:cs="Avenir Next" w:eastAsia="Avenir Next" w:hAnsi="Avenir Next"/>
+                <w:rFonts w:ascii="Helvetica" w:cs="Helvetica" w:eastAsia="Helvetica" w:hAnsi="Helvetica"/>
                 <w:color w:val="1A1A1A"/>
                 <w:sz w:val="16"/>
                 <w:szCs w:val="16"/>
@@ -1175,7 +1175,7 @@
             </w:pPr>
             <w:r>
               <w:rPr>
-                <w:rFonts w:ascii="Avenir Next" w:cs="Avenir Next" w:eastAsia="Avenir Next" w:hAnsi="Avenir Next"/>
+                <w:rFonts w:ascii="Helvetica" w:cs="Helvetica" w:eastAsia="Helvetica" w:hAnsi="Helvetica"/>
                 <w:color w:val="1A1A1A"/>
                 <w:sz w:val="16"/>
                 <w:szCs w:val="16"/>
@@ -1206,7 +1206,7 @@
             </w:pPr>
             <w:r>
               <w:rPr>
-                <w:rFonts w:ascii="Avenir Next" w:cs="Avenir Next" w:eastAsia="Avenir Next" w:hAnsi="Avenir Next"/>
+                <w:rFonts w:ascii="Helvetica" w:cs="Helvetica" w:eastAsia="Helvetica" w:hAnsi="Helvetica"/>
                 <w:color w:val="1A1A1A"/>
                 <w:sz w:val="16"/>
                 <w:szCs w:val="16"/>
@@ -1228,7 +1228,7 @@
       </w:pPr>
       <w:r>
         <w:rPr>
-          <w:rFonts w:ascii="Georgia" w:cs="Georgia" w:eastAsia="Georgia" w:hAnsi="Georgia"/>
+          <w:rFonts w:ascii="Helvetica" w:cs="Helvetica" w:eastAsia="Helvetica" w:hAnsi="Helvetica"/>
           <w:color w:val="1A1A1A"/>
           <w:sz w:val="20"/>
           <w:szCs w:val="20"/>
@@ -1288,7 +1288,7 @@
             </w:pPr>
             <w:r>
               <w:rPr>
-                <w:rFonts w:ascii="Avenir Next" w:cs="Avenir Next" w:eastAsia="Avenir Next" w:hAnsi="Avenir Next"/>
+                <w:rFonts w:ascii="Helvetica" w:cs="Helvetica" w:eastAsia="Helvetica" w:hAnsi="Helvetica"/>
                 <w:b/>
                 <w:bCs/>
                 <w:color w:val="333333"/>
@@ -1321,7 +1321,7 @@
             </w:pPr>
             <w:r>
               <w:rPr>
-                <w:rFonts w:ascii="Avenir Next" w:cs="Avenir Next" w:eastAsia="Avenir Next" w:hAnsi="Avenir Next"/>
+                <w:rFonts w:ascii="Helvetica" w:cs="Helvetica" w:eastAsia="Helvetica" w:hAnsi="Helvetica"/>
                 <w:b/>
                 <w:bCs/>
                 <w:color w:val="333333"/>
@@ -1359,7 +1359,7 @@
             </w:pPr>
             <w:r>
               <w:rPr>
-                <w:rFonts w:ascii="Avenir Next" w:cs="Avenir Next" w:eastAsia="Avenir Next" w:hAnsi="Avenir Next"/>
+                <w:rFonts w:ascii="Helvetica" w:cs="Helvetica" w:eastAsia="Helvetica" w:hAnsi="Helvetica"/>
                 <w:color w:val="1A1A1A"/>
                 <w:sz w:val="16"/>
                 <w:szCs w:val="16"/>
@@ -1390,7 +1390,7 @@
             </w:pPr>
             <w:r>
               <w:rPr>
-                <w:rFonts w:ascii="Avenir Next" w:cs="Avenir Next" w:eastAsia="Avenir Next" w:hAnsi="Avenir Next"/>
+                <w:rFonts w:ascii="Helvetica" w:cs="Helvetica" w:eastAsia="Helvetica" w:hAnsi="Helvetica"/>
                 <w:color w:val="1A1A1A"/>
                 <w:sz w:val="16"/>
                 <w:szCs w:val="16"/>
@@ -1426,7 +1426,7 @@
             </w:pPr>
             <w:r>
               <w:rPr>
-                <w:rFonts w:ascii="Avenir Next" w:cs="Avenir Next" w:eastAsia="Avenir Next" w:hAnsi="Avenir Next"/>
+                <w:rFonts w:ascii="Helvetica" w:cs="Helvetica" w:eastAsia="Helvetica" w:hAnsi="Helvetica"/>
                 <w:color w:val="1A1A1A"/>
                 <w:sz w:val="16"/>
                 <w:szCs w:val="16"/>
@@ -1457,7 +1457,7 @@
             </w:pPr>
             <w:r>
               <w:rPr>
-                <w:rFonts w:ascii="Avenir Next" w:cs="Avenir Next" w:eastAsia="Avenir Next" w:hAnsi="Avenir Next"/>
+                <w:rFonts w:ascii="Helvetica" w:cs="Helvetica" w:eastAsia="Helvetica" w:hAnsi="Helvetica"/>
                 <w:color w:val="1A1A1A"/>
                 <w:sz w:val="16"/>
                 <w:szCs w:val="16"/>
@@ -1493,7 +1493,7 @@
             </w:pPr>
             <w:r>
               <w:rPr>
-                <w:rFonts w:ascii="Avenir Next" w:cs="Avenir Next" w:eastAsia="Avenir Next" w:hAnsi="Avenir Next"/>
+                <w:rFonts w:ascii="Helvetica" w:cs="Helvetica" w:eastAsia="Helvetica" w:hAnsi="Helvetica"/>
                 <w:color w:val="1A1A1A"/>
                 <w:sz w:val="16"/>
                 <w:szCs w:val="16"/>
@@ -1524,7 +1524,7 @@
             </w:pPr>
             <w:r>
               <w:rPr>
-                <w:rFonts w:ascii="Avenir Next" w:cs="Avenir Next" w:eastAsia="Avenir Next" w:hAnsi="Avenir Next"/>
+                <w:rFonts w:ascii="Helvetica" w:cs="Helvetica" w:eastAsia="Helvetica" w:hAnsi="Helvetica"/>
                 <w:color w:val="1A1A1A"/>
                 <w:sz w:val="16"/>
                 <w:szCs w:val="16"/>
@@ -1560,7 +1560,7 @@
             </w:pPr>
             <w:r>
               <w:rPr>
-                <w:rFonts w:ascii="Avenir Next" w:cs="Avenir Next" w:eastAsia="Avenir Next" w:hAnsi="Avenir Next"/>
+                <w:rFonts w:ascii="Helvetica" w:cs="Helvetica" w:eastAsia="Helvetica" w:hAnsi="Helvetica"/>
                 <w:color w:val="1A1A1A"/>
                 <w:sz w:val="16"/>
                 <w:szCs w:val="16"/>
@@ -1591,7 +1591,7 @@
             </w:pPr>
             <w:r>
               <w:rPr>
-                <w:rFonts w:ascii="Avenir Next" w:cs="Avenir Next" w:eastAsia="Avenir Next" w:hAnsi="Avenir Next"/>
+                <w:rFonts w:ascii="Helvetica" w:cs="Helvetica" w:eastAsia="Helvetica" w:hAnsi="Helvetica"/>
                 <w:color w:val="1A1A1A"/>
                 <w:sz w:val="16"/>
                 <w:szCs w:val="16"/>
@@ -1627,7 +1627,7 @@
             </w:pPr>
             <w:r>
               <w:rPr>
-                <w:rFonts w:ascii="Avenir Next" w:cs="Avenir Next" w:eastAsia="Avenir Next" w:hAnsi="Avenir Next"/>
+                <w:rFonts w:ascii="Helvetica" w:cs="Helvetica" w:eastAsia="Helvetica" w:hAnsi="Helvetica"/>
                 <w:color w:val="1A1A1A"/>
                 <w:sz w:val="16"/>
                 <w:szCs w:val="16"/>
@@ -1658,7 +1658,7 @@
             </w:pPr>
             <w:r>
               <w:rPr>
-                <w:rFonts w:ascii="Avenir Next" w:cs="Avenir Next" w:eastAsia="Avenir Next" w:hAnsi="Avenir Next"/>
+                <w:rFonts w:ascii="Helvetica" w:cs="Helvetica" w:eastAsia="Helvetica" w:hAnsi="Helvetica"/>
                 <w:color w:val="1A1A1A"/>
                 <w:sz w:val="16"/>
                 <w:szCs w:val="16"/>
@@ -1694,7 +1694,7 @@
             </w:pPr>
             <w:r>
               <w:rPr>
-                <w:rFonts w:ascii="Avenir Next" w:cs="Avenir Next" w:eastAsia="Avenir Next" w:hAnsi="Avenir Next"/>
+                <w:rFonts w:ascii="Helvetica" w:cs="Helvetica" w:eastAsia="Helvetica" w:hAnsi="Helvetica"/>
                 <w:color w:val="1A1A1A"/>
                 <w:sz w:val="16"/>
                 <w:szCs w:val="16"/>
@@ -1725,7 +1725,7 @@
             </w:pPr>
             <w:r>
               <w:rPr>
-                <w:rFonts w:ascii="Avenir Next" w:cs="Avenir Next" w:eastAsia="Avenir Next" w:hAnsi="Avenir Next"/>
+                <w:rFonts w:ascii="Helvetica" w:cs="Helvetica" w:eastAsia="Helvetica" w:hAnsi="Helvetica"/>
                 <w:color w:val="1A1A1A"/>
                 <w:sz w:val="16"/>
                 <w:szCs w:val="16"/>
@@ -1761,7 +1761,7 @@
             </w:pPr>
             <w:r>
               <w:rPr>
-                <w:rFonts w:ascii="Avenir Next" w:cs="Avenir Next" w:eastAsia="Avenir Next" w:hAnsi="Avenir Next"/>
+                <w:rFonts w:ascii="Helvetica" w:cs="Helvetica" w:eastAsia="Helvetica" w:hAnsi="Helvetica"/>
                 <w:color w:val="1A1A1A"/>
                 <w:sz w:val="16"/>
                 <w:szCs w:val="16"/>
@@ -1792,7 +1792,7 @@
             </w:pPr>
             <w:r>
               <w:rPr>
-                <w:rFonts w:ascii="Avenir Next" w:cs="Avenir Next" w:eastAsia="Avenir Next" w:hAnsi="Avenir Next"/>
+                <w:rFonts w:ascii="Helvetica" w:cs="Helvetica" w:eastAsia="Helvetica" w:hAnsi="Helvetica"/>
                 <w:color w:val="1A1A1A"/>
                 <w:sz w:val="16"/>
                 <w:szCs w:val="16"/>
@@ -1828,7 +1828,7 @@
             </w:pPr>
             <w:r>
               <w:rPr>
-                <w:rFonts w:ascii="Avenir Next" w:cs="Avenir Next" w:eastAsia="Avenir Next" w:hAnsi="Avenir Next"/>
+                <w:rFonts w:ascii="Helvetica" w:cs="Helvetica" w:eastAsia="Helvetica" w:hAnsi="Helvetica"/>
                 <w:color w:val="1A1A1A"/>
                 <w:sz w:val="16"/>
                 <w:szCs w:val="16"/>
@@ -1859,7 +1859,7 @@
             </w:pPr>
             <w:r>
               <w:rPr>
-                <w:rFonts w:ascii="Avenir Next" w:cs="Avenir Next" w:eastAsia="Avenir Next" w:hAnsi="Avenir Next"/>
+                <w:rFonts w:ascii="Helvetica" w:cs="Helvetica" w:eastAsia="Helvetica" w:hAnsi="Helvetica"/>
                 <w:color w:val="1A1A1A"/>
                 <w:sz w:val="16"/>
                 <w:szCs w:val="16"/>
@@ -1895,7 +1895,7 @@
             </w:pPr>
             <w:r>
               <w:rPr>
-                <w:rFonts w:ascii="Avenir Next" w:cs="Avenir Next" w:eastAsia="Avenir Next" w:hAnsi="Avenir Next"/>
+                <w:rFonts w:ascii="Helvetica" w:cs="Helvetica" w:eastAsia="Helvetica" w:hAnsi="Helvetica"/>
                 <w:color w:val="1A1A1A"/>
                 <w:sz w:val="16"/>
                 <w:szCs w:val="16"/>
@@ -1926,7 +1926,7 @@
             </w:pPr>
             <w:r>
               <w:rPr>
-                <w:rFonts w:ascii="Avenir Next" w:cs="Avenir Next" w:eastAsia="Avenir Next" w:hAnsi="Avenir Next"/>
+                <w:rFonts w:ascii="Helvetica" w:cs="Helvetica" w:eastAsia="Helvetica" w:hAnsi="Helvetica"/>
                 <w:color w:val="1A1A1A"/>
                 <w:sz w:val="16"/>
                 <w:szCs w:val="16"/>
@@ -1962,7 +1962,7 @@
             </w:pPr>
             <w:r>
               <w:rPr>
-                <w:rFonts w:ascii="Avenir Next" w:cs="Avenir Next" w:eastAsia="Avenir Next" w:hAnsi="Avenir Next"/>
+                <w:rFonts w:ascii="Helvetica" w:cs="Helvetica" w:eastAsia="Helvetica" w:hAnsi="Helvetica"/>
                 <w:color w:val="1A1A1A"/>
                 <w:sz w:val="16"/>
                 <w:szCs w:val="16"/>
@@ -1993,7 +1993,7 @@
             </w:pPr>
             <w:r>
               <w:rPr>
-                <w:rFonts w:ascii="Avenir Next" w:cs="Avenir Next" w:eastAsia="Avenir Next" w:hAnsi="Avenir Next"/>
+                <w:rFonts w:ascii="Helvetica" w:cs="Helvetica" w:eastAsia="Helvetica" w:hAnsi="Helvetica"/>
                 <w:color w:val="1A1A1A"/>
                 <w:sz w:val="16"/>
                 <w:szCs w:val="16"/>
@@ -2029,7 +2029,7 @@
             </w:pPr>
             <w:r>
               <w:rPr>
-                <w:rFonts w:ascii="Avenir Next" w:cs="Avenir Next" w:eastAsia="Avenir Next" w:hAnsi="Avenir Next"/>
+                <w:rFonts w:ascii="Helvetica" w:cs="Helvetica" w:eastAsia="Helvetica" w:hAnsi="Helvetica"/>
                 <w:color w:val="1A1A1A"/>
                 <w:sz w:val="16"/>
                 <w:szCs w:val="16"/>
@@ -2060,7 +2060,7 @@
             </w:pPr>
             <w:r>
               <w:rPr>
-                <w:rFonts w:ascii="Avenir Next" w:cs="Avenir Next" w:eastAsia="Avenir Next" w:hAnsi="Avenir Next"/>
+                <w:rFonts w:ascii="Helvetica" w:cs="Helvetica" w:eastAsia="Helvetica" w:hAnsi="Helvetica"/>
                 <w:color w:val="1A1A1A"/>
                 <w:sz w:val="16"/>
                 <w:szCs w:val="16"/>
@@ -2096,7 +2096,7 @@
             </w:pPr>
             <w:r>
               <w:rPr>
-                <w:rFonts w:ascii="Avenir Next" w:cs="Avenir Next" w:eastAsia="Avenir Next" w:hAnsi="Avenir Next"/>
+                <w:rFonts w:ascii="Helvetica" w:cs="Helvetica" w:eastAsia="Helvetica" w:hAnsi="Helvetica"/>
                 <w:color w:val="1A1A1A"/>
                 <w:sz w:val="16"/>
                 <w:szCs w:val="16"/>
@@ -2127,7 +2127,7 @@
             </w:pPr>
             <w:r>
               <w:rPr>
-                <w:rFonts w:ascii="Avenir Next" w:cs="Avenir Next" w:eastAsia="Avenir Next" w:hAnsi="Avenir Next"/>
+                <w:rFonts w:ascii="Helvetica" w:cs="Helvetica" w:eastAsia="Helvetica" w:hAnsi="Helvetica"/>
                 <w:color w:val="1A1A1A"/>
                 <w:sz w:val="16"/>
                 <w:szCs w:val="16"/>
@@ -2163,7 +2163,7 @@
             </w:pPr>
             <w:r>
               <w:rPr>
-                <w:rFonts w:ascii="Avenir Next" w:cs="Avenir Next" w:eastAsia="Avenir Next" w:hAnsi="Avenir Next"/>
+                <w:rFonts w:ascii="Helvetica" w:cs="Helvetica" w:eastAsia="Helvetica" w:hAnsi="Helvetica"/>
                 <w:color w:val="1A1A1A"/>
                 <w:sz w:val="16"/>
                 <w:szCs w:val="16"/>
@@ -2194,7 +2194,7 @@
             </w:pPr>
             <w:r>
               <w:rPr>
-                <w:rFonts w:ascii="Avenir Next" w:cs="Avenir Next" w:eastAsia="Avenir Next" w:hAnsi="Avenir Next"/>
+                <w:rFonts w:ascii="Helvetica" w:cs="Helvetica" w:eastAsia="Helvetica" w:hAnsi="Helvetica"/>
                 <w:color w:val="1A1A1A"/>
                 <w:sz w:val="16"/>
                 <w:szCs w:val="16"/>
@@ -2234,7 +2234,7 @@
       </w:pPr>
       <w:r>
         <w:rPr>
-          <w:rFonts w:ascii="Georgia" w:cs="Georgia" w:eastAsia="Georgia" w:hAnsi="Georgia"/>
+          <w:rFonts w:ascii="Helvetica" w:cs="Helvetica" w:eastAsia="Helvetica" w:hAnsi="Helvetica"/>
           <w:color w:val="1A1A1A"/>
           <w:sz w:val="20"/>
           <w:szCs w:val="20"/>
@@ -2249,7 +2249,7 @@
       </w:r>
       <w:r>
         <w:rPr>
-          <w:rFonts w:ascii="Georgia" w:cs="Georgia" w:eastAsia="Georgia" w:hAnsi="Georgia"/>
+          <w:rFonts w:ascii="Helvetica" w:cs="Helvetica" w:eastAsia="Helvetica" w:hAnsi="Helvetica"/>
           <w:color w:val="1A1A1A"/>
           <w:sz w:val="20"/>
           <w:szCs w:val="20"/>
@@ -2264,7 +2264,7 @@
       </w:r>
       <w:r>
         <w:rPr>
-          <w:rFonts w:ascii="Georgia" w:cs="Georgia" w:eastAsia="Georgia" w:hAnsi="Georgia"/>
+          <w:rFonts w:ascii="Helvetica" w:cs="Helvetica" w:eastAsia="Helvetica" w:hAnsi="Helvetica"/>
           <w:color w:val="1A1A1A"/>
           <w:sz w:val="20"/>
           <w:szCs w:val="20"/>
@@ -2325,7 +2325,7 @@
             </w:pPr>
             <w:r>
               <w:rPr>
-                <w:rFonts w:ascii="Avenir Next" w:cs="Avenir Next" w:eastAsia="Avenir Next" w:hAnsi="Avenir Next"/>
+                <w:rFonts w:ascii="Helvetica" w:cs="Helvetica" w:eastAsia="Helvetica" w:hAnsi="Helvetica"/>
                 <w:b/>
                 <w:bCs/>
                 <w:color w:val="333333"/>
@@ -2358,7 +2358,7 @@
             </w:pPr>
             <w:r>
               <w:rPr>
-                <w:rFonts w:ascii="Avenir Next" w:cs="Avenir Next" w:eastAsia="Avenir Next" w:hAnsi="Avenir Next"/>
+                <w:rFonts w:ascii="Helvetica" w:cs="Helvetica" w:eastAsia="Helvetica" w:hAnsi="Helvetica"/>
                 <w:b/>
                 <w:bCs/>
                 <w:color w:val="333333"/>
@@ -2391,7 +2391,7 @@
             </w:pPr>
             <w:r>
               <w:rPr>
-                <w:rFonts w:ascii="Avenir Next" w:cs="Avenir Next" w:eastAsia="Avenir Next" w:hAnsi="Avenir Next"/>
+                <w:rFonts w:ascii="Helvetica" w:cs="Helvetica" w:eastAsia="Helvetica" w:hAnsi="Helvetica"/>
                 <w:b/>
                 <w:bCs/>
                 <w:color w:val="333333"/>
@@ -2429,7 +2429,7 @@
             </w:pPr>
             <w:r>
               <w:rPr>
-                <w:rFonts w:ascii="Avenir Next" w:cs="Avenir Next" w:eastAsia="Avenir Next" w:hAnsi="Avenir Next"/>
+                <w:rFonts w:ascii="Helvetica" w:cs="Helvetica" w:eastAsia="Helvetica" w:hAnsi="Helvetica"/>
                 <w:color w:val="1A1A1A"/>
                 <w:sz w:val="16"/>
                 <w:szCs w:val="16"/>
@@ -2460,7 +2460,7 @@
             </w:pPr>
             <w:r>
               <w:rPr>
-                <w:rFonts w:ascii="Avenir Next" w:cs="Avenir Next" w:eastAsia="Avenir Next" w:hAnsi="Avenir Next"/>
+                <w:rFonts w:ascii="Helvetica" w:cs="Helvetica" w:eastAsia="Helvetica" w:hAnsi="Helvetica"/>
                 <w:color w:val="1A1A1A"/>
                 <w:sz w:val="16"/>
                 <w:szCs w:val="16"/>
@@ -2491,7 +2491,7 @@
             </w:pPr>
             <w:r>
               <w:rPr>
-                <w:rFonts w:ascii="Avenir Next" w:cs="Avenir Next" w:eastAsia="Avenir Next" w:hAnsi="Avenir Next"/>
+                <w:rFonts w:ascii="Helvetica" w:cs="Helvetica" w:eastAsia="Helvetica" w:hAnsi="Helvetica"/>
                 <w:color w:val="1A1A1A"/>
                 <w:sz w:val="16"/>
                 <w:szCs w:val="16"/>
@@ -2527,7 +2527,7 @@
             </w:pPr>
             <w:r>
               <w:rPr>
-                <w:rFonts w:ascii="Avenir Next" w:cs="Avenir Next" w:eastAsia="Avenir Next" w:hAnsi="Avenir Next"/>
+                <w:rFonts w:ascii="Helvetica" w:cs="Helvetica" w:eastAsia="Helvetica" w:hAnsi="Helvetica"/>
                 <w:color w:val="1A1A1A"/>
                 <w:sz w:val="16"/>
                 <w:szCs w:val="16"/>
@@ -2558,7 +2558,7 @@
             </w:pPr>
             <w:r>
               <w:rPr>
-                <w:rFonts w:ascii="Avenir Next" w:cs="Avenir Next" w:eastAsia="Avenir Next" w:hAnsi="Avenir Next"/>
+                <w:rFonts w:ascii="Helvetica" w:cs="Helvetica" w:eastAsia="Helvetica" w:hAnsi="Helvetica"/>
                 <w:color w:val="1A1A1A"/>
                 <w:sz w:val="16"/>
                 <w:szCs w:val="16"/>
@@ -2589,7 +2589,7 @@
             </w:pPr>
             <w:r>
               <w:rPr>
-                <w:rFonts w:ascii="Avenir Next" w:cs="Avenir Next" w:eastAsia="Avenir Next" w:hAnsi="Avenir Next"/>
+                <w:rFonts w:ascii="Helvetica" w:cs="Helvetica" w:eastAsia="Helvetica" w:hAnsi="Helvetica"/>
                 <w:color w:val="1A1A1A"/>
                 <w:sz w:val="16"/>
                 <w:szCs w:val="16"/>
@@ -2625,7 +2625,7 @@
             </w:pPr>
             <w:r>
               <w:rPr>
-                <w:rFonts w:ascii="Avenir Next" w:cs="Avenir Next" w:eastAsia="Avenir Next" w:hAnsi="Avenir Next"/>
+                <w:rFonts w:ascii="Helvetica" w:cs="Helvetica" w:eastAsia="Helvetica" w:hAnsi="Helvetica"/>
                 <w:color w:val="1A1A1A"/>
                 <w:sz w:val="16"/>
                 <w:szCs w:val="16"/>
@@ -2656,7 +2656,7 @@
             </w:pPr>
             <w:r>
               <w:rPr>
-                <w:rFonts w:ascii="Avenir Next" w:cs="Avenir Next" w:eastAsia="Avenir Next" w:hAnsi="Avenir Next"/>
+                <w:rFonts w:ascii="Helvetica" w:cs="Helvetica" w:eastAsia="Helvetica" w:hAnsi="Helvetica"/>
                 <w:color w:val="1A1A1A"/>
                 <w:sz w:val="16"/>
                 <w:szCs w:val="16"/>
@@ -2687,7 +2687,7 @@
             </w:pPr>
             <w:r>
               <w:rPr>
-                <w:rFonts w:ascii="Avenir Next" w:cs="Avenir Next" w:eastAsia="Avenir Next" w:hAnsi="Avenir Next"/>
+                <w:rFonts w:ascii="Helvetica" w:cs="Helvetica" w:eastAsia="Helvetica" w:hAnsi="Helvetica"/>
                 <w:color w:val="1A1A1A"/>
                 <w:sz w:val="16"/>
                 <w:szCs w:val="16"/>
@@ -2723,7 +2723,7 @@
             </w:pPr>
             <w:r>
               <w:rPr>
-                <w:rFonts w:ascii="Avenir Next" w:cs="Avenir Next" w:eastAsia="Avenir Next" w:hAnsi="Avenir Next"/>
+                <w:rFonts w:ascii="Helvetica" w:cs="Helvetica" w:eastAsia="Helvetica" w:hAnsi="Helvetica"/>
                 <w:color w:val="1A1A1A"/>
                 <w:sz w:val="16"/>
                 <w:szCs w:val="16"/>
@@ -2754,7 +2754,7 @@
             </w:pPr>
             <w:r>
               <w:rPr>
-                <w:rFonts w:ascii="Avenir Next" w:cs="Avenir Next" w:eastAsia="Avenir Next" w:hAnsi="Avenir Next"/>
+                <w:rFonts w:ascii="Helvetica" w:cs="Helvetica" w:eastAsia="Helvetica" w:hAnsi="Helvetica"/>
                 <w:color w:val="1A1A1A"/>
                 <w:sz w:val="16"/>
                 <w:szCs w:val="16"/>
@@ -2785,7 +2785,7 @@
             </w:pPr>
             <w:r>
               <w:rPr>
-                <w:rFonts w:ascii="Avenir Next" w:cs="Avenir Next" w:eastAsia="Avenir Next" w:hAnsi="Avenir Next"/>
+                <w:rFonts w:ascii="Helvetica" w:cs="Helvetica" w:eastAsia="Helvetica" w:hAnsi="Helvetica"/>
                 <w:color w:val="1A1A1A"/>
                 <w:sz w:val="16"/>
                 <w:szCs w:val="16"/>
@@ -2821,7 +2821,7 @@
             </w:pPr>
             <w:r>
               <w:rPr>
-                <w:rFonts w:ascii="Avenir Next" w:cs="Avenir Next" w:eastAsia="Avenir Next" w:hAnsi="Avenir Next"/>
+                <w:rFonts w:ascii="Helvetica" w:cs="Helvetica" w:eastAsia="Helvetica" w:hAnsi="Helvetica"/>
                 <w:color w:val="1A1A1A"/>
                 <w:sz w:val="16"/>
                 <w:szCs w:val="16"/>
@@ -2852,7 +2852,7 @@
             </w:pPr>
             <w:r>
               <w:rPr>
-                <w:rFonts w:ascii="Avenir Next" w:cs="Avenir Next" w:eastAsia="Avenir Next" w:hAnsi="Avenir Next"/>
+                <w:rFonts w:ascii="Helvetica" w:cs="Helvetica" w:eastAsia="Helvetica" w:hAnsi="Helvetica"/>
                 <w:color w:val="1A1A1A"/>
                 <w:sz w:val="16"/>
                 <w:szCs w:val="16"/>
@@ -2883,7 +2883,7 @@
             </w:pPr>
             <w:r>
               <w:rPr>
-                <w:rFonts w:ascii="Avenir Next" w:cs="Avenir Next" w:eastAsia="Avenir Next" w:hAnsi="Avenir Next"/>
+                <w:rFonts w:ascii="Helvetica" w:cs="Helvetica" w:eastAsia="Helvetica" w:hAnsi="Helvetica"/>
                 <w:color w:val="1A1A1A"/>
                 <w:sz w:val="16"/>
                 <w:szCs w:val="16"/>
@@ -2905,7 +2905,7 @@
       </w:pPr>
       <w:r>
         <w:rPr>
-          <w:rFonts w:ascii="Georgia" w:cs="Georgia" w:eastAsia="Georgia" w:hAnsi="Georgia"/>
+          <w:rFonts w:ascii="Helvetica" w:cs="Helvetica" w:eastAsia="Helvetica" w:hAnsi="Helvetica"/>
           <w:color w:val="1A1A1A"/>
           <w:sz w:val="20"/>
           <w:szCs w:val="20"/>
@@ -2920,7 +2920,7 @@
       </w:r>
       <w:r>
         <w:rPr>
-          <w:rFonts w:ascii="Georgia" w:cs="Georgia" w:eastAsia="Georgia" w:hAnsi="Georgia"/>
+          <w:rFonts w:ascii="Helvetica" w:cs="Helvetica" w:eastAsia="Helvetica" w:hAnsi="Helvetica"/>
           <w:color w:val="1A1A1A"/>
           <w:sz w:val="20"/>
           <w:szCs w:val="20"/>
@@ -2943,7 +2943,7 @@
       </w:pPr>
       <w:r>
         <w:rPr>
-          <w:rFonts w:ascii="Georgia" w:cs="Georgia" w:eastAsia="Georgia" w:hAnsi="Georgia"/>
+          <w:rFonts w:ascii="Helvetica" w:cs="Helvetica" w:eastAsia="Helvetica" w:hAnsi="Helvetica"/>
           <w:color w:val="1A1A1A"/>
           <w:sz w:val="20"/>
           <w:szCs w:val="20"/>
@@ -2958,7 +2958,7 @@
       </w:r>
       <w:r>
         <w:rPr>
-          <w:rFonts w:ascii="Georgia" w:cs="Georgia" w:eastAsia="Georgia" w:hAnsi="Georgia"/>
+          <w:rFonts w:ascii="Helvetica" w:cs="Helvetica" w:eastAsia="Helvetica" w:hAnsi="Helvetica"/>
           <w:color w:val="1A1A1A"/>
           <w:sz w:val="20"/>
           <w:szCs w:val="20"/>
@@ -2972,7 +2972,7 @@
       </w:pPr>
       <w:r>
         <w:rPr>
-          <w:rFonts w:ascii="Georgia" w:cs="Georgia" w:eastAsia="Georgia" w:hAnsi="Georgia"/>
+          <w:rFonts w:ascii="Helvetica" w:cs="Helvetica" w:eastAsia="Helvetica" w:hAnsi="Helvetica"/>
           <w:color w:val="1A1A1A"/>
           <w:sz w:val="20"/>
           <w:szCs w:val="20"/>
@@ -2981,7 +2981,7 @@
       </w:r>
       <w:r>
         <w:rPr>
-          <w:rFonts w:ascii="Georgia" w:cs="Georgia" w:eastAsia="Georgia" w:hAnsi="Georgia"/>
+          <w:rFonts w:ascii="Helvetica" w:cs="Helvetica" w:eastAsia="Helvetica" w:hAnsi="Helvetica"/>
           <w:b/>
           <w:bCs/>
           <w:color w:val="1A1A1A"/>
@@ -3006,7 +3006,7 @@
       </w:pPr>
       <w:r>
         <w:rPr>
-          <w:rFonts w:ascii="Georgia" w:cs="Georgia" w:eastAsia="Georgia" w:hAnsi="Georgia"/>
+          <w:rFonts w:ascii="Helvetica" w:cs="Helvetica" w:eastAsia="Helvetica" w:hAnsi="Helvetica"/>
           <w:color w:val="1A1A1A"/>
           <w:sz w:val="20"/>
           <w:szCs w:val="20"/>
@@ -3021,7 +3021,7 @@
       </w:r>
       <w:r>
         <w:rPr>
-          <w:rFonts w:ascii="Georgia" w:cs="Georgia" w:eastAsia="Georgia" w:hAnsi="Georgia"/>
+          <w:rFonts w:ascii="Helvetica" w:cs="Helvetica" w:eastAsia="Helvetica" w:hAnsi="Helvetica"/>
           <w:color w:val="1A1A1A"/>
           <w:sz w:val="20"/>
           <w:szCs w:val="20"/>
@@ -3044,7 +3044,7 @@
       </w:pPr>
       <w:r>
         <w:rPr>
-          <w:rFonts w:ascii="Georgia" w:cs="Georgia" w:eastAsia="Georgia" w:hAnsi="Georgia"/>
+          <w:rFonts w:ascii="Helvetica" w:cs="Helvetica" w:eastAsia="Helvetica" w:hAnsi="Helvetica"/>
           <w:color w:val="1A1A1A"/>
           <w:sz w:val="20"/>
           <w:szCs w:val="20"/>
@@ -3059,7 +3059,7 @@
       </w:r>
       <w:r>
         <w:rPr>
-          <w:rFonts w:ascii="Georgia" w:cs="Georgia" w:eastAsia="Georgia" w:hAnsi="Georgia"/>
+          <w:rFonts w:ascii="Helvetica" w:cs="Helvetica" w:eastAsia="Helvetica" w:hAnsi="Helvetica"/>
           <w:color w:val="1A1A1A"/>
           <w:sz w:val="20"/>
           <w:szCs w:val="20"/>
@@ -3111,7 +3111,7 @@
             </w:pPr>
             <w:r>
               <w:rPr>
-                <w:rFonts w:ascii="Avenir Next" w:cs="Avenir Next" w:eastAsia="Avenir Next" w:hAnsi="Avenir Next"/>
+                <w:rFonts w:ascii="Helvetica" w:cs="Helvetica" w:eastAsia="Helvetica" w:hAnsi="Helvetica"/>
                 <w:b/>
                 <w:bCs/>
                 <w:color w:val="333333"/>
@@ -3144,7 +3144,7 @@
             </w:pPr>
             <w:r>
               <w:rPr>
-                <w:rFonts w:ascii="Avenir Next" w:cs="Avenir Next" w:eastAsia="Avenir Next" w:hAnsi="Avenir Next"/>
+                <w:rFonts w:ascii="Helvetica" w:cs="Helvetica" w:eastAsia="Helvetica" w:hAnsi="Helvetica"/>
                 <w:b/>
                 <w:bCs/>
                 <w:color w:val="333333"/>
@@ -3177,7 +3177,7 @@
             </w:pPr>
             <w:r>
               <w:rPr>
-                <w:rFonts w:ascii="Avenir Next" w:cs="Avenir Next" w:eastAsia="Avenir Next" w:hAnsi="Avenir Next"/>
+                <w:rFonts w:ascii="Helvetica" w:cs="Helvetica" w:eastAsia="Helvetica" w:hAnsi="Helvetica"/>
                 <w:b/>
                 <w:bCs/>
                 <w:color w:val="333333"/>
@@ -3215,7 +3215,7 @@
             </w:pPr>
             <w:r>
               <w:rPr>
-                <w:rFonts w:ascii="Avenir Next" w:cs="Avenir Next" w:eastAsia="Avenir Next" w:hAnsi="Avenir Next"/>
+                <w:rFonts w:ascii="Helvetica" w:cs="Helvetica" w:eastAsia="Helvetica" w:hAnsi="Helvetica"/>
                 <w:color w:val="1A1A1A"/>
                 <w:sz w:val="16"/>
                 <w:szCs w:val="16"/>
@@ -3246,7 +3246,7 @@
             </w:pPr>
             <w:r>
               <w:rPr>
-                <w:rFonts w:ascii="Avenir Next" w:cs="Avenir Next" w:eastAsia="Avenir Next" w:hAnsi="Avenir Next"/>
+                <w:rFonts w:ascii="Helvetica" w:cs="Helvetica" w:eastAsia="Helvetica" w:hAnsi="Helvetica"/>
                 <w:color w:val="1A1A1A"/>
                 <w:sz w:val="16"/>
                 <w:szCs w:val="16"/>
@@ -3277,7 +3277,7 @@
             </w:pPr>
             <w:r>
               <w:rPr>
-                <w:rFonts w:ascii="Avenir Next" w:cs="Avenir Next" w:eastAsia="Avenir Next" w:hAnsi="Avenir Next"/>
+                <w:rFonts w:ascii="Helvetica" w:cs="Helvetica" w:eastAsia="Helvetica" w:hAnsi="Helvetica"/>
                 <w:color w:val="1A1A1A"/>
                 <w:sz w:val="16"/>
                 <w:szCs w:val="16"/>
@@ -3313,7 +3313,7 @@
             </w:pPr>
             <w:r>
               <w:rPr>
-                <w:rFonts w:ascii="Avenir Next" w:cs="Avenir Next" w:eastAsia="Avenir Next" w:hAnsi="Avenir Next"/>
+                <w:rFonts w:ascii="Helvetica" w:cs="Helvetica" w:eastAsia="Helvetica" w:hAnsi="Helvetica"/>
                 <w:color w:val="1A1A1A"/>
                 <w:sz w:val="16"/>
                 <w:szCs w:val="16"/>
@@ -3344,7 +3344,7 @@
             </w:pPr>
             <w:r>
               <w:rPr>
-                <w:rFonts w:ascii="Avenir Next" w:cs="Avenir Next" w:eastAsia="Avenir Next" w:hAnsi="Avenir Next"/>
+                <w:rFonts w:ascii="Helvetica" w:cs="Helvetica" w:eastAsia="Helvetica" w:hAnsi="Helvetica"/>
                 <w:color w:val="1A1A1A"/>
                 <w:sz w:val="16"/>
                 <w:szCs w:val="16"/>
@@ -3375,7 +3375,7 @@
             </w:pPr>
             <w:r>
               <w:rPr>
-                <w:rFonts w:ascii="Avenir Next" w:cs="Avenir Next" w:eastAsia="Avenir Next" w:hAnsi="Avenir Next"/>
+                <w:rFonts w:ascii="Helvetica" w:cs="Helvetica" w:eastAsia="Helvetica" w:hAnsi="Helvetica"/>
                 <w:color w:val="1A1A1A"/>
                 <w:sz w:val="16"/>
                 <w:szCs w:val="16"/>
@@ -3411,7 +3411,7 @@
             </w:pPr>
             <w:r>
               <w:rPr>
-                <w:rFonts w:ascii="Avenir Next" w:cs="Avenir Next" w:eastAsia="Avenir Next" w:hAnsi="Avenir Next"/>
+                <w:rFonts w:ascii="Helvetica" w:cs="Helvetica" w:eastAsia="Helvetica" w:hAnsi="Helvetica"/>
                 <w:color w:val="1A1A1A"/>
                 <w:sz w:val="16"/>
                 <w:szCs w:val="16"/>
@@ -3442,7 +3442,7 @@
             </w:pPr>
             <w:r>
               <w:rPr>
-                <w:rFonts w:ascii="Avenir Next" w:cs="Avenir Next" w:eastAsia="Avenir Next" w:hAnsi="Avenir Next"/>
+                <w:rFonts w:ascii="Helvetica" w:cs="Helvetica" w:eastAsia="Helvetica" w:hAnsi="Helvetica"/>
                 <w:color w:val="1A1A1A"/>
                 <w:sz w:val="16"/>
                 <w:szCs w:val="16"/>
@@ -3473,7 +3473,7 @@
             </w:pPr>
             <w:r>
               <w:rPr>
-                <w:rFonts w:ascii="Avenir Next" w:cs="Avenir Next" w:eastAsia="Avenir Next" w:hAnsi="Avenir Next"/>
+                <w:rFonts w:ascii="Helvetica" w:cs="Helvetica" w:eastAsia="Helvetica" w:hAnsi="Helvetica"/>
                 <w:color w:val="1A1A1A"/>
                 <w:sz w:val="16"/>
                 <w:szCs w:val="16"/>
@@ -3509,7 +3509,7 @@
             </w:pPr>
             <w:r>
               <w:rPr>
-                <w:rFonts w:ascii="Avenir Next" w:cs="Avenir Next" w:eastAsia="Avenir Next" w:hAnsi="Avenir Next"/>
+                <w:rFonts w:ascii="Helvetica" w:cs="Helvetica" w:eastAsia="Helvetica" w:hAnsi="Helvetica"/>
                 <w:color w:val="1A1A1A"/>
                 <w:sz w:val="16"/>
                 <w:szCs w:val="16"/>
@@ -3540,7 +3540,7 @@
             </w:pPr>
             <w:r>
               <w:rPr>
-                <w:rFonts w:ascii="Avenir Next" w:cs="Avenir Next" w:eastAsia="Avenir Next" w:hAnsi="Avenir Next"/>
+                <w:rFonts w:ascii="Helvetica" w:cs="Helvetica" w:eastAsia="Helvetica" w:hAnsi="Helvetica"/>
                 <w:color w:val="1A1A1A"/>
                 <w:sz w:val="16"/>
                 <w:szCs w:val="16"/>
@@ -3571,7 +3571,7 @@
             </w:pPr>
             <w:r>
               <w:rPr>
-                <w:rFonts w:ascii="Avenir Next" w:cs="Avenir Next" w:eastAsia="Avenir Next" w:hAnsi="Avenir Next"/>
+                <w:rFonts w:ascii="Helvetica" w:cs="Helvetica" w:eastAsia="Helvetica" w:hAnsi="Helvetica"/>
                 <w:color w:val="1A1A1A"/>
                 <w:sz w:val="16"/>
                 <w:szCs w:val="16"/>
@@ -3607,7 +3607,7 @@
             </w:pPr>
             <w:r>
               <w:rPr>
-                <w:rFonts w:ascii="Avenir Next" w:cs="Avenir Next" w:eastAsia="Avenir Next" w:hAnsi="Avenir Next"/>
+                <w:rFonts w:ascii="Helvetica" w:cs="Helvetica" w:eastAsia="Helvetica" w:hAnsi="Helvetica"/>
                 <w:color w:val="1A1A1A"/>
                 <w:sz w:val="16"/>
                 <w:szCs w:val="16"/>
@@ -3638,7 +3638,7 @@
             </w:pPr>
             <w:r>
               <w:rPr>
-                <w:rFonts w:ascii="Avenir Next" w:cs="Avenir Next" w:eastAsia="Avenir Next" w:hAnsi="Avenir Next"/>
+                <w:rFonts w:ascii="Helvetica" w:cs="Helvetica" w:eastAsia="Helvetica" w:hAnsi="Helvetica"/>
                 <w:color w:val="1A1A1A"/>
                 <w:sz w:val="16"/>
                 <w:szCs w:val="16"/>
@@ -3669,7 +3669,7 @@
             </w:pPr>
             <w:r>
               <w:rPr>
-                <w:rFonts w:ascii="Avenir Next" w:cs="Avenir Next" w:eastAsia="Avenir Next" w:hAnsi="Avenir Next"/>
+                <w:rFonts w:ascii="Helvetica" w:cs="Helvetica" w:eastAsia="Helvetica" w:hAnsi="Helvetica"/>
                 <w:color w:val="1A1A1A"/>
                 <w:sz w:val="16"/>
                 <w:szCs w:val="16"/>
@@ -3705,7 +3705,7 @@
             </w:pPr>
             <w:r>
               <w:rPr>
-                <w:rFonts w:ascii="Avenir Next" w:cs="Avenir Next" w:eastAsia="Avenir Next" w:hAnsi="Avenir Next"/>
+                <w:rFonts w:ascii="Helvetica" w:cs="Helvetica" w:eastAsia="Helvetica" w:hAnsi="Helvetica"/>
                 <w:color w:val="1A1A1A"/>
                 <w:sz w:val="16"/>
                 <w:szCs w:val="16"/>
@@ -3736,7 +3736,7 @@
             </w:pPr>
             <w:r>
               <w:rPr>
-                <w:rFonts w:ascii="Avenir Next" w:cs="Avenir Next" w:eastAsia="Avenir Next" w:hAnsi="Avenir Next"/>
+                <w:rFonts w:ascii="Helvetica" w:cs="Helvetica" w:eastAsia="Helvetica" w:hAnsi="Helvetica"/>
                 <w:color w:val="1A1A1A"/>
                 <w:sz w:val="16"/>
                 <w:szCs w:val="16"/>
@@ -3767,7 +3767,7 @@
             </w:pPr>
             <w:r>
               <w:rPr>
-                <w:rFonts w:ascii="Avenir Next" w:cs="Avenir Next" w:eastAsia="Avenir Next" w:hAnsi="Avenir Next"/>
+                <w:rFonts w:ascii="Helvetica" w:cs="Helvetica" w:eastAsia="Helvetica" w:hAnsi="Helvetica"/>
                 <w:color w:val="1A1A1A"/>
                 <w:sz w:val="16"/>
                 <w:szCs w:val="16"/>
@@ -3803,7 +3803,7 @@
             </w:pPr>
             <w:r>
               <w:rPr>
-                <w:rFonts w:ascii="Avenir Next" w:cs="Avenir Next" w:eastAsia="Avenir Next" w:hAnsi="Avenir Next"/>
+                <w:rFonts w:ascii="Helvetica" w:cs="Helvetica" w:eastAsia="Helvetica" w:hAnsi="Helvetica"/>
                 <w:color w:val="1A1A1A"/>
                 <w:sz w:val="16"/>
                 <w:szCs w:val="16"/>
@@ -3834,7 +3834,7 @@
             </w:pPr>
             <w:r>
               <w:rPr>
-                <w:rFonts w:ascii="Avenir Next" w:cs="Avenir Next" w:eastAsia="Avenir Next" w:hAnsi="Avenir Next"/>
+                <w:rFonts w:ascii="Helvetica" w:cs="Helvetica" w:eastAsia="Helvetica" w:hAnsi="Helvetica"/>
                 <w:color w:val="1A1A1A"/>
                 <w:sz w:val="16"/>
                 <w:szCs w:val="16"/>
@@ -3865,7 +3865,7 @@
             </w:pPr>
             <w:r>
               <w:rPr>
-                <w:rFonts w:ascii="Avenir Next" w:cs="Avenir Next" w:eastAsia="Avenir Next" w:hAnsi="Avenir Next"/>
+                <w:rFonts w:ascii="Helvetica" w:cs="Helvetica" w:eastAsia="Helvetica" w:hAnsi="Helvetica"/>
                 <w:color w:val="1A1A1A"/>
                 <w:sz w:val="16"/>
                 <w:szCs w:val="16"/>
@@ -3901,7 +3901,7 @@
             </w:pPr>
             <w:r>
               <w:rPr>
-                <w:rFonts w:ascii="Avenir Next" w:cs="Avenir Next" w:eastAsia="Avenir Next" w:hAnsi="Avenir Next"/>
+                <w:rFonts w:ascii="Helvetica" w:cs="Helvetica" w:eastAsia="Helvetica" w:hAnsi="Helvetica"/>
                 <w:color w:val="1A1A1A"/>
                 <w:sz w:val="16"/>
                 <w:szCs w:val="16"/>
@@ -3932,7 +3932,7 @@
             </w:pPr>
             <w:r>
               <w:rPr>
-                <w:rFonts w:ascii="Avenir Next" w:cs="Avenir Next" w:eastAsia="Avenir Next" w:hAnsi="Avenir Next"/>
+                <w:rFonts w:ascii="Helvetica" w:cs="Helvetica" w:eastAsia="Helvetica" w:hAnsi="Helvetica"/>
                 <w:color w:val="1A1A1A"/>
                 <w:sz w:val="16"/>
                 <w:szCs w:val="16"/>
@@ -3963,7 +3963,7 @@
             </w:pPr>
             <w:r>
               <w:rPr>
-                <w:rFonts w:ascii="Avenir Next" w:cs="Avenir Next" w:eastAsia="Avenir Next" w:hAnsi="Avenir Next"/>
+                <w:rFonts w:ascii="Helvetica" w:cs="Helvetica" w:eastAsia="Helvetica" w:hAnsi="Helvetica"/>
                 <w:color w:val="1A1A1A"/>
                 <w:sz w:val="16"/>
                 <w:szCs w:val="16"/>
@@ -3999,7 +3999,7 @@
             </w:pPr>
             <w:r>
               <w:rPr>
-                <w:rFonts w:ascii="Avenir Next" w:cs="Avenir Next" w:eastAsia="Avenir Next" w:hAnsi="Avenir Next"/>
+                <w:rFonts w:ascii="Helvetica" w:cs="Helvetica" w:eastAsia="Helvetica" w:hAnsi="Helvetica"/>
                 <w:color w:val="1A1A1A"/>
                 <w:sz w:val="16"/>
                 <w:szCs w:val="16"/>
@@ -4030,7 +4030,7 @@
             </w:pPr>
             <w:r>
               <w:rPr>
-                <w:rFonts w:ascii="Avenir Next" w:cs="Avenir Next" w:eastAsia="Avenir Next" w:hAnsi="Avenir Next"/>
+                <w:rFonts w:ascii="Helvetica" w:cs="Helvetica" w:eastAsia="Helvetica" w:hAnsi="Helvetica"/>
                 <w:color w:val="1A1A1A"/>
                 <w:sz w:val="16"/>
                 <w:szCs w:val="16"/>
@@ -4061,7 +4061,7 @@
             </w:pPr>
             <w:r>
               <w:rPr>
-                <w:rFonts w:ascii="Avenir Next" w:cs="Avenir Next" w:eastAsia="Avenir Next" w:hAnsi="Avenir Next"/>
+                <w:rFonts w:ascii="Helvetica" w:cs="Helvetica" w:eastAsia="Helvetica" w:hAnsi="Helvetica"/>
                 <w:color w:val="1A1A1A"/>
                 <w:sz w:val="16"/>
                 <w:szCs w:val="16"/>
@@ -4083,7 +4083,7 @@
       </w:pPr>
       <w:r>
         <w:rPr>
-          <w:rFonts w:ascii="Georgia" w:cs="Georgia" w:eastAsia="Georgia" w:hAnsi="Georgia"/>
+          <w:rFonts w:ascii="Helvetica" w:cs="Helvetica" w:eastAsia="Helvetica" w:hAnsi="Helvetica"/>
           <w:color w:val="1A1A1A"/>
           <w:sz w:val="20"/>
           <w:szCs w:val="20"/>
@@ -4106,7 +4106,7 @@
       </w:pPr>
       <w:r>
         <w:rPr>
-          <w:rFonts w:ascii="Georgia" w:cs="Georgia" w:eastAsia="Georgia" w:hAnsi="Georgia"/>
+          <w:rFonts w:ascii="Helvetica" w:cs="Helvetica" w:eastAsia="Helvetica" w:hAnsi="Helvetica"/>
           <w:color w:val="1A1A1A"/>
           <w:sz w:val="20"/>
           <w:szCs w:val="20"/>
@@ -4165,7 +4165,7 @@
             </w:pPr>
             <w:r>
               <w:rPr>
-                <w:rFonts w:ascii="Avenir Next" w:cs="Avenir Next" w:eastAsia="Avenir Next" w:hAnsi="Avenir Next"/>
+                <w:rFonts w:ascii="Helvetica" w:cs="Helvetica" w:eastAsia="Helvetica" w:hAnsi="Helvetica"/>
                 <w:b/>
                 <w:bCs/>
                 <w:color w:val="333333"/>
@@ -4198,7 +4198,7 @@
             </w:pPr>
             <w:r>
               <w:rPr>
-                <w:rFonts w:ascii="Avenir Next" w:cs="Avenir Next" w:eastAsia="Avenir Next" w:hAnsi="Avenir Next"/>
+                <w:rFonts w:ascii="Helvetica" w:cs="Helvetica" w:eastAsia="Helvetica" w:hAnsi="Helvetica"/>
                 <w:b/>
                 <w:bCs/>
                 <w:color w:val="333333"/>
@@ -4231,7 +4231,7 @@
             </w:pPr>
             <w:r>
               <w:rPr>
-                <w:rFonts w:ascii="Avenir Next" w:cs="Avenir Next" w:eastAsia="Avenir Next" w:hAnsi="Avenir Next"/>
+                <w:rFonts w:ascii="Helvetica" w:cs="Helvetica" w:eastAsia="Helvetica" w:hAnsi="Helvetica"/>
                 <w:b/>
                 <w:bCs/>
                 <w:color w:val="333333"/>
@@ -4264,7 +4264,7 @@
             </w:pPr>
             <w:r>
               <w:rPr>
-                <w:rFonts w:ascii="Avenir Next" w:cs="Avenir Next" w:eastAsia="Avenir Next" w:hAnsi="Avenir Next"/>
+                <w:rFonts w:ascii="Helvetica" w:cs="Helvetica" w:eastAsia="Helvetica" w:hAnsi="Helvetica"/>
                 <w:b/>
                 <w:bCs/>
                 <w:color w:val="333333"/>
@@ -4302,7 +4302,7 @@
             </w:pPr>
             <w:r>
               <w:rPr>
-                <w:rFonts w:ascii="Avenir Next" w:cs="Avenir Next" w:eastAsia="Avenir Next" w:hAnsi="Avenir Next"/>
+                <w:rFonts w:ascii="Helvetica" w:cs="Helvetica" w:eastAsia="Helvetica" w:hAnsi="Helvetica"/>
                 <w:color w:val="1A1A1A"/>
                 <w:sz w:val="16"/>
                 <w:szCs w:val="16"/>
@@ -4333,7 +4333,7 @@
             </w:pPr>
             <w:r>
               <w:rPr>
-                <w:rFonts w:ascii="Avenir Next" w:cs="Avenir Next" w:eastAsia="Avenir Next" w:hAnsi="Avenir Next"/>
+                <w:rFonts w:ascii="Helvetica" w:cs="Helvetica" w:eastAsia="Helvetica" w:hAnsi="Helvetica"/>
                 <w:color w:val="1A1A1A"/>
                 <w:sz w:val="16"/>
                 <w:szCs w:val="16"/>
@@ -4364,7 +4364,7 @@
             </w:pPr>
             <w:r>
               <w:rPr>
-                <w:rFonts w:ascii="Avenir Next" w:cs="Avenir Next" w:eastAsia="Avenir Next" w:hAnsi="Avenir Next"/>
+                <w:rFonts w:ascii="Helvetica" w:cs="Helvetica" w:eastAsia="Helvetica" w:hAnsi="Helvetica"/>
                 <w:color w:val="1A1A1A"/>
                 <w:sz w:val="16"/>
                 <w:szCs w:val="16"/>
@@ -4395,7 +4395,7 @@
             </w:pPr>
             <w:r>
               <w:rPr>
-                <w:rFonts w:ascii="Avenir Next" w:cs="Avenir Next" w:eastAsia="Avenir Next" w:hAnsi="Avenir Next"/>
+                <w:rFonts w:ascii="Helvetica" w:cs="Helvetica" w:eastAsia="Helvetica" w:hAnsi="Helvetica"/>
                 <w:color w:val="1A1A1A"/>
                 <w:sz w:val="16"/>
                 <w:szCs w:val="16"/>
@@ -4431,7 +4431,7 @@
             </w:pPr>
             <w:r>
               <w:rPr>
-                <w:rFonts w:ascii="Avenir Next" w:cs="Avenir Next" w:eastAsia="Avenir Next" w:hAnsi="Avenir Next"/>
+                <w:rFonts w:ascii="Helvetica" w:cs="Helvetica" w:eastAsia="Helvetica" w:hAnsi="Helvetica"/>
                 <w:color w:val="1A1A1A"/>
                 <w:sz w:val="16"/>
                 <w:szCs w:val="16"/>
@@ -4462,7 +4462,7 @@
             </w:pPr>
             <w:r>
               <w:rPr>
-                <w:rFonts w:ascii="Avenir Next" w:cs="Avenir Next" w:eastAsia="Avenir Next" w:hAnsi="Avenir Next"/>
+                <w:rFonts w:ascii="Helvetica" w:cs="Helvetica" w:eastAsia="Helvetica" w:hAnsi="Helvetica"/>
                 <w:color w:val="1A1A1A"/>
                 <w:sz w:val="16"/>
                 <w:szCs w:val="16"/>
@@ -4493,7 +4493,7 @@
             </w:pPr>
             <w:r>
               <w:rPr>
-                <w:rFonts w:ascii="Avenir Next" w:cs="Avenir Next" w:eastAsia="Avenir Next" w:hAnsi="Avenir Next"/>
+                <w:rFonts w:ascii="Helvetica" w:cs="Helvetica" w:eastAsia="Helvetica" w:hAnsi="Helvetica"/>
                 <w:color w:val="1A1A1A"/>
                 <w:sz w:val="16"/>
                 <w:szCs w:val="16"/>
@@ -4524,7 +4524,7 @@
             </w:pPr>
             <w:r>
               <w:rPr>
-                <w:rFonts w:ascii="Avenir Next" w:cs="Avenir Next" w:eastAsia="Avenir Next" w:hAnsi="Avenir Next"/>
+                <w:rFonts w:ascii="Helvetica" w:cs="Helvetica" w:eastAsia="Helvetica" w:hAnsi="Helvetica"/>
                 <w:color w:val="1A1A1A"/>
                 <w:sz w:val="16"/>
                 <w:szCs w:val="16"/>
@@ -4560,7 +4560,7 @@
             </w:pPr>
             <w:r>
               <w:rPr>
-                <w:rFonts w:ascii="Avenir Next" w:cs="Avenir Next" w:eastAsia="Avenir Next" w:hAnsi="Avenir Next"/>
+                <w:rFonts w:ascii="Helvetica" w:cs="Helvetica" w:eastAsia="Helvetica" w:hAnsi="Helvetica"/>
                 <w:color w:val="1A1A1A"/>
                 <w:sz w:val="16"/>
                 <w:szCs w:val="16"/>
@@ -4591,7 +4591,7 @@
             </w:pPr>
             <w:r>
               <w:rPr>
-                <w:rFonts w:ascii="Avenir Next" w:cs="Avenir Next" w:eastAsia="Avenir Next" w:hAnsi="Avenir Next"/>
+                <w:rFonts w:ascii="Helvetica" w:cs="Helvetica" w:eastAsia="Helvetica" w:hAnsi="Helvetica"/>
                 <w:color w:val="1A1A1A"/>
                 <w:sz w:val="16"/>
                 <w:szCs w:val="16"/>
@@ -4622,7 +4622,7 @@
             </w:pPr>
             <w:r>
               <w:rPr>
-                <w:rFonts w:ascii="Avenir Next" w:cs="Avenir Next" w:eastAsia="Avenir Next" w:hAnsi="Avenir Next"/>
+                <w:rFonts w:ascii="Helvetica" w:cs="Helvetica" w:eastAsia="Helvetica" w:hAnsi="Helvetica"/>
                 <w:color w:val="1A1A1A"/>
                 <w:sz w:val="16"/>
                 <w:szCs w:val="16"/>
@@ -4653,7 +4653,7 @@
             </w:pPr>
             <w:r>
               <w:rPr>
-                <w:rFonts w:ascii="Avenir Next" w:cs="Avenir Next" w:eastAsia="Avenir Next" w:hAnsi="Avenir Next"/>
+                <w:rFonts w:ascii="Helvetica" w:cs="Helvetica" w:eastAsia="Helvetica" w:hAnsi="Helvetica"/>
                 <w:color w:val="1A1A1A"/>
                 <w:sz w:val="16"/>
                 <w:szCs w:val="16"/>
@@ -4689,7 +4689,7 @@
             </w:pPr>
             <w:r>
               <w:rPr>
-                <w:rFonts w:ascii="Avenir Next" w:cs="Avenir Next" w:eastAsia="Avenir Next" w:hAnsi="Avenir Next"/>
+                <w:rFonts w:ascii="Helvetica" w:cs="Helvetica" w:eastAsia="Helvetica" w:hAnsi="Helvetica"/>
                 <w:color w:val="1A1A1A"/>
                 <w:sz w:val="16"/>
                 <w:szCs w:val="16"/>
@@ -4720,7 +4720,7 @@
             </w:pPr>
             <w:r>
               <w:rPr>
-                <w:rFonts w:ascii="Avenir Next" w:cs="Avenir Next" w:eastAsia="Avenir Next" w:hAnsi="Avenir Next"/>
+                <w:rFonts w:ascii="Helvetica" w:cs="Helvetica" w:eastAsia="Helvetica" w:hAnsi="Helvetica"/>
                 <w:color w:val="1A1A1A"/>
                 <w:sz w:val="16"/>
                 <w:szCs w:val="16"/>
@@ -4751,7 +4751,7 @@
             </w:pPr>
             <w:r>
               <w:rPr>
-                <w:rFonts w:ascii="Avenir Next" w:cs="Avenir Next" w:eastAsia="Avenir Next" w:hAnsi="Avenir Next"/>
+                <w:rFonts w:ascii="Helvetica" w:cs="Helvetica" w:eastAsia="Helvetica" w:hAnsi="Helvetica"/>
                 <w:color w:val="1A1A1A"/>
                 <w:sz w:val="16"/>
                 <w:szCs w:val="16"/>
@@ -4782,7 +4782,7 @@
             </w:pPr>
             <w:r>
               <w:rPr>
-                <w:rFonts w:ascii="Avenir Next" w:cs="Avenir Next" w:eastAsia="Avenir Next" w:hAnsi="Avenir Next"/>
+                <w:rFonts w:ascii="Helvetica" w:cs="Helvetica" w:eastAsia="Helvetica" w:hAnsi="Helvetica"/>
                 <w:color w:val="1A1A1A"/>
                 <w:sz w:val="16"/>
                 <w:szCs w:val="16"/>
@@ -4818,7 +4818,7 @@
             </w:pPr>
             <w:r>
               <w:rPr>
-                <w:rFonts w:ascii="Avenir Next" w:cs="Avenir Next" w:eastAsia="Avenir Next" w:hAnsi="Avenir Next"/>
+                <w:rFonts w:ascii="Helvetica" w:cs="Helvetica" w:eastAsia="Helvetica" w:hAnsi="Helvetica"/>
                 <w:color w:val="1A1A1A"/>
                 <w:sz w:val="16"/>
                 <w:szCs w:val="16"/>
@@ -4849,7 +4849,7 @@
             </w:pPr>
             <w:r>
               <w:rPr>
-                <w:rFonts w:ascii="Avenir Next" w:cs="Avenir Next" w:eastAsia="Avenir Next" w:hAnsi="Avenir Next"/>
+                <w:rFonts w:ascii="Helvetica" w:cs="Helvetica" w:eastAsia="Helvetica" w:hAnsi="Helvetica"/>
                 <w:color w:val="1A1A1A"/>
                 <w:sz w:val="16"/>
                 <w:szCs w:val="16"/>
@@ -4880,7 +4880,7 @@
             </w:pPr>
             <w:r>
               <w:rPr>
-                <w:rFonts w:ascii="Avenir Next" w:cs="Avenir Next" w:eastAsia="Avenir Next" w:hAnsi="Avenir Next"/>
+                <w:rFonts w:ascii="Helvetica" w:cs="Helvetica" w:eastAsia="Helvetica" w:hAnsi="Helvetica"/>
                 <w:color w:val="1A1A1A"/>
                 <w:sz w:val="16"/>
                 <w:szCs w:val="16"/>
@@ -4911,7 +4911,7 @@
             </w:pPr>
             <w:r>
               <w:rPr>
-                <w:rFonts w:ascii="Avenir Next" w:cs="Avenir Next" w:eastAsia="Avenir Next" w:hAnsi="Avenir Next"/>
+                <w:rFonts w:ascii="Helvetica" w:cs="Helvetica" w:eastAsia="Helvetica" w:hAnsi="Helvetica"/>
                 <w:color w:val="1A1A1A"/>
                 <w:sz w:val="16"/>
                 <w:szCs w:val="16"/>
@@ -4947,7 +4947,7 @@
             </w:pPr>
             <w:r>
               <w:rPr>
-                <w:rFonts w:ascii="Avenir Next" w:cs="Avenir Next" w:eastAsia="Avenir Next" w:hAnsi="Avenir Next"/>
+                <w:rFonts w:ascii="Helvetica" w:cs="Helvetica" w:eastAsia="Helvetica" w:hAnsi="Helvetica"/>
                 <w:b/>
                 <w:bCs/>
                 <w:color w:val="1A1A1A"/>
@@ -4980,7 +4980,7 @@
             </w:pPr>
             <w:r>
               <w:rPr>
-                <w:rFonts w:ascii="Avenir Next" w:cs="Avenir Next" w:eastAsia="Avenir Next" w:hAnsi="Avenir Next"/>
+                <w:rFonts w:ascii="Helvetica" w:cs="Helvetica" w:eastAsia="Helvetica" w:hAnsi="Helvetica"/>
                 <w:b/>
                 <w:bCs/>
                 <w:color w:val="1A1A1A"/>
@@ -5013,7 +5013,7 @@
             </w:pPr>
             <w:r>
               <w:rPr>
-                <w:rFonts w:ascii="Avenir Next" w:cs="Avenir Next" w:eastAsia="Avenir Next" w:hAnsi="Avenir Next"/>
+                <w:rFonts w:ascii="Helvetica" w:cs="Helvetica" w:eastAsia="Helvetica" w:hAnsi="Helvetica"/>
                 <w:b/>
                 <w:bCs/>
                 <w:color w:val="1A1A1A"/>
@@ -5046,7 +5046,7 @@
             </w:pPr>
             <w:r>
               <w:rPr>
-                <w:rFonts w:ascii="Avenir Next" w:cs="Avenir Next" w:eastAsia="Avenir Next" w:hAnsi="Avenir Next"/>
+                <w:rFonts w:ascii="Helvetica" w:cs="Helvetica" w:eastAsia="Helvetica" w:hAnsi="Helvetica"/>
                 <w:b/>
                 <w:bCs/>
                 <w:color w:val="1A1A1A"/>
@@ -5084,7 +5084,7 @@
             </w:pPr>
             <w:r>
               <w:rPr>
-                <w:rFonts w:ascii="Avenir Next" w:cs="Avenir Next" w:eastAsia="Avenir Next" w:hAnsi="Avenir Next"/>
+                <w:rFonts w:ascii="Helvetica" w:cs="Helvetica" w:eastAsia="Helvetica" w:hAnsi="Helvetica"/>
                 <w:b/>
                 <w:bCs/>
                 <w:color w:val="1A1A1A"/>
@@ -5117,7 +5117,7 @@
             </w:pPr>
             <w:r>
               <w:rPr>
-                <w:rFonts w:ascii="Avenir Next" w:cs="Avenir Next" w:eastAsia="Avenir Next" w:hAnsi="Avenir Next"/>
+                <w:rFonts w:ascii="Helvetica" w:cs="Helvetica" w:eastAsia="Helvetica" w:hAnsi="Helvetica"/>
                 <w:b/>
                 <w:bCs/>
                 <w:color w:val="1A1A1A"/>
@@ -5150,7 +5150,7 @@
             </w:pPr>
             <w:r>
               <w:rPr>
-                <w:rFonts w:ascii="Avenir Next" w:cs="Avenir Next" w:eastAsia="Avenir Next" w:hAnsi="Avenir Next"/>
+                <w:rFonts w:ascii="Helvetica" w:cs="Helvetica" w:eastAsia="Helvetica" w:hAnsi="Helvetica"/>
                 <w:b/>
                 <w:bCs/>
                 <w:color w:val="1A1A1A"/>
@@ -5183,7 +5183,7 @@
             </w:pPr>
             <w:r>
               <w:rPr>
-                <w:rFonts w:ascii="Avenir Next" w:cs="Avenir Next" w:eastAsia="Avenir Next" w:hAnsi="Avenir Next"/>
+                <w:rFonts w:ascii="Helvetica" w:cs="Helvetica" w:eastAsia="Helvetica" w:hAnsi="Helvetica"/>
                 <w:b/>
                 <w:bCs/>
                 <w:color w:val="1A1A1A"/>
@@ -5221,7 +5221,7 @@
             </w:pPr>
             <w:r>
               <w:rPr>
-                <w:rFonts w:ascii="Avenir Next" w:cs="Avenir Next" w:eastAsia="Avenir Next" w:hAnsi="Avenir Next"/>
+                <w:rFonts w:ascii="Helvetica" w:cs="Helvetica" w:eastAsia="Helvetica" w:hAnsi="Helvetica"/>
                 <w:color w:val="1A1A1A"/>
                 <w:sz w:val="16"/>
                 <w:szCs w:val="16"/>
@@ -5252,7 +5252,7 @@
             </w:pPr>
             <w:r>
               <w:rPr>
-                <w:rFonts w:ascii="Avenir Next" w:cs="Avenir Next" w:eastAsia="Avenir Next" w:hAnsi="Avenir Next"/>
+                <w:rFonts w:ascii="Helvetica" w:cs="Helvetica" w:eastAsia="Helvetica" w:hAnsi="Helvetica"/>
                 <w:color w:val="1A1A1A"/>
                 <w:sz w:val="16"/>
                 <w:szCs w:val="16"/>
@@ -5283,7 +5283,7 @@
             </w:pPr>
             <w:r>
               <w:rPr>
-                <w:rFonts w:ascii="Avenir Next" w:cs="Avenir Next" w:eastAsia="Avenir Next" w:hAnsi="Avenir Next"/>
+                <w:rFonts w:ascii="Helvetica" w:cs="Helvetica" w:eastAsia="Helvetica" w:hAnsi="Helvetica"/>
                 <w:color w:val="1A1A1A"/>
                 <w:sz w:val="16"/>
                 <w:szCs w:val="16"/>
@@ -5314,7 +5314,7 @@
             </w:pPr>
             <w:r>
               <w:rPr>
-                <w:rFonts w:ascii="Avenir Next" w:cs="Avenir Next" w:eastAsia="Avenir Next" w:hAnsi="Avenir Next"/>
+                <w:rFonts w:ascii="Helvetica" w:cs="Helvetica" w:eastAsia="Helvetica" w:hAnsi="Helvetica"/>
                 <w:color w:val="1A1A1A"/>
                 <w:sz w:val="16"/>
                 <w:szCs w:val="16"/>
@@ -5336,7 +5336,7 @@
       </w:pPr>
       <w:r>
         <w:rPr>
-          <w:rFonts w:ascii="Georgia" w:cs="Georgia" w:eastAsia="Georgia" w:hAnsi="Georgia"/>
+          <w:rFonts w:ascii="Helvetica" w:cs="Helvetica" w:eastAsia="Helvetica" w:hAnsi="Helvetica"/>
           <w:color w:val="1A1A1A"/>
           <w:sz w:val="20"/>
           <w:szCs w:val="20"/>
@@ -5350,7 +5350,7 @@
       </w:pPr>
       <w:r>
         <w:rPr>
-          <w:rFonts w:ascii="Georgia" w:cs="Georgia" w:eastAsia="Georgia" w:hAnsi="Georgia"/>
+          <w:rFonts w:ascii="Helvetica" w:cs="Helvetica" w:eastAsia="Helvetica" w:hAnsi="Helvetica"/>
           <w:color w:val="1A1A1A"/>
           <w:sz w:val="20"/>
           <w:szCs w:val="20"/>
@@ -5365,7 +5365,7 @@
       </w:r>
       <w:r>
         <w:rPr>
-          <w:rFonts w:ascii="Georgia" w:cs="Georgia" w:eastAsia="Georgia" w:hAnsi="Georgia"/>
+          <w:rFonts w:ascii="Helvetica" w:cs="Helvetica" w:eastAsia="Helvetica" w:hAnsi="Helvetica"/>
           <w:color w:val="1A1A1A"/>
           <w:sz w:val="20"/>
           <w:szCs w:val="20"/>
@@ -5379,7 +5379,7 @@
       </w:pPr>
       <w:r>
         <w:rPr>
-          <w:rFonts w:ascii="Georgia" w:cs="Georgia" w:eastAsia="Georgia" w:hAnsi="Georgia"/>
+          <w:rFonts w:ascii="Helvetica" w:cs="Helvetica" w:eastAsia="Helvetica" w:hAnsi="Helvetica"/>
           <w:color w:val="1A1A1A"/>
           <w:sz w:val="20"/>
           <w:szCs w:val="20"/>
@@ -5394,7 +5394,7 @@
       </w:r>
       <w:r>
         <w:rPr>
-          <w:rFonts w:ascii="Georgia" w:cs="Georgia" w:eastAsia="Georgia" w:hAnsi="Georgia"/>
+          <w:rFonts w:ascii="Helvetica" w:cs="Helvetica" w:eastAsia="Helvetica" w:hAnsi="Helvetica"/>
           <w:color w:val="1A1A1A"/>
           <w:sz w:val="20"/>
           <w:szCs w:val="20"/>
@@ -5417,7 +5417,7 @@
       </w:pPr>
       <w:r>
         <w:rPr>
-          <w:rFonts w:ascii="Georgia" w:cs="Georgia" w:eastAsia="Georgia" w:hAnsi="Georgia"/>
+          <w:rFonts w:ascii="Helvetica" w:cs="Helvetica" w:eastAsia="Helvetica" w:hAnsi="Helvetica"/>
           <w:color w:val="1A1A1A"/>
           <w:sz w:val="20"/>
           <w:szCs w:val="20"/>
@@ -5471,7 +5471,7 @@
             </w:pPr>
             <w:r>
               <w:rPr>
-                <w:rFonts w:ascii="Avenir Next" w:cs="Avenir Next" w:eastAsia="Avenir Next" w:hAnsi="Avenir Next"/>
+                <w:rFonts w:ascii="Helvetica" w:cs="Helvetica" w:eastAsia="Helvetica" w:hAnsi="Helvetica"/>
                 <w:b/>
                 <w:bCs/>
                 <w:color w:val="333333"/>
@@ -5504,7 +5504,7 @@
             </w:pPr>
             <w:r>
               <w:rPr>
-                <w:rFonts w:ascii="Avenir Next" w:cs="Avenir Next" w:eastAsia="Avenir Next" w:hAnsi="Avenir Next"/>
+                <w:rFonts w:ascii="Helvetica" w:cs="Helvetica" w:eastAsia="Helvetica" w:hAnsi="Helvetica"/>
                 <w:b/>
                 <w:bCs/>
                 <w:color w:val="333333"/>
@@ -5537,7 +5537,7 @@
             </w:pPr>
             <w:r>
               <w:rPr>
-                <w:rFonts w:ascii="Avenir Next" w:cs="Avenir Next" w:eastAsia="Avenir Next" w:hAnsi="Avenir Next"/>
+                <w:rFonts w:ascii="Helvetica" w:cs="Helvetica" w:eastAsia="Helvetica" w:hAnsi="Helvetica"/>
                 <w:b/>
                 <w:bCs/>
                 <w:color w:val="333333"/>
@@ -5570,7 +5570,7 @@
             </w:pPr>
             <w:r>
               <w:rPr>
-                <w:rFonts w:ascii="Avenir Next" w:cs="Avenir Next" w:eastAsia="Avenir Next" w:hAnsi="Avenir Next"/>
+                <w:rFonts w:ascii="Helvetica" w:cs="Helvetica" w:eastAsia="Helvetica" w:hAnsi="Helvetica"/>
                 <w:b/>
                 <w:bCs/>
                 <w:color w:val="333333"/>
@@ -5603,7 +5603,7 @@
             </w:pPr>
             <w:r>
               <w:rPr>
-                <w:rFonts w:ascii="Avenir Next" w:cs="Avenir Next" w:eastAsia="Avenir Next" w:hAnsi="Avenir Next"/>
+                <w:rFonts w:ascii="Helvetica" w:cs="Helvetica" w:eastAsia="Helvetica" w:hAnsi="Helvetica"/>
                 <w:b/>
                 <w:bCs/>
                 <w:color w:val="333333"/>
@@ -5641,7 +5641,7 @@
             </w:pPr>
             <w:r>
               <w:rPr>
-                <w:rFonts w:ascii="Avenir Next" w:cs="Avenir Next" w:eastAsia="Avenir Next" w:hAnsi="Avenir Next"/>
+                <w:rFonts w:ascii="Helvetica" w:cs="Helvetica" w:eastAsia="Helvetica" w:hAnsi="Helvetica"/>
                 <w:color w:val="1A1A1A"/>
                 <w:sz w:val="16"/>
                 <w:szCs w:val="16"/>
@@ -5672,7 +5672,7 @@
             </w:pPr>
             <w:r>
               <w:rPr>
-                <w:rFonts w:ascii="Avenir Next" w:cs="Avenir Next" w:eastAsia="Avenir Next" w:hAnsi="Avenir Next"/>
+                <w:rFonts w:ascii="Helvetica" w:cs="Helvetica" w:eastAsia="Helvetica" w:hAnsi="Helvetica"/>
                 <w:color w:val="1A1A1A"/>
                 <w:sz w:val="16"/>
                 <w:szCs w:val="16"/>
@@ -5703,7 +5703,7 @@
             </w:pPr>
             <w:r>
               <w:rPr>
-                <w:rFonts w:ascii="Avenir Next" w:cs="Avenir Next" w:eastAsia="Avenir Next" w:hAnsi="Avenir Next"/>
+                <w:rFonts w:ascii="Helvetica" w:cs="Helvetica" w:eastAsia="Helvetica" w:hAnsi="Helvetica"/>
                 <w:b/>
                 <w:bCs/>
                 <w:color w:val="1A1A1A"/>
@@ -5736,7 +5736,7 @@
             </w:pPr>
             <w:r>
               <w:rPr>
-                <w:rFonts w:ascii="Avenir Next" w:cs="Avenir Next" w:eastAsia="Avenir Next" w:hAnsi="Avenir Next"/>
+                <w:rFonts w:ascii="Helvetica" w:cs="Helvetica" w:eastAsia="Helvetica" w:hAnsi="Helvetica"/>
                 <w:color w:val="1A1A1A"/>
                 <w:sz w:val="16"/>
                 <w:szCs w:val="16"/>
@@ -5767,7 +5767,7 @@
             </w:pPr>
             <w:r>
               <w:rPr>
-                <w:rFonts w:ascii="Avenir Next" w:cs="Avenir Next" w:eastAsia="Avenir Next" w:hAnsi="Avenir Next"/>
+                <w:rFonts w:ascii="Helvetica" w:cs="Helvetica" w:eastAsia="Helvetica" w:hAnsi="Helvetica"/>
                 <w:color w:val="1A1A1A"/>
                 <w:sz w:val="16"/>
                 <w:szCs w:val="16"/>
@@ -5803,7 +5803,7 @@
             </w:pPr>
             <w:r>
               <w:rPr>
-                <w:rFonts w:ascii="Avenir Next" w:cs="Avenir Next" w:eastAsia="Avenir Next" w:hAnsi="Avenir Next"/>
+                <w:rFonts w:ascii="Helvetica" w:cs="Helvetica" w:eastAsia="Helvetica" w:hAnsi="Helvetica"/>
                 <w:color w:val="1A1A1A"/>
                 <w:sz w:val="16"/>
                 <w:szCs w:val="16"/>
@@ -5834,7 +5834,7 @@
             </w:pPr>
             <w:r>
               <w:rPr>
-                <w:rFonts w:ascii="Avenir Next" w:cs="Avenir Next" w:eastAsia="Avenir Next" w:hAnsi="Avenir Next"/>
+                <w:rFonts w:ascii="Helvetica" w:cs="Helvetica" w:eastAsia="Helvetica" w:hAnsi="Helvetica"/>
                 <w:color w:val="1A1A1A"/>
                 <w:sz w:val="16"/>
                 <w:szCs w:val="16"/>
@@ -5865,7 +5865,7 @@
             </w:pPr>
             <w:r>
               <w:rPr>
-                <w:rFonts w:ascii="Avenir Next" w:cs="Avenir Next" w:eastAsia="Avenir Next" w:hAnsi="Avenir Next"/>
+                <w:rFonts w:ascii="Helvetica" w:cs="Helvetica" w:eastAsia="Helvetica" w:hAnsi="Helvetica"/>
                 <w:b/>
                 <w:bCs/>
                 <w:color w:val="1A1A1A"/>
@@ -5898,7 +5898,7 @@
             </w:pPr>
             <w:r>
               <w:rPr>
-                <w:rFonts w:ascii="Avenir Next" w:cs="Avenir Next" w:eastAsia="Avenir Next" w:hAnsi="Avenir Next"/>
+                <w:rFonts w:ascii="Helvetica" w:cs="Helvetica" w:eastAsia="Helvetica" w:hAnsi="Helvetica"/>
                 <w:b/>
                 <w:bCs/>
                 <w:color w:val="1A1A1A"/>
@@ -5931,7 +5931,7 @@
             </w:pPr>
             <w:r>
               <w:rPr>
-                <w:rFonts w:ascii="Avenir Next" w:cs="Avenir Next" w:eastAsia="Avenir Next" w:hAnsi="Avenir Next"/>
+                <w:rFonts w:ascii="Helvetica" w:cs="Helvetica" w:eastAsia="Helvetica" w:hAnsi="Helvetica"/>
                 <w:color w:val="1A1A1A"/>
                 <w:sz w:val="16"/>
                 <w:szCs w:val="16"/>
@@ -5967,7 +5967,7 @@
             </w:pPr>
             <w:r>
               <w:rPr>
-                <w:rFonts w:ascii="Avenir Next" w:cs="Avenir Next" w:eastAsia="Avenir Next" w:hAnsi="Avenir Next"/>
+                <w:rFonts w:ascii="Helvetica" w:cs="Helvetica" w:eastAsia="Helvetica" w:hAnsi="Helvetica"/>
                 <w:color w:val="1A1A1A"/>
                 <w:sz w:val="16"/>
                 <w:szCs w:val="16"/>
@@ -5998,7 +5998,7 @@
             </w:pPr>
             <w:r>
               <w:rPr>
-                <w:rFonts w:ascii="Avenir Next" w:cs="Avenir Next" w:eastAsia="Avenir Next" w:hAnsi="Avenir Next"/>
+                <w:rFonts w:ascii="Helvetica" w:cs="Helvetica" w:eastAsia="Helvetica" w:hAnsi="Helvetica"/>
                 <w:color w:val="1A1A1A"/>
                 <w:sz w:val="16"/>
                 <w:szCs w:val="16"/>
@@ -6029,7 +6029,7 @@
             </w:pPr>
             <w:r>
               <w:rPr>
-                <w:rFonts w:ascii="Avenir Next" w:cs="Avenir Next" w:eastAsia="Avenir Next" w:hAnsi="Avenir Next"/>
+                <w:rFonts w:ascii="Helvetica" w:cs="Helvetica" w:eastAsia="Helvetica" w:hAnsi="Helvetica"/>
                 <w:color w:val="1A1A1A"/>
                 <w:sz w:val="16"/>
                 <w:szCs w:val="16"/>
@@ -6060,7 +6060,7 @@
             </w:pPr>
             <w:r>
               <w:rPr>
-                <w:rFonts w:ascii="Avenir Next" w:cs="Avenir Next" w:eastAsia="Avenir Next" w:hAnsi="Avenir Next"/>
+                <w:rFonts w:ascii="Helvetica" w:cs="Helvetica" w:eastAsia="Helvetica" w:hAnsi="Helvetica"/>
                 <w:color w:val="1A1A1A"/>
                 <w:sz w:val="16"/>
                 <w:szCs w:val="16"/>
@@ -6091,7 +6091,7 @@
             </w:pPr>
             <w:r>
               <w:rPr>
-                <w:rFonts w:ascii="Avenir Next" w:cs="Avenir Next" w:eastAsia="Avenir Next" w:hAnsi="Avenir Next"/>
+                <w:rFonts w:ascii="Helvetica" w:cs="Helvetica" w:eastAsia="Helvetica" w:hAnsi="Helvetica"/>
                 <w:color w:val="1A1A1A"/>
                 <w:sz w:val="16"/>
                 <w:szCs w:val="16"/>
@@ -6127,7 +6127,7 @@
             </w:pPr>
             <w:r>
               <w:rPr>
-                <w:rFonts w:ascii="Avenir Next" w:cs="Avenir Next" w:eastAsia="Avenir Next" w:hAnsi="Avenir Next"/>
+                <w:rFonts w:ascii="Helvetica" w:cs="Helvetica" w:eastAsia="Helvetica" w:hAnsi="Helvetica"/>
                 <w:color w:val="1A1A1A"/>
                 <w:sz w:val="16"/>
                 <w:szCs w:val="16"/>
@@ -6158,7 +6158,7 @@
             </w:pPr>
             <w:r>
               <w:rPr>
-                <w:rFonts w:ascii="Avenir Next" w:cs="Avenir Next" w:eastAsia="Avenir Next" w:hAnsi="Avenir Next"/>
+                <w:rFonts w:ascii="Helvetica" w:cs="Helvetica" w:eastAsia="Helvetica" w:hAnsi="Helvetica"/>
                 <w:color w:val="1A1A1A"/>
                 <w:sz w:val="16"/>
                 <w:szCs w:val="16"/>
@@ -6189,7 +6189,7 @@
             </w:pPr>
             <w:r>
               <w:rPr>
-                <w:rFonts w:ascii="Avenir Next" w:cs="Avenir Next" w:eastAsia="Avenir Next" w:hAnsi="Avenir Next"/>
+                <w:rFonts w:ascii="Helvetica" w:cs="Helvetica" w:eastAsia="Helvetica" w:hAnsi="Helvetica"/>
                 <w:color w:val="1A1A1A"/>
                 <w:sz w:val="16"/>
                 <w:szCs w:val="16"/>
@@ -6220,7 +6220,7 @@
             </w:pPr>
             <w:r>
               <w:rPr>
-                <w:rFonts w:ascii="Avenir Next" w:cs="Avenir Next" w:eastAsia="Avenir Next" w:hAnsi="Avenir Next"/>
+                <w:rFonts w:ascii="Helvetica" w:cs="Helvetica" w:eastAsia="Helvetica" w:hAnsi="Helvetica"/>
                 <w:color w:val="1A1A1A"/>
                 <w:sz w:val="16"/>
                 <w:szCs w:val="16"/>
@@ -6251,7 +6251,7 @@
             </w:pPr>
             <w:r>
               <w:rPr>
-                <w:rFonts w:ascii="Avenir Next" w:cs="Avenir Next" w:eastAsia="Avenir Next" w:hAnsi="Avenir Next"/>
+                <w:rFonts w:ascii="Helvetica" w:cs="Helvetica" w:eastAsia="Helvetica" w:hAnsi="Helvetica"/>
                 <w:color w:val="1A1A1A"/>
                 <w:sz w:val="16"/>
                 <w:szCs w:val="16"/>
@@ -6287,7 +6287,7 @@
             </w:pPr>
             <w:r>
               <w:rPr>
-                <w:rFonts w:ascii="Avenir Next" w:cs="Avenir Next" w:eastAsia="Avenir Next" w:hAnsi="Avenir Next"/>
+                <w:rFonts w:ascii="Helvetica" w:cs="Helvetica" w:eastAsia="Helvetica" w:hAnsi="Helvetica"/>
                 <w:color w:val="1A1A1A"/>
                 <w:sz w:val="16"/>
                 <w:szCs w:val="16"/>
@@ -6318,7 +6318,7 @@
             </w:pPr>
             <w:r>
               <w:rPr>
-                <w:rFonts w:ascii="Avenir Next" w:cs="Avenir Next" w:eastAsia="Avenir Next" w:hAnsi="Avenir Next"/>
+                <w:rFonts w:ascii="Helvetica" w:cs="Helvetica" w:eastAsia="Helvetica" w:hAnsi="Helvetica"/>
                 <w:color w:val="1A1A1A"/>
                 <w:sz w:val="16"/>
                 <w:szCs w:val="16"/>
@@ -6349,7 +6349,7 @@
             </w:pPr>
             <w:r>
               <w:rPr>
-                <w:rFonts w:ascii="Avenir Next" w:cs="Avenir Next" w:eastAsia="Avenir Next" w:hAnsi="Avenir Next"/>
+                <w:rFonts w:ascii="Helvetica" w:cs="Helvetica" w:eastAsia="Helvetica" w:hAnsi="Helvetica"/>
                 <w:color w:val="1A1A1A"/>
                 <w:sz w:val="16"/>
                 <w:szCs w:val="16"/>
@@ -6380,7 +6380,7 @@
             </w:pPr>
             <w:r>
               <w:rPr>
-                <w:rFonts w:ascii="Avenir Next" w:cs="Avenir Next" w:eastAsia="Avenir Next" w:hAnsi="Avenir Next"/>
+                <w:rFonts w:ascii="Helvetica" w:cs="Helvetica" w:eastAsia="Helvetica" w:hAnsi="Helvetica"/>
                 <w:color w:val="1A1A1A"/>
                 <w:sz w:val="16"/>
                 <w:szCs w:val="16"/>
@@ -6411,7 +6411,7 @@
             </w:pPr>
             <w:r>
               <w:rPr>
-                <w:rFonts w:ascii="Avenir Next" w:cs="Avenir Next" w:eastAsia="Avenir Next" w:hAnsi="Avenir Next"/>
+                <w:rFonts w:ascii="Helvetica" w:cs="Helvetica" w:eastAsia="Helvetica" w:hAnsi="Helvetica"/>
                 <w:color w:val="1A1A1A"/>
                 <w:sz w:val="16"/>
                 <w:szCs w:val="16"/>
@@ -6447,7 +6447,7 @@
             </w:pPr>
             <w:r>
               <w:rPr>
-                <w:rFonts w:ascii="Avenir Next" w:cs="Avenir Next" w:eastAsia="Avenir Next" w:hAnsi="Avenir Next"/>
+                <w:rFonts w:ascii="Helvetica" w:cs="Helvetica" w:eastAsia="Helvetica" w:hAnsi="Helvetica"/>
                 <w:color w:val="1A1A1A"/>
                 <w:sz w:val="16"/>
                 <w:szCs w:val="16"/>
@@ -6478,7 +6478,7 @@
             </w:pPr>
             <w:r>
               <w:rPr>
-                <w:rFonts w:ascii="Avenir Next" w:cs="Avenir Next" w:eastAsia="Avenir Next" w:hAnsi="Avenir Next"/>
+                <w:rFonts w:ascii="Helvetica" w:cs="Helvetica" w:eastAsia="Helvetica" w:hAnsi="Helvetica"/>
                 <w:color w:val="1A1A1A"/>
                 <w:sz w:val="16"/>
                 <w:szCs w:val="16"/>
@@ -6509,7 +6509,7 @@
             </w:pPr>
             <w:r>
               <w:rPr>
-                <w:rFonts w:ascii="Avenir Next" w:cs="Avenir Next" w:eastAsia="Avenir Next" w:hAnsi="Avenir Next"/>
+                <w:rFonts w:ascii="Helvetica" w:cs="Helvetica" w:eastAsia="Helvetica" w:hAnsi="Helvetica"/>
                 <w:color w:val="1A1A1A"/>
                 <w:sz w:val="16"/>
                 <w:szCs w:val="16"/>
@@ -6540,7 +6540,7 @@
             </w:pPr>
             <w:r>
               <w:rPr>
-                <w:rFonts w:ascii="Avenir Next" w:cs="Avenir Next" w:eastAsia="Avenir Next" w:hAnsi="Avenir Next"/>
+                <w:rFonts w:ascii="Helvetica" w:cs="Helvetica" w:eastAsia="Helvetica" w:hAnsi="Helvetica"/>
                 <w:color w:val="1A1A1A"/>
                 <w:sz w:val="16"/>
                 <w:szCs w:val="16"/>
@@ -6571,7 +6571,7 @@
             </w:pPr>
             <w:r>
               <w:rPr>
-                <w:rFonts w:ascii="Avenir Next" w:cs="Avenir Next" w:eastAsia="Avenir Next" w:hAnsi="Avenir Next"/>
+                <w:rFonts w:ascii="Helvetica" w:cs="Helvetica" w:eastAsia="Helvetica" w:hAnsi="Helvetica"/>
                 <w:color w:val="1A1A1A"/>
                 <w:sz w:val="16"/>
                 <w:szCs w:val="16"/>
@@ -6607,7 +6607,7 @@
             </w:pPr>
             <w:r>
               <w:rPr>
-                <w:rFonts w:ascii="Avenir Next" w:cs="Avenir Next" w:eastAsia="Avenir Next" w:hAnsi="Avenir Next"/>
+                <w:rFonts w:ascii="Helvetica" w:cs="Helvetica" w:eastAsia="Helvetica" w:hAnsi="Helvetica"/>
                 <w:color w:val="1A1A1A"/>
                 <w:sz w:val="16"/>
                 <w:szCs w:val="16"/>
@@ -6638,7 +6638,7 @@
             </w:pPr>
             <w:r>
               <w:rPr>
-                <w:rFonts w:ascii="Avenir Next" w:cs="Avenir Next" w:eastAsia="Avenir Next" w:hAnsi="Avenir Next"/>
+                <w:rFonts w:ascii="Helvetica" w:cs="Helvetica" w:eastAsia="Helvetica" w:hAnsi="Helvetica"/>
                 <w:color w:val="1A1A1A"/>
                 <w:sz w:val="16"/>
                 <w:szCs w:val="16"/>
@@ -6669,7 +6669,7 @@
             </w:pPr>
             <w:r>
               <w:rPr>
-                <w:rFonts w:ascii="Avenir Next" w:cs="Avenir Next" w:eastAsia="Avenir Next" w:hAnsi="Avenir Next"/>
+                <w:rFonts w:ascii="Helvetica" w:cs="Helvetica" w:eastAsia="Helvetica" w:hAnsi="Helvetica"/>
                 <w:color w:val="1A1A1A"/>
                 <w:sz w:val="16"/>
                 <w:szCs w:val="16"/>
@@ -6700,7 +6700,7 @@
             </w:pPr>
             <w:r>
               <w:rPr>
-                <w:rFonts w:ascii="Avenir Next" w:cs="Avenir Next" w:eastAsia="Avenir Next" w:hAnsi="Avenir Next"/>
+                <w:rFonts w:ascii="Helvetica" w:cs="Helvetica" w:eastAsia="Helvetica" w:hAnsi="Helvetica"/>
                 <w:color w:val="1A1A1A"/>
                 <w:sz w:val="16"/>
                 <w:szCs w:val="16"/>
@@ -6731,7 +6731,7 @@
             </w:pPr>
             <w:r>
               <w:rPr>
-                <w:rFonts w:ascii="Avenir Next" w:cs="Avenir Next" w:eastAsia="Avenir Next" w:hAnsi="Avenir Next"/>
+                <w:rFonts w:ascii="Helvetica" w:cs="Helvetica" w:eastAsia="Helvetica" w:hAnsi="Helvetica"/>
                 <w:color w:val="1A1A1A"/>
                 <w:sz w:val="16"/>
                 <w:szCs w:val="16"/>
@@ -6767,7 +6767,7 @@
             </w:pPr>
             <w:r>
               <w:rPr>
-                <w:rFonts w:ascii="Avenir Next" w:cs="Avenir Next" w:eastAsia="Avenir Next" w:hAnsi="Avenir Next"/>
+                <w:rFonts w:ascii="Helvetica" w:cs="Helvetica" w:eastAsia="Helvetica" w:hAnsi="Helvetica"/>
                 <w:color w:val="1A1A1A"/>
                 <w:sz w:val="16"/>
                 <w:szCs w:val="16"/>
@@ -6798,7 +6798,7 @@
             </w:pPr>
             <w:r>
               <w:rPr>
-                <w:rFonts w:ascii="Avenir Next" w:cs="Avenir Next" w:eastAsia="Avenir Next" w:hAnsi="Avenir Next"/>
+                <w:rFonts w:ascii="Helvetica" w:cs="Helvetica" w:eastAsia="Helvetica" w:hAnsi="Helvetica"/>
                 <w:color w:val="1A1A1A"/>
                 <w:sz w:val="16"/>
                 <w:szCs w:val="16"/>
@@ -6829,7 +6829,7 @@
             </w:pPr>
             <w:r>
               <w:rPr>
-                <w:rFonts w:ascii="Avenir Next" w:cs="Avenir Next" w:eastAsia="Avenir Next" w:hAnsi="Avenir Next"/>
+                <w:rFonts w:ascii="Helvetica" w:cs="Helvetica" w:eastAsia="Helvetica" w:hAnsi="Helvetica"/>
                 <w:color w:val="1A1A1A"/>
                 <w:sz w:val="16"/>
                 <w:szCs w:val="16"/>
@@ -6860,7 +6860,7 @@
             </w:pPr>
             <w:r>
               <w:rPr>
-                <w:rFonts w:ascii="Avenir Next" w:cs="Avenir Next" w:eastAsia="Avenir Next" w:hAnsi="Avenir Next"/>
+                <w:rFonts w:ascii="Helvetica" w:cs="Helvetica" w:eastAsia="Helvetica" w:hAnsi="Helvetica"/>
                 <w:color w:val="1A1A1A"/>
                 <w:sz w:val="16"/>
                 <w:szCs w:val="16"/>
@@ -6891,7 +6891,7 @@
             </w:pPr>
             <w:r>
               <w:rPr>
-                <w:rFonts w:ascii="Avenir Next" w:cs="Avenir Next" w:eastAsia="Avenir Next" w:hAnsi="Avenir Next"/>
+                <w:rFonts w:ascii="Helvetica" w:cs="Helvetica" w:eastAsia="Helvetica" w:hAnsi="Helvetica"/>
                 <w:color w:val="1A1A1A"/>
                 <w:sz w:val="16"/>
                 <w:szCs w:val="16"/>
@@ -6927,7 +6927,7 @@
             </w:pPr>
             <w:r>
               <w:rPr>
-                <w:rFonts w:ascii="Avenir Next" w:cs="Avenir Next" w:eastAsia="Avenir Next" w:hAnsi="Avenir Next"/>
+                <w:rFonts w:ascii="Helvetica" w:cs="Helvetica" w:eastAsia="Helvetica" w:hAnsi="Helvetica"/>
                 <w:color w:val="1A1A1A"/>
                 <w:sz w:val="16"/>
                 <w:szCs w:val="16"/>
@@ -6958,7 +6958,7 @@
             </w:pPr>
             <w:r>
               <w:rPr>
-                <w:rFonts w:ascii="Avenir Next" w:cs="Avenir Next" w:eastAsia="Avenir Next" w:hAnsi="Avenir Next"/>
+                <w:rFonts w:ascii="Helvetica" w:cs="Helvetica" w:eastAsia="Helvetica" w:hAnsi="Helvetica"/>
                 <w:color w:val="1A1A1A"/>
                 <w:sz w:val="16"/>
                 <w:szCs w:val="16"/>
@@ -6989,7 +6989,7 @@
             </w:pPr>
             <w:r>
               <w:rPr>
-                <w:rFonts w:ascii="Avenir Next" w:cs="Avenir Next" w:eastAsia="Avenir Next" w:hAnsi="Avenir Next"/>
+                <w:rFonts w:ascii="Helvetica" w:cs="Helvetica" w:eastAsia="Helvetica" w:hAnsi="Helvetica"/>
                 <w:color w:val="1A1A1A"/>
                 <w:sz w:val="16"/>
                 <w:szCs w:val="16"/>
@@ -7020,7 +7020,7 @@
             </w:pPr>
             <w:r>
               <w:rPr>
-                <w:rFonts w:ascii="Avenir Next" w:cs="Avenir Next" w:eastAsia="Avenir Next" w:hAnsi="Avenir Next"/>
+                <w:rFonts w:ascii="Helvetica" w:cs="Helvetica" w:eastAsia="Helvetica" w:hAnsi="Helvetica"/>
                 <w:color w:val="1A1A1A"/>
                 <w:sz w:val="16"/>
                 <w:szCs w:val="16"/>
@@ -7051,7 +7051,7 @@
             </w:pPr>
             <w:r>
               <w:rPr>
-                <w:rFonts w:ascii="Avenir Next" w:cs="Avenir Next" w:eastAsia="Avenir Next" w:hAnsi="Avenir Next"/>
+                <w:rFonts w:ascii="Helvetica" w:cs="Helvetica" w:eastAsia="Helvetica" w:hAnsi="Helvetica"/>
                 <w:color w:val="1A1A1A"/>
                 <w:sz w:val="16"/>
                 <w:szCs w:val="16"/>
@@ -7087,7 +7087,7 @@
             </w:pPr>
             <w:r>
               <w:rPr>
-                <w:rFonts w:ascii="Avenir Next" w:cs="Avenir Next" w:eastAsia="Avenir Next" w:hAnsi="Avenir Next"/>
+                <w:rFonts w:ascii="Helvetica" w:cs="Helvetica" w:eastAsia="Helvetica" w:hAnsi="Helvetica"/>
                 <w:color w:val="1A1A1A"/>
                 <w:sz w:val="16"/>
                 <w:szCs w:val="16"/>
@@ -7118,7 +7118,7 @@
             </w:pPr>
             <w:r>
               <w:rPr>
-                <w:rFonts w:ascii="Avenir Next" w:cs="Avenir Next" w:eastAsia="Avenir Next" w:hAnsi="Avenir Next"/>
+                <w:rFonts w:ascii="Helvetica" w:cs="Helvetica" w:eastAsia="Helvetica" w:hAnsi="Helvetica"/>
                 <w:color w:val="1A1A1A"/>
                 <w:sz w:val="16"/>
                 <w:szCs w:val="16"/>
@@ -7149,7 +7149,7 @@
             </w:pPr>
             <w:r>
               <w:rPr>
-                <w:rFonts w:ascii="Avenir Next" w:cs="Avenir Next" w:eastAsia="Avenir Next" w:hAnsi="Avenir Next"/>
+                <w:rFonts w:ascii="Helvetica" w:cs="Helvetica" w:eastAsia="Helvetica" w:hAnsi="Helvetica"/>
                 <w:color w:val="1A1A1A"/>
                 <w:sz w:val="16"/>
                 <w:szCs w:val="16"/>
@@ -7180,7 +7180,7 @@
             </w:pPr>
             <w:r>
               <w:rPr>
-                <w:rFonts w:ascii="Avenir Next" w:cs="Avenir Next" w:eastAsia="Avenir Next" w:hAnsi="Avenir Next"/>
+                <w:rFonts w:ascii="Helvetica" w:cs="Helvetica" w:eastAsia="Helvetica" w:hAnsi="Helvetica"/>
                 <w:color w:val="1A1A1A"/>
                 <w:sz w:val="16"/>
                 <w:szCs w:val="16"/>
@@ -7211,7 +7211,7 @@
             </w:pPr>
             <w:r>
               <w:rPr>
-                <w:rFonts w:ascii="Avenir Next" w:cs="Avenir Next" w:eastAsia="Avenir Next" w:hAnsi="Avenir Next"/>
+                <w:rFonts w:ascii="Helvetica" w:cs="Helvetica" w:eastAsia="Helvetica" w:hAnsi="Helvetica"/>
                 <w:color w:val="1A1A1A"/>
                 <w:sz w:val="16"/>
                 <w:szCs w:val="16"/>
@@ -7247,7 +7247,7 @@
             </w:pPr>
             <w:r>
               <w:rPr>
-                <w:rFonts w:ascii="Avenir Next" w:cs="Avenir Next" w:eastAsia="Avenir Next" w:hAnsi="Avenir Next"/>
+                <w:rFonts w:ascii="Helvetica" w:cs="Helvetica" w:eastAsia="Helvetica" w:hAnsi="Helvetica"/>
                 <w:color w:val="1A1A1A"/>
                 <w:sz w:val="16"/>
                 <w:szCs w:val="16"/>
@@ -7278,7 +7278,7 @@
             </w:pPr>
             <w:r>
               <w:rPr>
-                <w:rFonts w:ascii="Avenir Next" w:cs="Avenir Next" w:eastAsia="Avenir Next" w:hAnsi="Avenir Next"/>
+                <w:rFonts w:ascii="Helvetica" w:cs="Helvetica" w:eastAsia="Helvetica" w:hAnsi="Helvetica"/>
                 <w:color w:val="1A1A1A"/>
                 <w:sz w:val="16"/>
                 <w:szCs w:val="16"/>
@@ -7309,7 +7309,7 @@
             </w:pPr>
             <w:r>
               <w:rPr>
-                <w:rFonts w:ascii="Avenir Next" w:cs="Avenir Next" w:eastAsia="Avenir Next" w:hAnsi="Avenir Next"/>
+                <w:rFonts w:ascii="Helvetica" w:cs="Helvetica" w:eastAsia="Helvetica" w:hAnsi="Helvetica"/>
                 <w:color w:val="1A1A1A"/>
                 <w:sz w:val="16"/>
                 <w:szCs w:val="16"/>
@@ -7340,7 +7340,7 @@
             </w:pPr>
             <w:r>
               <w:rPr>
-                <w:rFonts w:ascii="Avenir Next" w:cs="Avenir Next" w:eastAsia="Avenir Next" w:hAnsi="Avenir Next"/>
+                <w:rFonts w:ascii="Helvetica" w:cs="Helvetica" w:eastAsia="Helvetica" w:hAnsi="Helvetica"/>
                 <w:b/>
                 <w:bCs/>
                 <w:color w:val="1A1A1A"/>
@@ -7373,7 +7373,7 @@
             </w:pPr>
             <w:r>
               <w:rPr>
-                <w:rFonts w:ascii="Avenir Next" w:cs="Avenir Next" w:eastAsia="Avenir Next" w:hAnsi="Avenir Next"/>
+                <w:rFonts w:ascii="Helvetica" w:cs="Helvetica" w:eastAsia="Helvetica" w:hAnsi="Helvetica"/>
                 <w:color w:val="1A1A1A"/>
                 <w:sz w:val="16"/>
                 <w:szCs w:val="16"/>
@@ -7409,7 +7409,7 @@
             </w:pPr>
             <w:r>
               <w:rPr>
-                <w:rFonts w:ascii="Avenir Next" w:cs="Avenir Next" w:eastAsia="Avenir Next" w:hAnsi="Avenir Next"/>
+                <w:rFonts w:ascii="Helvetica" w:cs="Helvetica" w:eastAsia="Helvetica" w:hAnsi="Helvetica"/>
                 <w:color w:val="1A1A1A"/>
                 <w:sz w:val="16"/>
                 <w:szCs w:val="16"/>
@@ -7440,7 +7440,7 @@
             </w:pPr>
             <w:r>
               <w:rPr>
-                <w:rFonts w:ascii="Avenir Next" w:cs="Avenir Next" w:eastAsia="Avenir Next" w:hAnsi="Avenir Next"/>
+                <w:rFonts w:ascii="Helvetica" w:cs="Helvetica" w:eastAsia="Helvetica" w:hAnsi="Helvetica"/>
                 <w:color w:val="1A1A1A"/>
                 <w:sz w:val="16"/>
                 <w:szCs w:val="16"/>
@@ -7471,7 +7471,7 @@
             </w:pPr>
             <w:r>
               <w:rPr>
-                <w:rFonts w:ascii="Avenir Next" w:cs="Avenir Next" w:eastAsia="Avenir Next" w:hAnsi="Avenir Next"/>
+                <w:rFonts w:ascii="Helvetica" w:cs="Helvetica" w:eastAsia="Helvetica" w:hAnsi="Helvetica"/>
                 <w:color w:val="1A1A1A"/>
                 <w:sz w:val="16"/>
                 <w:szCs w:val="16"/>
@@ -7502,7 +7502,7 @@
             </w:pPr>
             <w:r>
               <w:rPr>
-                <w:rFonts w:ascii="Avenir Next" w:cs="Avenir Next" w:eastAsia="Avenir Next" w:hAnsi="Avenir Next"/>
+                <w:rFonts w:ascii="Helvetica" w:cs="Helvetica" w:eastAsia="Helvetica" w:hAnsi="Helvetica"/>
                 <w:color w:val="1A1A1A"/>
                 <w:sz w:val="16"/>
                 <w:szCs w:val="16"/>
@@ -7533,7 +7533,7 @@
             </w:pPr>
             <w:r>
               <w:rPr>
-                <w:rFonts w:ascii="Avenir Next" w:cs="Avenir Next" w:eastAsia="Avenir Next" w:hAnsi="Avenir Next"/>
+                <w:rFonts w:ascii="Helvetica" w:cs="Helvetica" w:eastAsia="Helvetica" w:hAnsi="Helvetica"/>
                 <w:color w:val="1A1A1A"/>
                 <w:sz w:val="16"/>
                 <w:szCs w:val="16"/>
@@ -7569,7 +7569,7 @@
             </w:pPr>
             <w:r>
               <w:rPr>
-                <w:rFonts w:ascii="Avenir Next" w:cs="Avenir Next" w:eastAsia="Avenir Next" w:hAnsi="Avenir Next"/>
+                <w:rFonts w:ascii="Helvetica" w:cs="Helvetica" w:eastAsia="Helvetica" w:hAnsi="Helvetica"/>
                 <w:color w:val="1A1A1A"/>
                 <w:sz w:val="16"/>
                 <w:szCs w:val="16"/>
@@ -7600,7 +7600,7 @@
             </w:pPr>
             <w:r>
               <w:rPr>
-                <w:rFonts w:ascii="Avenir Next" w:cs="Avenir Next" w:eastAsia="Avenir Next" w:hAnsi="Avenir Next"/>
+                <w:rFonts w:ascii="Helvetica" w:cs="Helvetica" w:eastAsia="Helvetica" w:hAnsi="Helvetica"/>
                 <w:color w:val="1A1A1A"/>
                 <w:sz w:val="16"/>
                 <w:szCs w:val="16"/>
@@ -7631,7 +7631,7 @@
             </w:pPr>
             <w:r>
               <w:rPr>
-                <w:rFonts w:ascii="Avenir Next" w:cs="Avenir Next" w:eastAsia="Avenir Next" w:hAnsi="Avenir Next"/>
+                <w:rFonts w:ascii="Helvetica" w:cs="Helvetica" w:eastAsia="Helvetica" w:hAnsi="Helvetica"/>
                 <w:color w:val="1A1A1A"/>
                 <w:sz w:val="16"/>
                 <w:szCs w:val="16"/>
@@ -7662,7 +7662,7 @@
             </w:pPr>
             <w:r>
               <w:rPr>
-                <w:rFonts w:ascii="Avenir Next" w:cs="Avenir Next" w:eastAsia="Avenir Next" w:hAnsi="Avenir Next"/>
+                <w:rFonts w:ascii="Helvetica" w:cs="Helvetica" w:eastAsia="Helvetica" w:hAnsi="Helvetica"/>
                 <w:color w:val="1A1A1A"/>
                 <w:sz w:val="16"/>
                 <w:szCs w:val="16"/>
@@ -7693,7 +7693,7 @@
             </w:pPr>
             <w:r>
               <w:rPr>
-                <w:rFonts w:ascii="Avenir Next" w:cs="Avenir Next" w:eastAsia="Avenir Next" w:hAnsi="Avenir Next"/>
+                <w:rFonts w:ascii="Helvetica" w:cs="Helvetica" w:eastAsia="Helvetica" w:hAnsi="Helvetica"/>
                 <w:color w:val="1A1A1A"/>
                 <w:sz w:val="16"/>
                 <w:szCs w:val="16"/>
@@ -7729,7 +7729,7 @@
             </w:pPr>
             <w:r>
               <w:rPr>
-                <w:rFonts w:ascii="Avenir Next" w:cs="Avenir Next" w:eastAsia="Avenir Next" w:hAnsi="Avenir Next"/>
+                <w:rFonts w:ascii="Helvetica" w:cs="Helvetica" w:eastAsia="Helvetica" w:hAnsi="Helvetica"/>
                 <w:color w:val="1A1A1A"/>
                 <w:sz w:val="16"/>
                 <w:szCs w:val="16"/>
@@ -7760,7 +7760,7 @@
             </w:pPr>
             <w:r>
               <w:rPr>
-                <w:rFonts w:ascii="Avenir Next" w:cs="Avenir Next" w:eastAsia="Avenir Next" w:hAnsi="Avenir Next"/>
+                <w:rFonts w:ascii="Helvetica" w:cs="Helvetica" w:eastAsia="Helvetica" w:hAnsi="Helvetica"/>
                 <w:color w:val="1A1A1A"/>
                 <w:sz w:val="16"/>
                 <w:szCs w:val="16"/>
@@ -7791,7 +7791,7 @@
             </w:pPr>
             <w:r>
               <w:rPr>
-                <w:rFonts w:ascii="Avenir Next" w:cs="Avenir Next" w:eastAsia="Avenir Next" w:hAnsi="Avenir Next"/>
+                <w:rFonts w:ascii="Helvetica" w:cs="Helvetica" w:eastAsia="Helvetica" w:hAnsi="Helvetica"/>
                 <w:color w:val="1A1A1A"/>
                 <w:sz w:val="16"/>
                 <w:szCs w:val="16"/>
@@ -7822,7 +7822,7 @@
             </w:pPr>
             <w:r>
               <w:rPr>
-                <w:rFonts w:ascii="Avenir Next" w:cs="Avenir Next" w:eastAsia="Avenir Next" w:hAnsi="Avenir Next"/>
+                <w:rFonts w:ascii="Helvetica" w:cs="Helvetica" w:eastAsia="Helvetica" w:hAnsi="Helvetica"/>
                 <w:b/>
                 <w:bCs/>
                 <w:color w:val="1A1A1A"/>
@@ -7855,7 +7855,7 @@
             </w:pPr>
             <w:r>
               <w:rPr>
-                <w:rFonts w:ascii="Avenir Next" w:cs="Avenir Next" w:eastAsia="Avenir Next" w:hAnsi="Avenir Next"/>
+                <w:rFonts w:ascii="Helvetica" w:cs="Helvetica" w:eastAsia="Helvetica" w:hAnsi="Helvetica"/>
                 <w:color w:val="1A1A1A"/>
                 <w:sz w:val="16"/>
                 <w:szCs w:val="16"/>
@@ -7891,7 +7891,7 @@
             </w:pPr>
             <w:r>
               <w:rPr>
-                <w:rFonts w:ascii="Avenir Next" w:cs="Avenir Next" w:eastAsia="Avenir Next" w:hAnsi="Avenir Next"/>
+                <w:rFonts w:ascii="Helvetica" w:cs="Helvetica" w:eastAsia="Helvetica" w:hAnsi="Helvetica"/>
                 <w:color w:val="1A1A1A"/>
                 <w:sz w:val="16"/>
                 <w:szCs w:val="16"/>
@@ -7922,7 +7922,7 @@
             </w:pPr>
             <w:r>
               <w:rPr>
-                <w:rFonts w:ascii="Avenir Next" w:cs="Avenir Next" w:eastAsia="Avenir Next" w:hAnsi="Avenir Next"/>
+                <w:rFonts w:ascii="Helvetica" w:cs="Helvetica" w:eastAsia="Helvetica" w:hAnsi="Helvetica"/>
                 <w:color w:val="1A1A1A"/>
                 <w:sz w:val="16"/>
                 <w:szCs w:val="16"/>
@@ -7953,7 +7953,7 @@
             </w:pPr>
             <w:r>
               <w:rPr>
-                <w:rFonts w:ascii="Avenir Next" w:cs="Avenir Next" w:eastAsia="Avenir Next" w:hAnsi="Avenir Next"/>
+                <w:rFonts w:ascii="Helvetica" w:cs="Helvetica" w:eastAsia="Helvetica" w:hAnsi="Helvetica"/>
                 <w:b/>
                 <w:bCs/>
                 <w:color w:val="1A1A1A"/>
@@ -7986,7 +7986,7 @@
             </w:pPr>
             <w:r>
               <w:rPr>
-                <w:rFonts w:ascii="Avenir Next" w:cs="Avenir Next" w:eastAsia="Avenir Next" w:hAnsi="Avenir Next"/>
+                <w:rFonts w:ascii="Helvetica" w:cs="Helvetica" w:eastAsia="Helvetica" w:hAnsi="Helvetica"/>
                 <w:b/>
                 <w:bCs/>
                 <w:color w:val="1A1A1A"/>
@@ -8019,7 +8019,7 @@
             </w:pPr>
             <w:r>
               <w:rPr>
-                <w:rFonts w:ascii="Avenir Next" w:cs="Avenir Next" w:eastAsia="Avenir Next" w:hAnsi="Avenir Next"/>
+                <w:rFonts w:ascii="Helvetica" w:cs="Helvetica" w:eastAsia="Helvetica" w:hAnsi="Helvetica"/>
                 <w:color w:val="1A1A1A"/>
                 <w:sz w:val="16"/>
                 <w:szCs w:val="16"/>
@@ -8077,7 +8077,7 @@
             </w:pPr>
             <w:r>
               <w:rPr>
-                <w:rFonts w:ascii="Avenir Next" w:cs="Avenir Next" w:eastAsia="Avenir Next" w:hAnsi="Avenir Next"/>
+                <w:rFonts w:ascii="Helvetica" w:cs="Helvetica" w:eastAsia="Helvetica" w:hAnsi="Helvetica"/>
                 <w:b/>
                 <w:bCs/>
                 <w:color w:val="1A1A1A"/>
@@ -8110,7 +8110,7 @@
             </w:pPr>
             <w:r>
               <w:rPr>
-                <w:rFonts w:ascii="Avenir Next" w:cs="Avenir Next" w:eastAsia="Avenir Next" w:hAnsi="Avenir Next"/>
+                <w:rFonts w:ascii="Helvetica" w:cs="Helvetica" w:eastAsia="Helvetica" w:hAnsi="Helvetica"/>
                 <w:b/>
                 <w:bCs/>
                 <w:color w:val="1A1A1A"/>
@@ -8143,7 +8143,7 @@
             </w:pPr>
             <w:r>
               <w:rPr>
-                <w:rFonts w:ascii="Avenir Next" w:cs="Avenir Next" w:eastAsia="Avenir Next" w:hAnsi="Avenir Next"/>
+                <w:rFonts w:ascii="Helvetica" w:cs="Helvetica" w:eastAsia="Helvetica" w:hAnsi="Helvetica"/>
                 <w:b/>
                 <w:bCs/>
                 <w:color w:val="1A1A1A"/>
@@ -8176,7 +8176,7 @@
             </w:pPr>
             <w:r>
               <w:rPr>
-                <w:rFonts w:ascii="Avenir Next" w:cs="Avenir Next" w:eastAsia="Avenir Next" w:hAnsi="Avenir Next"/>
+                <w:rFonts w:ascii="Helvetica" w:cs="Helvetica" w:eastAsia="Helvetica" w:hAnsi="Helvetica"/>
                 <w:b/>
                 <w:bCs/>
                 <w:color w:val="1A1A1A"/>
@@ -8200,7 +8200,7 @@
       </w:pPr>
       <w:r>
         <w:rPr>
-          <w:rFonts w:ascii="Georgia" w:cs="Georgia" w:eastAsia="Georgia" w:hAnsi="Georgia"/>
+          <w:rFonts w:ascii="Helvetica" w:cs="Helvetica" w:eastAsia="Helvetica" w:hAnsi="Helvetica"/>
           <w:color w:val="1A1A1A"/>
           <w:sz w:val="20"/>
           <w:szCs w:val="20"/>
@@ -8214,7 +8214,7 @@
       </w:pPr>
       <w:r>
         <w:rPr>
-          <w:rFonts w:ascii="Georgia" w:cs="Georgia" w:eastAsia="Georgia" w:hAnsi="Georgia"/>
+          <w:rFonts w:ascii="Helvetica" w:cs="Helvetica" w:eastAsia="Helvetica" w:hAnsi="Helvetica"/>
           <w:color w:val="1A1A1A"/>
           <w:sz w:val="20"/>
           <w:szCs w:val="20"/>
@@ -8237,7 +8237,7 @@
       </w:pPr>
       <w:r>
         <w:rPr>
-          <w:rFonts w:ascii="Georgia" w:cs="Georgia" w:eastAsia="Georgia" w:hAnsi="Georgia"/>
+          <w:rFonts w:ascii="Helvetica" w:cs="Helvetica" w:eastAsia="Helvetica" w:hAnsi="Helvetica"/>
           <w:color w:val="1A1A1A"/>
           <w:sz w:val="20"/>
           <w:szCs w:val="20"/>
@@ -8251,7 +8251,7 @@
       </w:pPr>
       <w:r>
         <w:rPr>
-          <w:rFonts w:ascii="Georgia" w:cs="Georgia" w:eastAsia="Georgia" w:hAnsi="Georgia"/>
+          <w:rFonts w:ascii="Helvetica" w:cs="Helvetica" w:eastAsia="Helvetica" w:hAnsi="Helvetica"/>
           <w:color w:val="1A1A1A"/>
           <w:sz w:val="20"/>
           <w:szCs w:val="20"/>
@@ -8312,7 +8312,7 @@
       </w:pPr>
       <w:r>
         <w:rPr>
-          <w:rFonts w:ascii="Avenir Next" w:cs="Avenir Next" w:eastAsia="Avenir Next" w:hAnsi="Avenir Next"/>
+          <w:rFonts w:ascii="Helvetica" w:cs="Helvetica" w:eastAsia="Helvetica" w:hAnsi="Helvetica"/>
           <w:color w:val="6B6B6B"/>
           <w:sz w:val="15"/>
           <w:szCs w:val="15"/>
@@ -8326,7 +8326,7 @@
       </w:pPr>
       <w:r>
         <w:rPr>
-          <w:rFonts w:ascii="Georgia" w:cs="Georgia" w:eastAsia="Georgia" w:hAnsi="Georgia"/>
+          <w:rFonts w:ascii="Helvetica" w:cs="Helvetica" w:eastAsia="Helvetica" w:hAnsi="Helvetica"/>
           <w:color w:val="1A1A1A"/>
           <w:sz w:val="20"/>
           <w:szCs w:val="20"/>
@@ -8345,7 +8345,7 @@
       </w:pPr>
       <w:r>
         <w:rPr>
-          <w:rFonts w:ascii="Georgia" w:cs="Georgia" w:eastAsia="Georgia" w:hAnsi="Georgia"/>
+          <w:rFonts w:ascii="Helvetica" w:cs="Helvetica" w:eastAsia="Helvetica" w:hAnsi="Helvetica"/>
           <w:b/>
           <w:bCs/>
           <w:color w:val="1A1A1A"/>
@@ -8356,7 +8356,7 @@
       </w:r>
       <w:r>
         <w:rPr>
-          <w:rFonts w:ascii="Georgia" w:cs="Georgia" w:eastAsia="Georgia" w:hAnsi="Georgia"/>
+          <w:rFonts w:ascii="Helvetica" w:cs="Helvetica" w:eastAsia="Helvetica" w:hAnsi="Helvetica"/>
           <w:color w:val="1A1A1A"/>
           <w:sz w:val="20"/>
           <w:szCs w:val="20"/>
@@ -8375,7 +8375,7 @@
       </w:pPr>
       <w:r>
         <w:rPr>
-          <w:rFonts w:ascii="Georgia" w:cs="Georgia" w:eastAsia="Georgia" w:hAnsi="Georgia"/>
+          <w:rFonts w:ascii="Helvetica" w:cs="Helvetica" w:eastAsia="Helvetica" w:hAnsi="Helvetica"/>
           <w:b/>
           <w:bCs/>
           <w:color w:val="1A1A1A"/>
@@ -8386,7 +8386,7 @@
       </w:r>
       <w:r>
         <w:rPr>
-          <w:rFonts w:ascii="Georgia" w:cs="Georgia" w:eastAsia="Georgia" w:hAnsi="Georgia"/>
+          <w:rFonts w:ascii="Helvetica" w:cs="Helvetica" w:eastAsia="Helvetica" w:hAnsi="Helvetica"/>
           <w:color w:val="1A1A1A"/>
           <w:sz w:val="20"/>
           <w:szCs w:val="20"/>
@@ -8405,7 +8405,7 @@
       </w:pPr>
       <w:r>
         <w:rPr>
-          <w:rFonts w:ascii="Georgia" w:cs="Georgia" w:eastAsia="Georgia" w:hAnsi="Georgia"/>
+          <w:rFonts w:ascii="Helvetica" w:cs="Helvetica" w:eastAsia="Helvetica" w:hAnsi="Helvetica"/>
           <w:b/>
           <w:bCs/>
           <w:color w:val="1A1A1A"/>
@@ -8416,7 +8416,7 @@
       </w:r>
       <w:r>
         <w:rPr>
-          <w:rFonts w:ascii="Georgia" w:cs="Georgia" w:eastAsia="Georgia" w:hAnsi="Georgia"/>
+          <w:rFonts w:ascii="Helvetica" w:cs="Helvetica" w:eastAsia="Helvetica" w:hAnsi="Helvetica"/>
           <w:color w:val="1A1A1A"/>
           <w:sz w:val="20"/>
           <w:szCs w:val="20"/>
@@ -8435,7 +8435,7 @@
       </w:pPr>
       <w:r>
         <w:rPr>
-          <w:rFonts w:ascii="Georgia" w:cs="Georgia" w:eastAsia="Georgia" w:hAnsi="Georgia"/>
+          <w:rFonts w:ascii="Helvetica" w:cs="Helvetica" w:eastAsia="Helvetica" w:hAnsi="Helvetica"/>
           <w:color w:val="1A1A1A"/>
           <w:sz w:val="20"/>
           <w:szCs w:val="20"/>
@@ -8493,7 +8493,7 @@
             </w:pPr>
             <w:r>
               <w:rPr>
-                <w:rFonts w:ascii="Avenir Next" w:cs="Avenir Next" w:eastAsia="Avenir Next" w:hAnsi="Avenir Next"/>
+                <w:rFonts w:ascii="Helvetica" w:cs="Helvetica" w:eastAsia="Helvetica" w:hAnsi="Helvetica"/>
                 <w:b/>
                 <w:bCs/>
                 <w:color w:val="333333"/>
@@ -8526,7 +8526,7 @@
             </w:pPr>
             <w:r>
               <w:rPr>
-                <w:rFonts w:ascii="Avenir Next" w:cs="Avenir Next" w:eastAsia="Avenir Next" w:hAnsi="Avenir Next"/>
+                <w:rFonts w:ascii="Helvetica" w:cs="Helvetica" w:eastAsia="Helvetica" w:hAnsi="Helvetica"/>
                 <w:b/>
                 <w:bCs/>
                 <w:color w:val="333333"/>
@@ -8559,7 +8559,7 @@
             </w:pPr>
             <w:r>
               <w:rPr>
-                <w:rFonts w:ascii="Avenir Next" w:cs="Avenir Next" w:eastAsia="Avenir Next" w:hAnsi="Avenir Next"/>
+                <w:rFonts w:ascii="Helvetica" w:cs="Helvetica" w:eastAsia="Helvetica" w:hAnsi="Helvetica"/>
                 <w:b/>
                 <w:bCs/>
                 <w:color w:val="333333"/>
@@ -8597,7 +8597,7 @@
             </w:pPr>
             <w:r>
               <w:rPr>
-                <w:rFonts w:ascii="Avenir Next" w:cs="Avenir Next" w:eastAsia="Avenir Next" w:hAnsi="Avenir Next"/>
+                <w:rFonts w:ascii="Helvetica" w:cs="Helvetica" w:eastAsia="Helvetica" w:hAnsi="Helvetica"/>
                 <w:color w:val="1A1A1A"/>
                 <w:sz w:val="16"/>
                 <w:szCs w:val="16"/>
@@ -8628,7 +8628,7 @@
             </w:pPr>
             <w:r>
               <w:rPr>
-                <w:rFonts w:ascii="Avenir Next" w:cs="Avenir Next" w:eastAsia="Avenir Next" w:hAnsi="Avenir Next"/>
+                <w:rFonts w:ascii="Helvetica" w:cs="Helvetica" w:eastAsia="Helvetica" w:hAnsi="Helvetica"/>
                 <w:color w:val="1A1A1A"/>
                 <w:sz w:val="16"/>
                 <w:szCs w:val="16"/>
@@ -8659,7 +8659,7 @@
             </w:pPr>
             <w:r>
               <w:rPr>
-                <w:rFonts w:ascii="Avenir Next" w:cs="Avenir Next" w:eastAsia="Avenir Next" w:hAnsi="Avenir Next"/>
+                <w:rFonts w:ascii="Helvetica" w:cs="Helvetica" w:eastAsia="Helvetica" w:hAnsi="Helvetica"/>
                 <w:color w:val="1A1A1A"/>
                 <w:sz w:val="16"/>
                 <w:szCs w:val="16"/>
@@ -8695,7 +8695,7 @@
             </w:pPr>
             <w:r>
               <w:rPr>
-                <w:rFonts w:ascii="Avenir Next" w:cs="Avenir Next" w:eastAsia="Avenir Next" w:hAnsi="Avenir Next"/>
+                <w:rFonts w:ascii="Helvetica" w:cs="Helvetica" w:eastAsia="Helvetica" w:hAnsi="Helvetica"/>
                 <w:color w:val="1A1A1A"/>
                 <w:sz w:val="16"/>
                 <w:szCs w:val="16"/>
@@ -8726,7 +8726,7 @@
             </w:pPr>
             <w:r>
               <w:rPr>
-                <w:rFonts w:ascii="Avenir Next" w:cs="Avenir Next" w:eastAsia="Avenir Next" w:hAnsi="Avenir Next"/>
+                <w:rFonts w:ascii="Helvetica" w:cs="Helvetica" w:eastAsia="Helvetica" w:hAnsi="Helvetica"/>
                 <w:color w:val="1A1A1A"/>
                 <w:sz w:val="16"/>
                 <w:szCs w:val="16"/>
@@ -8757,7 +8757,7 @@
             </w:pPr>
             <w:r>
               <w:rPr>
-                <w:rFonts w:ascii="Avenir Next" w:cs="Avenir Next" w:eastAsia="Avenir Next" w:hAnsi="Avenir Next"/>
+                <w:rFonts w:ascii="Helvetica" w:cs="Helvetica" w:eastAsia="Helvetica" w:hAnsi="Helvetica"/>
                 <w:color w:val="1A1A1A"/>
                 <w:sz w:val="16"/>
                 <w:szCs w:val="16"/>
@@ -8793,7 +8793,7 @@
             </w:pPr>
             <w:r>
               <w:rPr>
-                <w:rFonts w:ascii="Avenir Next" w:cs="Avenir Next" w:eastAsia="Avenir Next" w:hAnsi="Avenir Next"/>
+                <w:rFonts w:ascii="Helvetica" w:cs="Helvetica" w:eastAsia="Helvetica" w:hAnsi="Helvetica"/>
                 <w:color w:val="1A1A1A"/>
                 <w:sz w:val="16"/>
                 <w:szCs w:val="16"/>
@@ -8824,7 +8824,7 @@
             </w:pPr>
             <w:r>
               <w:rPr>
-                <w:rFonts w:ascii="Avenir Next" w:cs="Avenir Next" w:eastAsia="Avenir Next" w:hAnsi="Avenir Next"/>
+                <w:rFonts w:ascii="Helvetica" w:cs="Helvetica" w:eastAsia="Helvetica" w:hAnsi="Helvetica"/>
                 <w:color w:val="1A1A1A"/>
                 <w:sz w:val="16"/>
                 <w:szCs w:val="16"/>
@@ -8855,7 +8855,7 @@
             </w:pPr>
             <w:r>
               <w:rPr>
-                <w:rFonts w:ascii="Avenir Next" w:cs="Avenir Next" w:eastAsia="Avenir Next" w:hAnsi="Avenir Next"/>
+                <w:rFonts w:ascii="Helvetica" w:cs="Helvetica" w:eastAsia="Helvetica" w:hAnsi="Helvetica"/>
                 <w:color w:val="1A1A1A"/>
                 <w:sz w:val="16"/>
                 <w:szCs w:val="16"/>
@@ -8891,7 +8891,7 @@
             </w:pPr>
             <w:r>
               <w:rPr>
-                <w:rFonts w:ascii="Avenir Next" w:cs="Avenir Next" w:eastAsia="Avenir Next" w:hAnsi="Avenir Next"/>
+                <w:rFonts w:ascii="Helvetica" w:cs="Helvetica" w:eastAsia="Helvetica" w:hAnsi="Helvetica"/>
                 <w:color w:val="1A1A1A"/>
                 <w:sz w:val="16"/>
                 <w:szCs w:val="16"/>
@@ -8922,7 +8922,7 @@
             </w:pPr>
             <w:r>
               <w:rPr>
-                <w:rFonts w:ascii="Avenir Next" w:cs="Avenir Next" w:eastAsia="Avenir Next" w:hAnsi="Avenir Next"/>
+                <w:rFonts w:ascii="Helvetica" w:cs="Helvetica" w:eastAsia="Helvetica" w:hAnsi="Helvetica"/>
                 <w:color w:val="1A1A1A"/>
                 <w:sz w:val="16"/>
                 <w:szCs w:val="16"/>
@@ -8953,7 +8953,7 @@
             </w:pPr>
             <w:r>
               <w:rPr>
-                <w:rFonts w:ascii="Avenir Next" w:cs="Avenir Next" w:eastAsia="Avenir Next" w:hAnsi="Avenir Next"/>
+                <w:rFonts w:ascii="Helvetica" w:cs="Helvetica" w:eastAsia="Helvetica" w:hAnsi="Helvetica"/>
                 <w:color w:val="1A1A1A"/>
                 <w:sz w:val="16"/>
                 <w:szCs w:val="16"/>
@@ -8975,7 +8975,7 @@
       </w:pPr>
       <w:r>
         <w:rPr>
-          <w:rFonts w:ascii="Georgia" w:cs="Georgia" w:eastAsia="Georgia" w:hAnsi="Georgia"/>
+          <w:rFonts w:ascii="Helvetica" w:cs="Helvetica" w:eastAsia="Helvetica" w:hAnsi="Helvetica"/>
           <w:color w:val="1A1A1A"/>
           <w:sz w:val="20"/>
           <w:szCs w:val="20"/>
@@ -8998,7 +8998,7 @@
       </w:pPr>
       <w:r>
         <w:rPr>
-          <w:rFonts w:ascii="Georgia" w:cs="Georgia" w:eastAsia="Georgia" w:hAnsi="Georgia"/>
+          <w:rFonts w:ascii="Helvetica" w:cs="Helvetica" w:eastAsia="Helvetica" w:hAnsi="Helvetica"/>
           <w:color w:val="1A1A1A"/>
           <w:sz w:val="20"/>
           <w:szCs w:val="20"/>
@@ -9013,7 +9013,7 @@
       </w:r>
       <w:r>
         <w:rPr>
-          <w:rFonts w:ascii="Georgia" w:cs="Georgia" w:eastAsia="Georgia" w:hAnsi="Georgia"/>
+          <w:rFonts w:ascii="Helvetica" w:cs="Helvetica" w:eastAsia="Helvetica" w:hAnsi="Helvetica"/>
           <w:color w:val="1A1A1A"/>
           <w:sz w:val="20"/>
           <w:szCs w:val="20"/>
@@ -9065,7 +9065,7 @@
             </w:pPr>
             <w:r>
               <w:rPr>
-                <w:rFonts w:ascii="Avenir Next" w:cs="Avenir Next" w:eastAsia="Avenir Next" w:hAnsi="Avenir Next"/>
+                <w:rFonts w:ascii="Helvetica" w:cs="Helvetica" w:eastAsia="Helvetica" w:hAnsi="Helvetica"/>
                 <w:b/>
                 <w:bCs/>
                 <w:color w:val="333333"/>
@@ -9098,7 +9098,7 @@
             </w:pPr>
             <w:r>
               <w:rPr>
-                <w:rFonts w:ascii="Avenir Next" w:cs="Avenir Next" w:eastAsia="Avenir Next" w:hAnsi="Avenir Next"/>
+                <w:rFonts w:ascii="Helvetica" w:cs="Helvetica" w:eastAsia="Helvetica" w:hAnsi="Helvetica"/>
                 <w:b/>
                 <w:bCs/>
                 <w:color w:val="333333"/>
@@ -9131,7 +9131,7 @@
             </w:pPr>
             <w:r>
               <w:rPr>
-                <w:rFonts w:ascii="Avenir Next" w:cs="Avenir Next" w:eastAsia="Avenir Next" w:hAnsi="Avenir Next"/>
+                <w:rFonts w:ascii="Helvetica" w:cs="Helvetica" w:eastAsia="Helvetica" w:hAnsi="Helvetica"/>
                 <w:b/>
                 <w:bCs/>
                 <w:color w:val="333333"/>
@@ -9169,7 +9169,7 @@
             </w:pPr>
             <w:r>
               <w:rPr>
-                <w:rFonts w:ascii="Avenir Next" w:cs="Avenir Next" w:eastAsia="Avenir Next" w:hAnsi="Avenir Next"/>
+                <w:rFonts w:ascii="Helvetica" w:cs="Helvetica" w:eastAsia="Helvetica" w:hAnsi="Helvetica"/>
                 <w:color w:val="1A1A1A"/>
                 <w:sz w:val="16"/>
                 <w:szCs w:val="16"/>
@@ -9200,7 +9200,7 @@
             </w:pPr>
             <w:r>
               <w:rPr>
-                <w:rFonts w:ascii="Avenir Next" w:cs="Avenir Next" w:eastAsia="Avenir Next" w:hAnsi="Avenir Next"/>
+                <w:rFonts w:ascii="Helvetica" w:cs="Helvetica" w:eastAsia="Helvetica" w:hAnsi="Helvetica"/>
                 <w:color w:val="1A1A1A"/>
                 <w:sz w:val="16"/>
                 <w:szCs w:val="16"/>
@@ -9231,7 +9231,7 @@
             </w:pPr>
             <w:r>
               <w:rPr>
-                <w:rFonts w:ascii="Avenir Next" w:cs="Avenir Next" w:eastAsia="Avenir Next" w:hAnsi="Avenir Next"/>
+                <w:rFonts w:ascii="Helvetica" w:cs="Helvetica" w:eastAsia="Helvetica" w:hAnsi="Helvetica"/>
                 <w:color w:val="1A1A1A"/>
                 <w:sz w:val="16"/>
                 <w:szCs w:val="16"/>
@@ -9267,7 +9267,7 @@
             </w:pPr>
             <w:r>
               <w:rPr>
-                <w:rFonts w:ascii="Avenir Next" w:cs="Avenir Next" w:eastAsia="Avenir Next" w:hAnsi="Avenir Next"/>
+                <w:rFonts w:ascii="Helvetica" w:cs="Helvetica" w:eastAsia="Helvetica" w:hAnsi="Helvetica"/>
                 <w:color w:val="1A1A1A"/>
                 <w:sz w:val="16"/>
                 <w:szCs w:val="16"/>
@@ -9298,7 +9298,7 @@
             </w:pPr>
             <w:r>
               <w:rPr>
-                <w:rFonts w:ascii="Avenir Next" w:cs="Avenir Next" w:eastAsia="Avenir Next" w:hAnsi="Avenir Next"/>
+                <w:rFonts w:ascii="Helvetica" w:cs="Helvetica" w:eastAsia="Helvetica" w:hAnsi="Helvetica"/>
                 <w:color w:val="1A1A1A"/>
                 <w:sz w:val="16"/>
                 <w:szCs w:val="16"/>
@@ -9329,7 +9329,7 @@
             </w:pPr>
             <w:r>
               <w:rPr>
-                <w:rFonts w:ascii="Avenir Next" w:cs="Avenir Next" w:eastAsia="Avenir Next" w:hAnsi="Avenir Next"/>
+                <w:rFonts w:ascii="Helvetica" w:cs="Helvetica" w:eastAsia="Helvetica" w:hAnsi="Helvetica"/>
                 <w:color w:val="1A1A1A"/>
                 <w:sz w:val="16"/>
                 <w:szCs w:val="16"/>
@@ -9365,7 +9365,7 @@
             </w:pPr>
             <w:r>
               <w:rPr>
-                <w:rFonts w:ascii="Avenir Next" w:cs="Avenir Next" w:eastAsia="Avenir Next" w:hAnsi="Avenir Next"/>
+                <w:rFonts w:ascii="Helvetica" w:cs="Helvetica" w:eastAsia="Helvetica" w:hAnsi="Helvetica"/>
                 <w:color w:val="1A1A1A"/>
                 <w:sz w:val="16"/>
                 <w:szCs w:val="16"/>
@@ -9396,7 +9396,7 @@
             </w:pPr>
             <w:r>
               <w:rPr>
-                <w:rFonts w:ascii="Avenir Next" w:cs="Avenir Next" w:eastAsia="Avenir Next" w:hAnsi="Avenir Next"/>
+                <w:rFonts w:ascii="Helvetica" w:cs="Helvetica" w:eastAsia="Helvetica" w:hAnsi="Helvetica"/>
                 <w:color w:val="1A1A1A"/>
                 <w:sz w:val="16"/>
                 <w:szCs w:val="16"/>
@@ -9427,7 +9427,7 @@
             </w:pPr>
             <w:r>
               <w:rPr>
-                <w:rFonts w:ascii="Avenir Next" w:cs="Avenir Next" w:eastAsia="Avenir Next" w:hAnsi="Avenir Next"/>
+                <w:rFonts w:ascii="Helvetica" w:cs="Helvetica" w:eastAsia="Helvetica" w:hAnsi="Helvetica"/>
                 <w:color w:val="1A1A1A"/>
                 <w:sz w:val="16"/>
                 <w:szCs w:val="16"/>
@@ -9463,7 +9463,7 @@
             </w:pPr>
             <w:r>
               <w:rPr>
-                <w:rFonts w:ascii="Avenir Next" w:cs="Avenir Next" w:eastAsia="Avenir Next" w:hAnsi="Avenir Next"/>
+                <w:rFonts w:ascii="Helvetica" w:cs="Helvetica" w:eastAsia="Helvetica" w:hAnsi="Helvetica"/>
                 <w:color w:val="1A1A1A"/>
                 <w:sz w:val="16"/>
                 <w:szCs w:val="16"/>
@@ -9494,12 +9494,12 @@
             </w:pPr>
             <w:r>
               <w:rPr>
-                <w:rFonts w:ascii="Avenir Next" w:cs="Avenir Next" w:eastAsia="Avenir Next" w:hAnsi="Avenir Next"/>
-                <w:color w:val="1A1A1A"/>
-                <w:sz w:val="16"/>
-                <w:szCs w:val="16"/>
-              </w:rPr>
-              <w:t xml:space="preserve">„Anwalt ab 3.000 €“, „Abmahnung ab 5.000 €“, „15 € je Text“, „1.000 geprüfte Texte“</w:t>
+                <w:rFonts w:ascii="Helvetica" w:cs="Helvetica" w:eastAsia="Helvetica" w:hAnsi="Helvetica"/>
+                <w:color w:val="1A1A1A"/>
+                <w:sz w:val="16"/>
+                <w:szCs w:val="16"/>
+              </w:rPr>
+              <w:t xml:space="preserve">„Anwalt ab 3.000 €“, „Abmahnung ab 5.000 €“, „1.000 geprüfte Texte“</w:t>
             </w:r>
           </w:p>
         </w:tc>
@@ -9525,12 +9525,12 @@
             </w:pPr>
             <w:r>
               <w:rPr>
-                <w:rFonts w:ascii="Avenir Next" w:cs="Avenir Next" w:eastAsia="Avenir Next" w:hAnsi="Avenir Next"/>
-                <w:color w:val="1A1A1A"/>
-                <w:sz w:val="16"/>
-                <w:szCs w:val="16"/>
-              </w:rPr>
-              <w:t xml:space="preserve">unbelegt; belegt sind 11 bis 53 s je Text und 12 € Weiterberechnung je Text</w:t>
+                <w:rFonts w:ascii="Helvetica" w:cs="Helvetica" w:eastAsia="Helvetica" w:hAnsi="Helvetica"/>
+                <w:color w:val="1A1A1A"/>
+                <w:sz w:val="16"/>
+                <w:szCs w:val="16"/>
+              </w:rPr>
+              <w:t xml:space="preserve">unbelegt; belegt sind 11 bis 53 s je Text</w:t>
             </w:r>
           </w:p>
         </w:tc>
@@ -9561,12 +9561,12 @@
             </w:pPr>
             <w:r>
               <w:rPr>
-                <w:rFonts w:ascii="Avenir Next" w:cs="Avenir Next" w:eastAsia="Avenir Next" w:hAnsi="Avenir Next"/>
-                <w:color w:val="1A1A1A"/>
-                <w:sz w:val="16"/>
-                <w:szCs w:val="16"/>
-              </w:rPr>
-              <w:t xml:space="preserve">Preisseite, Worte</w:t>
+                <w:rFonts w:ascii="Helvetica" w:cs="Helvetica" w:eastAsia="Helvetica" w:hAnsi="Helvetica"/>
+                <w:color w:val="1A1A1A"/>
+                <w:sz w:val="16"/>
+                <w:szCs w:val="16"/>
+              </w:rPr>
+              <w:t xml:space="preserve">Preisseite, Rechnung</w:t>
             </w:r>
           </w:p>
         </w:tc>
@@ -9592,12 +9592,12 @@
             </w:pPr>
             <w:r>
               <w:rPr>
-                <w:rFonts w:ascii="Avenir Next" w:cs="Avenir Next" w:eastAsia="Avenir Next" w:hAnsi="Avenir Next"/>
-                <w:color w:val="1A1A1A"/>
-                <w:sz w:val="16"/>
-                <w:szCs w:val="16"/>
-              </w:rPr>
-              <w:t xml:space="preserve">„White-Label“, „Video-Audit“, „Spezialisten für jeden HWG-Paragrafen“</w:t>
+                <w:rFonts w:ascii="Helvetica" w:cs="Helvetica" w:eastAsia="Helvetica" w:hAnsi="Helvetica"/>
+                <w:color w:val="1A1A1A"/>
+                <w:sz w:val="16"/>
+                <w:szCs w:val="16"/>
+              </w:rPr>
+              <w:t xml:space="preserve">„15 € je Text“, „trägt sich ab dem 24. Text“, gerechnet mit Professional 349 €</w:t>
             </w:r>
           </w:p>
         </w:tc>
@@ -9623,12 +9623,12 @@
             </w:pPr>
             <w:r>
               <w:rPr>
-                <w:rFonts w:ascii="Avenir Next" w:cs="Avenir Next" w:eastAsia="Avenir Next" w:hAnsi="Avenir Next"/>
-                <w:color w:val="1A1A1A"/>
-                <w:sz w:val="16"/>
-                <w:szCs w:val="16"/>
-              </w:rPr>
-              <w:t xml:space="preserve">„In Ihrem Namen“; Einzel-Audit 149 €</w:t>
+                <w:rFonts w:ascii="Helvetica" w:cs="Helvetica" w:eastAsia="Helvetica" w:hAnsi="Helvetica"/>
+                <w:color w:val="1A1A1A"/>
+                <w:sz w:val="16"/>
+                <w:szCs w:val="16"/>
+              </w:rPr>
+              <w:t xml:space="preserve">Rechenbeispiel 15 € bleibt, als Beispiel formuliert; mit Agentur 99 € ab dem 7. Text</w:t>
             </w:r>
           </w:p>
         </w:tc>
@@ -9659,12 +9659,12 @@
             </w:pPr>
             <w:r>
               <w:rPr>
-                <w:rFonts w:ascii="Avenir Next" w:cs="Avenir Next" w:eastAsia="Avenir Next" w:hAnsi="Avenir Next"/>
-                <w:color w:val="1A1A1A"/>
-                <w:sz w:val="16"/>
-                <w:szCs w:val="16"/>
-              </w:rPr>
-              <w:t xml:space="preserve">llms.txt</w:t>
+                <w:rFonts w:ascii="Helvetica" w:cs="Helvetica" w:eastAsia="Helvetica" w:hAnsi="Helvetica"/>
+                <w:color w:val="1A1A1A"/>
+                <w:sz w:val="16"/>
+                <w:szCs w:val="16"/>
+              </w:rPr>
+              <w:t xml:space="preserve">Preisseite, Worte</w:t>
             </w:r>
           </w:p>
         </w:tc>
@@ -9690,12 +9690,12 @@
             </w:pPr>
             <w:r>
               <w:rPr>
-                <w:rFonts w:ascii="Avenir Next" w:cs="Avenir Next" w:eastAsia="Avenir Next" w:hAnsi="Avenir Next"/>
-                <w:color w:val="1A1A1A"/>
-                <w:sz w:val="16"/>
-                <w:szCs w:val="16"/>
-              </w:rPr>
-              <w:t xml:space="preserve">„Vorprüfung“, alte Pakete und Preise</w:t>
+                <w:rFonts w:ascii="Helvetica" w:cs="Helvetica" w:eastAsia="Helvetica" w:hAnsi="Helvetica"/>
+                <w:color w:val="1A1A1A"/>
+                <w:sz w:val="16"/>
+                <w:szCs w:val="16"/>
+              </w:rPr>
+              <w:t xml:space="preserve">„White-Label“, „Video-Audit“, „Spezialisten für jeden HWG-Paragrafen“</w:t>
             </w:r>
           </w:p>
         </w:tc>
@@ -9721,12 +9721,12 @@
             </w:pPr>
             <w:r>
               <w:rPr>
-                <w:rFonts w:ascii="Avenir Next" w:cs="Avenir Next" w:eastAsia="Avenir Next" w:hAnsi="Avenir Next"/>
-                <w:color w:val="1A1A1A"/>
-                <w:sz w:val="16"/>
-                <w:szCs w:val="16"/>
-              </w:rPr>
-              <w:t xml:space="preserve">Definition wörtlich, neue Pakete</w:t>
+                <w:rFonts w:ascii="Helvetica" w:cs="Helvetica" w:eastAsia="Helvetica" w:hAnsi="Helvetica"/>
+                <w:color w:val="1A1A1A"/>
+                <w:sz w:val="16"/>
+                <w:szCs w:val="16"/>
+              </w:rPr>
+              <w:t xml:space="preserve">„In Ihrem Namen“; Einzel-Audit 149 €</w:t>
             </w:r>
           </w:p>
         </w:tc>
@@ -9757,12 +9757,12 @@
             </w:pPr>
             <w:r>
               <w:rPr>
-                <w:rFonts w:ascii="Avenir Next" w:cs="Avenir Next" w:eastAsia="Avenir Next" w:hAnsi="Avenir Next"/>
-                <w:color w:val="1A1A1A"/>
-                <w:sz w:val="16"/>
-                <w:szCs w:val="16"/>
-              </w:rPr>
-              <w:t xml:space="preserve">Artikel „Was bedeutet Vorfilter“</w:t>
+                <w:rFonts w:ascii="Helvetica" w:cs="Helvetica" w:eastAsia="Helvetica" w:hAnsi="Helvetica"/>
+                <w:color w:val="1A1A1A"/>
+                <w:sz w:val="16"/>
+                <w:szCs w:val="16"/>
+              </w:rPr>
+              <w:t xml:space="preserve">llms.txt</w:t>
             </w:r>
           </w:p>
         </w:tc>
@@ -9788,12 +9788,12 @@
             </w:pPr>
             <w:r>
               <w:rPr>
-                <w:rFonts w:ascii="Avenir Next" w:cs="Avenir Next" w:eastAsia="Avenir Next" w:hAnsi="Avenir Next"/>
-                <w:color w:val="1A1A1A"/>
-                <w:sz w:val="16"/>
-                <w:szCs w:val="16"/>
-              </w:rPr>
-              <w:t xml:space="preserve">„KEINE PRÜFUNG“</w:t>
+                <w:rFonts w:ascii="Helvetica" w:cs="Helvetica" w:eastAsia="Helvetica" w:hAnsi="Helvetica"/>
+                <w:color w:val="1A1A1A"/>
+                <w:sz w:val="16"/>
+                <w:szCs w:val="16"/>
+              </w:rPr>
+              <w:t xml:space="preserve">„Vorprüfung“, alte Pakete und Preise</w:t>
             </w:r>
           </w:p>
         </w:tc>
@@ -9819,12 +9819,12 @@
             </w:pPr>
             <w:r>
               <w:rPr>
-                <w:rFonts w:ascii="Avenir Next" w:cs="Avenir Next" w:eastAsia="Avenir Next" w:hAnsi="Avenir Next"/>
-                <w:color w:val="1A1A1A"/>
-                <w:sz w:val="16"/>
-                <w:szCs w:val="16"/>
-              </w:rPr>
-              <w:t xml:space="preserve">widerspricht dem Claim</w:t>
+                <w:rFonts w:ascii="Helvetica" w:cs="Helvetica" w:eastAsia="Helvetica" w:hAnsi="Helvetica"/>
+                <w:color w:val="1A1A1A"/>
+                <w:sz w:val="16"/>
+                <w:szCs w:val="16"/>
+              </w:rPr>
+              <w:t xml:space="preserve">Definition wörtlich, neue Pakete</w:t>
             </w:r>
           </w:p>
         </w:tc>
@@ -9855,12 +9855,12 @@
             </w:pPr>
             <w:r>
               <w:rPr>
-                <w:rFonts w:ascii="Avenir Next" w:cs="Avenir Next" w:eastAsia="Avenir Next" w:hAnsi="Avenir Next"/>
-                <w:color w:val="1A1A1A"/>
-                <w:sz w:val="16"/>
-                <w:szCs w:val="16"/>
-              </w:rPr>
-              <w:t xml:space="preserve">Artikel Vorher-Nachher</w:t>
+                <w:rFonts w:ascii="Helvetica" w:cs="Helvetica" w:eastAsia="Helvetica" w:hAnsi="Helvetica"/>
+                <w:color w:val="1A1A1A"/>
+                <w:sz w:val="16"/>
+                <w:szCs w:val="16"/>
+              </w:rPr>
+              <w:t xml:space="preserve">Artikel „Was bedeutet Vorfilter“</w:t>
             </w:r>
           </w:p>
         </w:tc>
@@ -9886,12 +9886,12 @@
             </w:pPr>
             <w:r>
               <w:rPr>
-                <w:rFonts w:ascii="Avenir Next" w:cs="Avenir Next" w:eastAsia="Avenir Next" w:hAnsi="Avenir Next"/>
-                <w:color w:val="1A1A1A"/>
-                <w:sz w:val="16"/>
-                <w:szCs w:val="16"/>
-              </w:rPr>
-              <w:t xml:space="preserve">Verbot gelte „bei operativen Eingriffen“; BGH-Urteil fehlt</w:t>
+                <w:rFonts w:ascii="Helvetica" w:cs="Helvetica" w:eastAsia="Helvetica" w:hAnsi="Helvetica"/>
+                <w:color w:val="1A1A1A"/>
+                <w:sz w:val="16"/>
+                <w:szCs w:val="16"/>
+              </w:rPr>
+              <w:t xml:space="preserve">„KEINE PRÜFUNG“</w:t>
             </w:r>
           </w:p>
         </w:tc>
@@ -9917,12 +9917,12 @@
             </w:pPr>
             <w:r>
               <w:rPr>
-                <w:rFonts w:ascii="Avenir Next" w:cs="Avenir Next" w:eastAsia="Avenir Next" w:hAnsi="Avenir Next"/>
-                <w:color w:val="1A1A1A"/>
-                <w:sz w:val="16"/>
-                <w:szCs w:val="16"/>
-              </w:rPr>
-              <w:t xml:space="preserve">auch Unterspritzungen (BGH I ZR 170/24)</w:t>
+                <w:rFonts w:ascii="Helvetica" w:cs="Helvetica" w:eastAsia="Helvetica" w:hAnsi="Helvetica"/>
+                <w:color w:val="1A1A1A"/>
+                <w:sz w:val="16"/>
+                <w:szCs w:val="16"/>
+              </w:rPr>
+              <w:t xml:space="preserve">widerspricht dem Claim</w:t>
             </w:r>
           </w:p>
         </w:tc>
@@ -9953,12 +9953,12 @@
             </w:pPr>
             <w:r>
               <w:rPr>
-                <w:rFonts w:ascii="Avenir Next" w:cs="Avenir Next" w:eastAsia="Avenir Next" w:hAnsi="Avenir Next"/>
-                <w:color w:val="1A1A1A"/>
-                <w:sz w:val="16"/>
-                <w:szCs w:val="16"/>
-              </w:rPr>
-              <w:t xml:space="preserve">/ueber-uns</w:t>
+                <w:rFonts w:ascii="Helvetica" w:cs="Helvetica" w:eastAsia="Helvetica" w:hAnsi="Helvetica"/>
+                <w:color w:val="1A1A1A"/>
+                <w:sz w:val="16"/>
+                <w:szCs w:val="16"/>
+              </w:rPr>
+              <w:t xml:space="preserve">Artikel Vorher-Nachher</w:t>
             </w:r>
           </w:p>
         </w:tc>
@@ -9984,12 +9984,12 @@
             </w:pPr>
             <w:r>
               <w:rPr>
-                <w:rFonts w:ascii="Avenir Next" w:cs="Avenir Next" w:eastAsia="Avenir Next" w:hAnsi="Avenir Next"/>
-                <w:color w:val="1A1A1A"/>
-                <w:sz w:val="16"/>
-                <w:szCs w:val="16"/>
-              </w:rPr>
-              <w:t xml:space="preserve">nur Vornamen, kein Sitz, kein Jahr, keine Registernummer</w:t>
+                <w:rFonts w:ascii="Helvetica" w:cs="Helvetica" w:eastAsia="Helvetica" w:hAnsi="Helvetica"/>
+                <w:color w:val="1A1A1A"/>
+                <w:sz w:val="16"/>
+                <w:szCs w:val="16"/>
+              </w:rPr>
+              <w:t xml:space="preserve">Verbot gelte „bei operativen Eingriffen“; BGH-Urteil fehlt</w:t>
             </w:r>
           </w:p>
         </w:tc>
@@ -10015,12 +10015,12 @@
             </w:pPr>
             <w:r>
               <w:rPr>
-                <w:rFonts w:ascii="Avenir Next" w:cs="Avenir Next" w:eastAsia="Avenir Next" w:hAnsi="Avenir Next"/>
-                <w:color w:val="1A1A1A"/>
-                <w:sz w:val="16"/>
-                <w:szCs w:val="16"/>
-              </w:rPr>
-              <w:t xml:space="preserve">Firma, Sitz, Gründung, Register, Gründer</w:t>
+                <w:rFonts w:ascii="Helvetica" w:cs="Helvetica" w:eastAsia="Helvetica" w:hAnsi="Helvetica"/>
+                <w:color w:val="1A1A1A"/>
+                <w:sz w:val="16"/>
+                <w:szCs w:val="16"/>
+              </w:rPr>
+              <w:t xml:space="preserve">auch Unterspritzungen (BGH I ZR 170/24)</w:t>
             </w:r>
           </w:p>
         </w:tc>
@@ -10051,7 +10051,105 @@
             </w:pPr>
             <w:r>
               <w:rPr>
-                <w:rFonts w:ascii="Avenir Next" w:cs="Avenir Next" w:eastAsia="Avenir Next" w:hAnsi="Avenir Next"/>
+                <w:rFonts w:ascii="Helvetica" w:cs="Helvetica" w:eastAsia="Helvetica" w:hAnsi="Helvetica"/>
+                <w:color w:val="1A1A1A"/>
+                <w:sz w:val="16"/>
+                <w:szCs w:val="16"/>
+              </w:rPr>
+              <w:t xml:space="preserve">/ueber-uns</w:t>
+            </w:r>
+          </w:p>
+        </w:tc>
+        <w:tc>
+          <w:tcPr>
+            <w:tcW w:type="dxa" w:w="3909"/>
+            <w:tcBorders>
+              <w:top w:val="none" w:color="FFFFFF" w:sz="0"/>
+              <w:left w:val="none" w:color="FFFFFF" w:sz="0"/>
+              <w:bottom w:val="single" w:color="D6D6D6" w:sz="4"/>
+              <w:right w:val="none" w:color="FFFFFF" w:sz="0"/>
+            </w:tcBorders>
+            <w:tcMar>
+              <w:top w:type="dxa" w:w="60"/>
+              <w:left w:type="dxa" w:w="80"/>
+              <w:bottom w:type="dxa" w:w="60"/>
+              <w:right w:type="dxa" w:w="80"/>
+            </w:tcMar>
+          </w:tcPr>
+          <w:p>
+            <w:pPr>
+              <w:spacing w:after="0" w:line="250"/>
+            </w:pPr>
+            <w:r>
+              <w:rPr>
+                <w:rFonts w:ascii="Helvetica" w:cs="Helvetica" w:eastAsia="Helvetica" w:hAnsi="Helvetica"/>
+                <w:color w:val="1A1A1A"/>
+                <w:sz w:val="16"/>
+                <w:szCs w:val="16"/>
+              </w:rPr>
+              <w:t xml:space="preserve">nur Vornamen, kein Sitz, kein Jahr, keine Registernummer</w:t>
+            </w:r>
+          </w:p>
+        </w:tc>
+        <w:tc>
+          <w:tcPr>
+            <w:tcW w:type="dxa" w:w="3350"/>
+            <w:tcBorders>
+              <w:top w:val="none" w:color="FFFFFF" w:sz="0"/>
+              <w:left w:val="none" w:color="FFFFFF" w:sz="0"/>
+              <w:bottom w:val="single" w:color="D6D6D6" w:sz="4"/>
+              <w:right w:val="none" w:color="FFFFFF" w:sz="0"/>
+            </w:tcBorders>
+            <w:tcMar>
+              <w:top w:type="dxa" w:w="60"/>
+              <w:left w:type="dxa" w:w="80"/>
+              <w:bottom w:type="dxa" w:w="60"/>
+              <w:right w:type="dxa" w:w="80"/>
+            </w:tcMar>
+          </w:tcPr>
+          <w:p>
+            <w:pPr>
+              <w:spacing w:after="0" w:line="250"/>
+            </w:pPr>
+            <w:r>
+              <w:rPr>
+                <w:rFonts w:ascii="Helvetica" w:cs="Helvetica" w:eastAsia="Helvetica" w:hAnsi="Helvetica"/>
+                <w:color w:val="1A1A1A"/>
+                <w:sz w:val="16"/>
+                <w:szCs w:val="16"/>
+              </w:rPr>
+              <w:t xml:space="preserve">Firma, Sitz, Gründung, Register, Gründer</w:t>
+            </w:r>
+          </w:p>
+        </w:tc>
+      </w:tr>
+      <w:tr>
+        <w:trPr>
+          <w:cantSplit/>
+        </w:trPr>
+        <w:tc>
+          <w:tcPr>
+            <w:tcW w:type="dxa" w:w="2047"/>
+            <w:tcBorders>
+              <w:top w:val="none" w:color="FFFFFF" w:sz="0"/>
+              <w:left w:val="none" w:color="FFFFFF" w:sz="0"/>
+              <w:bottom w:val="single" w:color="D6D6D6" w:sz="4"/>
+              <w:right w:val="none" w:color="FFFFFF" w:sz="0"/>
+            </w:tcBorders>
+            <w:tcMar>
+              <w:top w:type="dxa" w:w="60"/>
+              <w:left w:type="dxa" w:w="80"/>
+              <w:bottom w:type="dxa" w:w="60"/>
+              <w:right w:type="dxa" w:w="80"/>
+            </w:tcMar>
+          </w:tcPr>
+          <w:p>
+            <w:pPr>
+              <w:spacing w:after="0" w:line="250"/>
+            </w:pPr>
+            <w:r>
+              <w:rPr>
+                <w:rFonts w:ascii="Helvetica" w:cs="Helvetica" w:eastAsia="Helvetica" w:hAnsi="Helvetica"/>
                 <w:color w:val="1A1A1A"/>
                 <w:sz w:val="16"/>
                 <w:szCs w:val="16"/>
@@ -10082,7 +10180,7 @@
             </w:pPr>
             <w:r>
               <w:rPr>
-                <w:rFonts w:ascii="Avenir Next" w:cs="Avenir Next" w:eastAsia="Avenir Next" w:hAnsi="Avenir Next"/>
+                <w:rFonts w:ascii="Helvetica" w:cs="Helvetica" w:eastAsia="Helvetica" w:hAnsi="Helvetica"/>
                 <w:color w:val="1A1A1A"/>
                 <w:sz w:val="16"/>
                 <w:szCs w:val="16"/>
@@ -10113,7 +10211,7 @@
             </w:pPr>
             <w:r>
               <w:rPr>
-                <w:rFonts w:ascii="Avenir Next" w:cs="Avenir Next" w:eastAsia="Avenir Next" w:hAnsi="Avenir Next"/>
+                <w:rFonts w:ascii="Helvetica" w:cs="Helvetica" w:eastAsia="Helvetica" w:hAnsi="Helvetica"/>
                 <w:color w:val="1A1A1A"/>
                 <w:sz w:val="16"/>
                 <w:szCs w:val="16"/>
@@ -10135,7 +10233,7 @@
       </w:pPr>
       <w:r>
         <w:rPr>
-          <w:rFonts w:ascii="Georgia" w:cs="Georgia" w:eastAsia="Georgia" w:hAnsi="Georgia"/>
+          <w:rFonts w:ascii="Helvetica" w:cs="Helvetica" w:eastAsia="Helvetica" w:hAnsi="Helvetica"/>
           <w:color w:val="1A1A1A"/>
           <w:sz w:val="20"/>
           <w:szCs w:val="20"/>
@@ -10155,7 +10253,7 @@
       </w:pPr>
       <w:r>
         <w:rPr>
-          <w:rFonts w:ascii="Georgia" w:cs="Georgia" w:eastAsia="Georgia" w:hAnsi="Georgia"/>
+          <w:rFonts w:ascii="Helvetica" w:cs="Helvetica" w:eastAsia="Helvetica" w:hAnsi="Helvetica"/>
           <w:color w:val="1A1A1A"/>
           <w:sz w:val="20"/>
           <w:szCs w:val="20"/>
@@ -10170,7 +10268,7 @@
       </w:r>
       <w:r>
         <w:rPr>
-          <w:rFonts w:ascii="Georgia" w:cs="Georgia" w:eastAsia="Georgia" w:hAnsi="Georgia"/>
+          <w:rFonts w:ascii="Helvetica" w:cs="Helvetica" w:eastAsia="Helvetica" w:hAnsi="Helvetica"/>
           <w:color w:val="1A1A1A"/>
           <w:sz w:val="20"/>
           <w:szCs w:val="20"/>
@@ -10193,7 +10291,7 @@
       </w:pPr>
       <w:r>
         <w:rPr>
-          <w:rFonts w:ascii="Georgia" w:cs="Georgia" w:eastAsia="Georgia" w:hAnsi="Georgia"/>
+          <w:rFonts w:ascii="Helvetica" w:cs="Helvetica" w:eastAsia="Helvetica" w:hAnsi="Helvetica"/>
           <w:color w:val="1A1A1A"/>
           <w:sz w:val="20"/>
           <w:szCs w:val="20"/>
@@ -10207,7 +10305,7 @@
       </w:pPr>
       <w:r>
         <w:rPr>
-          <w:rFonts w:ascii="Georgia" w:cs="Georgia" w:eastAsia="Georgia" w:hAnsi="Georgia"/>
+          <w:rFonts w:ascii="Helvetica" w:cs="Helvetica" w:eastAsia="Helvetica" w:hAnsi="Helvetica"/>
           <w:color w:val="1A1A1A"/>
           <w:sz w:val="20"/>
           <w:szCs w:val="20"/>
@@ -10268,7 +10366,7 @@
       </w:pPr>
       <w:r>
         <w:rPr>
-          <w:rFonts w:ascii="Avenir Next" w:cs="Avenir Next" w:eastAsia="Avenir Next" w:hAnsi="Avenir Next"/>
+          <w:rFonts w:ascii="Helvetica" w:cs="Helvetica" w:eastAsia="Helvetica" w:hAnsi="Helvetica"/>
           <w:color w:val="6B6B6B"/>
           <w:sz w:val="15"/>
           <w:szCs w:val="15"/>
@@ -10282,7 +10380,7 @@
       </w:pPr>
       <w:r>
         <w:rPr>
-          <w:rFonts w:ascii="Georgia" w:cs="Georgia" w:eastAsia="Georgia" w:hAnsi="Georgia"/>
+          <w:rFonts w:ascii="Helvetica" w:cs="Helvetica" w:eastAsia="Helvetica" w:hAnsi="Helvetica"/>
           <w:color w:val="1A1A1A"/>
           <w:sz w:val="20"/>
           <w:szCs w:val="20"/>
@@ -10297,7 +10395,7 @@
       </w:r>
       <w:r>
         <w:rPr>
-          <w:rFonts w:ascii="Georgia" w:cs="Georgia" w:eastAsia="Georgia" w:hAnsi="Georgia"/>
+          <w:rFonts w:ascii="Helvetica" w:cs="Helvetica" w:eastAsia="Helvetica" w:hAnsi="Helvetica"/>
           <w:color w:val="1A1A1A"/>
           <w:sz w:val="20"/>
           <w:szCs w:val="20"/>
@@ -10311,7 +10409,7 @@
       </w:pPr>
       <w:r>
         <w:rPr>
-          <w:rFonts w:ascii="Georgia" w:cs="Georgia" w:eastAsia="Georgia" w:hAnsi="Georgia"/>
+          <w:rFonts w:ascii="Helvetica" w:cs="Helvetica" w:eastAsia="Helvetica" w:hAnsi="Helvetica"/>
           <w:color w:val="1A1A1A"/>
           <w:sz w:val="20"/>
           <w:szCs w:val="20"/>
@@ -10326,7 +10424,7 @@
       </w:r>
       <w:r>
         <w:rPr>
-          <w:rFonts w:ascii="Georgia" w:cs="Georgia" w:eastAsia="Georgia" w:hAnsi="Georgia"/>
+          <w:rFonts w:ascii="Helvetica" w:cs="Helvetica" w:eastAsia="Helvetica" w:hAnsi="Helvetica"/>
           <w:color w:val="1A1A1A"/>
           <w:sz w:val="20"/>
           <w:szCs w:val="20"/>
@@ -10349,7 +10447,7 @@
       </w:pPr>
       <w:r>
         <w:rPr>
-          <w:rFonts w:ascii="Georgia" w:cs="Georgia" w:eastAsia="Georgia" w:hAnsi="Georgia"/>
+          <w:rFonts w:ascii="Helvetica" w:cs="Helvetica" w:eastAsia="Helvetica" w:hAnsi="Helvetica"/>
           <w:color w:val="1A1A1A"/>
           <w:sz w:val="20"/>
           <w:szCs w:val="20"/>
@@ -10407,7 +10505,7 @@
             </w:pPr>
             <w:r>
               <w:rPr>
-                <w:rFonts w:ascii="Avenir Next" w:cs="Avenir Next" w:eastAsia="Avenir Next" w:hAnsi="Avenir Next"/>
+                <w:rFonts w:ascii="Helvetica" w:cs="Helvetica" w:eastAsia="Helvetica" w:hAnsi="Helvetica"/>
                 <w:b/>
                 <w:bCs/>
                 <w:color w:val="333333"/>
@@ -10440,7 +10538,7 @@
             </w:pPr>
             <w:r>
               <w:rPr>
-                <w:rFonts w:ascii="Avenir Next" w:cs="Avenir Next" w:eastAsia="Avenir Next" w:hAnsi="Avenir Next"/>
+                <w:rFonts w:ascii="Helvetica" w:cs="Helvetica" w:eastAsia="Helvetica" w:hAnsi="Helvetica"/>
                 <w:b/>
                 <w:bCs/>
                 <w:color w:val="333333"/>
@@ -10473,7 +10571,7 @@
             </w:pPr>
             <w:r>
               <w:rPr>
-                <w:rFonts w:ascii="Avenir Next" w:cs="Avenir Next" w:eastAsia="Avenir Next" w:hAnsi="Avenir Next"/>
+                <w:rFonts w:ascii="Helvetica" w:cs="Helvetica" w:eastAsia="Helvetica" w:hAnsi="Helvetica"/>
                 <w:b/>
                 <w:bCs/>
                 <w:color w:val="333333"/>
@@ -10511,7 +10609,7 @@
             </w:pPr>
             <w:r>
               <w:rPr>
-                <w:rFonts w:ascii="Avenir Next" w:cs="Avenir Next" w:eastAsia="Avenir Next" w:hAnsi="Avenir Next"/>
+                <w:rFonts w:ascii="Helvetica" w:cs="Helvetica" w:eastAsia="Helvetica" w:hAnsi="Helvetica"/>
                 <w:color w:val="1A1A1A"/>
                 <w:sz w:val="16"/>
                 <w:szCs w:val="16"/>
@@ -10542,7 +10640,7 @@
             </w:pPr>
             <w:r>
               <w:rPr>
-                <w:rFonts w:ascii="Avenir Next" w:cs="Avenir Next" w:eastAsia="Avenir Next" w:hAnsi="Avenir Next"/>
+                <w:rFonts w:ascii="Helvetica" w:cs="Helvetica" w:eastAsia="Helvetica" w:hAnsi="Helvetica"/>
                 <w:color w:val="1A1A1A"/>
                 <w:sz w:val="16"/>
                 <w:szCs w:val="16"/>
@@ -10573,7 +10671,7 @@
             </w:pPr>
             <w:r>
               <w:rPr>
-                <w:rFonts w:ascii="Avenir Next" w:cs="Avenir Next" w:eastAsia="Avenir Next" w:hAnsi="Avenir Next"/>
+                <w:rFonts w:ascii="Helvetica" w:cs="Helvetica" w:eastAsia="Helvetica" w:hAnsi="Helvetica"/>
                 <w:color w:val="1A1A1A"/>
                 <w:sz w:val="16"/>
                 <w:szCs w:val="16"/>
@@ -10609,7 +10707,7 @@
             </w:pPr>
             <w:r>
               <w:rPr>
-                <w:rFonts w:ascii="Avenir Next" w:cs="Avenir Next" w:eastAsia="Avenir Next" w:hAnsi="Avenir Next"/>
+                <w:rFonts w:ascii="Helvetica" w:cs="Helvetica" w:eastAsia="Helvetica" w:hAnsi="Helvetica"/>
                 <w:color w:val="1A1A1A"/>
                 <w:sz w:val="16"/>
                 <w:szCs w:val="16"/>
@@ -10640,7 +10738,7 @@
             </w:pPr>
             <w:r>
               <w:rPr>
-                <w:rFonts w:ascii="Avenir Next" w:cs="Avenir Next" w:eastAsia="Avenir Next" w:hAnsi="Avenir Next"/>
+                <w:rFonts w:ascii="Helvetica" w:cs="Helvetica" w:eastAsia="Helvetica" w:hAnsi="Helvetica"/>
                 <w:color w:val="1A1A1A"/>
                 <w:sz w:val="16"/>
                 <w:szCs w:val="16"/>
@@ -10671,7 +10769,7 @@
             </w:pPr>
             <w:r>
               <w:rPr>
-                <w:rFonts w:ascii="Avenir Next" w:cs="Avenir Next" w:eastAsia="Avenir Next" w:hAnsi="Avenir Next"/>
+                <w:rFonts w:ascii="Helvetica" w:cs="Helvetica" w:eastAsia="Helvetica" w:hAnsi="Helvetica"/>
                 <w:color w:val="1A1A1A"/>
                 <w:sz w:val="16"/>
                 <w:szCs w:val="16"/>
@@ -10707,7 +10805,7 @@
             </w:pPr>
             <w:r>
               <w:rPr>
-                <w:rFonts w:ascii="Avenir Next" w:cs="Avenir Next" w:eastAsia="Avenir Next" w:hAnsi="Avenir Next"/>
+                <w:rFonts w:ascii="Helvetica" w:cs="Helvetica" w:eastAsia="Helvetica" w:hAnsi="Helvetica"/>
                 <w:color w:val="1A1A1A"/>
                 <w:sz w:val="16"/>
                 <w:szCs w:val="16"/>
@@ -10738,7 +10836,7 @@
             </w:pPr>
             <w:r>
               <w:rPr>
-                <w:rFonts w:ascii="Avenir Next" w:cs="Avenir Next" w:eastAsia="Avenir Next" w:hAnsi="Avenir Next"/>
+                <w:rFonts w:ascii="Helvetica" w:cs="Helvetica" w:eastAsia="Helvetica" w:hAnsi="Helvetica"/>
                 <w:color w:val="1A1A1A"/>
                 <w:sz w:val="16"/>
                 <w:szCs w:val="16"/>
@@ -10769,7 +10867,7 @@
             </w:pPr>
             <w:r>
               <w:rPr>
-                <w:rFonts w:ascii="Avenir Next" w:cs="Avenir Next" w:eastAsia="Avenir Next" w:hAnsi="Avenir Next"/>
+                <w:rFonts w:ascii="Helvetica" w:cs="Helvetica" w:eastAsia="Helvetica" w:hAnsi="Helvetica"/>
                 <w:color w:val="1A1A1A"/>
                 <w:sz w:val="16"/>
                 <w:szCs w:val="16"/>
@@ -10805,7 +10903,7 @@
             </w:pPr>
             <w:r>
               <w:rPr>
-                <w:rFonts w:ascii="Avenir Next" w:cs="Avenir Next" w:eastAsia="Avenir Next" w:hAnsi="Avenir Next"/>
+                <w:rFonts w:ascii="Helvetica" w:cs="Helvetica" w:eastAsia="Helvetica" w:hAnsi="Helvetica"/>
                 <w:color w:val="1A1A1A"/>
                 <w:sz w:val="16"/>
                 <w:szCs w:val="16"/>
@@ -10836,7 +10934,7 @@
             </w:pPr>
             <w:r>
               <w:rPr>
-                <w:rFonts w:ascii="Avenir Next" w:cs="Avenir Next" w:eastAsia="Avenir Next" w:hAnsi="Avenir Next"/>
+                <w:rFonts w:ascii="Helvetica" w:cs="Helvetica" w:eastAsia="Helvetica" w:hAnsi="Helvetica"/>
                 <w:color w:val="1A1A1A"/>
                 <w:sz w:val="16"/>
                 <w:szCs w:val="16"/>
@@ -10867,7 +10965,7 @@
             </w:pPr>
             <w:r>
               <w:rPr>
-                <w:rFonts w:ascii="Avenir Next" w:cs="Avenir Next" w:eastAsia="Avenir Next" w:hAnsi="Avenir Next"/>
+                <w:rFonts w:ascii="Helvetica" w:cs="Helvetica" w:eastAsia="Helvetica" w:hAnsi="Helvetica"/>
                 <w:color w:val="1A1A1A"/>
                 <w:sz w:val="16"/>
                 <w:szCs w:val="16"/>
@@ -10903,7 +11001,7 @@
             </w:pPr>
             <w:r>
               <w:rPr>
-                <w:rFonts w:ascii="Avenir Next" w:cs="Avenir Next" w:eastAsia="Avenir Next" w:hAnsi="Avenir Next"/>
+                <w:rFonts w:ascii="Helvetica" w:cs="Helvetica" w:eastAsia="Helvetica" w:hAnsi="Helvetica"/>
                 <w:color w:val="1A1A1A"/>
                 <w:sz w:val="16"/>
                 <w:szCs w:val="16"/>
@@ -10934,7 +11032,7 @@
             </w:pPr>
             <w:r>
               <w:rPr>
-                <w:rFonts w:ascii="Avenir Next" w:cs="Avenir Next" w:eastAsia="Avenir Next" w:hAnsi="Avenir Next"/>
+                <w:rFonts w:ascii="Helvetica" w:cs="Helvetica" w:eastAsia="Helvetica" w:hAnsi="Helvetica"/>
                 <w:color w:val="1A1A1A"/>
                 <w:sz w:val="16"/>
                 <w:szCs w:val="16"/>
@@ -10965,7 +11063,7 @@
             </w:pPr>
             <w:r>
               <w:rPr>
-                <w:rFonts w:ascii="Avenir Next" w:cs="Avenir Next" w:eastAsia="Avenir Next" w:hAnsi="Avenir Next"/>
+                <w:rFonts w:ascii="Helvetica" w:cs="Helvetica" w:eastAsia="Helvetica" w:hAnsi="Helvetica"/>
                 <w:color w:val="1A1A1A"/>
                 <w:sz w:val="16"/>
                 <w:szCs w:val="16"/>
@@ -11001,7 +11099,7 @@
             </w:pPr>
             <w:r>
               <w:rPr>
-                <w:rFonts w:ascii="Avenir Next" w:cs="Avenir Next" w:eastAsia="Avenir Next" w:hAnsi="Avenir Next"/>
+                <w:rFonts w:ascii="Helvetica" w:cs="Helvetica" w:eastAsia="Helvetica" w:hAnsi="Helvetica"/>
                 <w:color w:val="1A1A1A"/>
                 <w:sz w:val="16"/>
                 <w:szCs w:val="16"/>
@@ -11032,7 +11130,7 @@
             </w:pPr>
             <w:r>
               <w:rPr>
-                <w:rFonts w:ascii="Avenir Next" w:cs="Avenir Next" w:eastAsia="Avenir Next" w:hAnsi="Avenir Next"/>
+                <w:rFonts w:ascii="Helvetica" w:cs="Helvetica" w:eastAsia="Helvetica" w:hAnsi="Helvetica"/>
                 <w:color w:val="1A1A1A"/>
                 <w:sz w:val="16"/>
                 <w:szCs w:val="16"/>
@@ -11063,7 +11161,7 @@
             </w:pPr>
             <w:r>
               <w:rPr>
-                <w:rFonts w:ascii="Avenir Next" w:cs="Avenir Next" w:eastAsia="Avenir Next" w:hAnsi="Avenir Next"/>
+                <w:rFonts w:ascii="Helvetica" w:cs="Helvetica" w:eastAsia="Helvetica" w:hAnsi="Helvetica"/>
                 <w:color w:val="1A1A1A"/>
                 <w:sz w:val="16"/>
                 <w:szCs w:val="16"/>
@@ -11099,7 +11197,7 @@
             </w:pPr>
             <w:r>
               <w:rPr>
-                <w:rFonts w:ascii="Avenir Next" w:cs="Avenir Next" w:eastAsia="Avenir Next" w:hAnsi="Avenir Next"/>
+                <w:rFonts w:ascii="Helvetica" w:cs="Helvetica" w:eastAsia="Helvetica" w:hAnsi="Helvetica"/>
                 <w:color w:val="1A1A1A"/>
                 <w:sz w:val="16"/>
                 <w:szCs w:val="16"/>
@@ -11130,7 +11228,7 @@
             </w:pPr>
             <w:r>
               <w:rPr>
-                <w:rFonts w:ascii="Avenir Next" w:cs="Avenir Next" w:eastAsia="Avenir Next" w:hAnsi="Avenir Next"/>
+                <w:rFonts w:ascii="Helvetica" w:cs="Helvetica" w:eastAsia="Helvetica" w:hAnsi="Helvetica"/>
                 <w:color w:val="1A1A1A"/>
                 <w:sz w:val="16"/>
                 <w:szCs w:val="16"/>
@@ -11161,7 +11259,7 @@
             </w:pPr>
             <w:r>
               <w:rPr>
-                <w:rFonts w:ascii="Avenir Next" w:cs="Avenir Next" w:eastAsia="Avenir Next" w:hAnsi="Avenir Next"/>
+                <w:rFonts w:ascii="Helvetica" w:cs="Helvetica" w:eastAsia="Helvetica" w:hAnsi="Helvetica"/>
                 <w:color w:val="1A1A1A"/>
                 <w:sz w:val="16"/>
                 <w:szCs w:val="16"/>
@@ -11183,7 +11281,7 @@
       </w:pPr>
       <w:r>
         <w:rPr>
-          <w:rFonts w:ascii="Georgia" w:cs="Georgia" w:eastAsia="Georgia" w:hAnsi="Georgia"/>
+          <w:rFonts w:ascii="Helvetica" w:cs="Helvetica" w:eastAsia="Helvetica" w:hAnsi="Helvetica"/>
           <w:color w:val="1A1A1A"/>
           <w:sz w:val="20"/>
           <w:szCs w:val="20"/>
@@ -11202,7 +11300,7 @@
       </w:pPr>
       <w:r>
         <w:rPr>
-          <w:rFonts w:ascii="Georgia" w:cs="Georgia" w:eastAsia="Georgia" w:hAnsi="Georgia"/>
+          <w:rFonts w:ascii="Helvetica" w:cs="Helvetica" w:eastAsia="Helvetica" w:hAnsi="Helvetica"/>
           <w:b/>
           <w:bCs/>
           <w:color w:val="1A1A1A"/>
@@ -11213,7 +11311,7 @@
       </w:r>
       <w:r>
         <w:rPr>
-          <w:rFonts w:ascii="Georgia" w:cs="Georgia" w:eastAsia="Georgia" w:hAnsi="Georgia"/>
+          <w:rFonts w:ascii="Helvetica" w:cs="Helvetica" w:eastAsia="Helvetica" w:hAnsi="Helvetica"/>
           <w:color w:val="1A1A1A"/>
           <w:sz w:val="20"/>
           <w:szCs w:val="20"/>
@@ -11232,7 +11330,7 @@
       </w:pPr>
       <w:r>
         <w:rPr>
-          <w:rFonts w:ascii="Georgia" w:cs="Georgia" w:eastAsia="Georgia" w:hAnsi="Georgia"/>
+          <w:rFonts w:ascii="Helvetica" w:cs="Helvetica" w:eastAsia="Helvetica" w:hAnsi="Helvetica"/>
           <w:b/>
           <w:bCs/>
           <w:color w:val="1A1A1A"/>
@@ -11243,7 +11341,7 @@
       </w:r>
       <w:r>
         <w:rPr>
-          <w:rFonts w:ascii="Georgia" w:cs="Georgia" w:eastAsia="Georgia" w:hAnsi="Georgia"/>
+          <w:rFonts w:ascii="Helvetica" w:cs="Helvetica" w:eastAsia="Helvetica" w:hAnsi="Helvetica"/>
           <w:color w:val="1A1A1A"/>
           <w:sz w:val="20"/>
           <w:szCs w:val="20"/>
@@ -11262,7 +11360,7 @@
       </w:pPr>
       <w:r>
         <w:rPr>
-          <w:rFonts w:ascii="Georgia" w:cs="Georgia" w:eastAsia="Georgia" w:hAnsi="Georgia"/>
+          <w:rFonts w:ascii="Helvetica" w:cs="Helvetica" w:eastAsia="Helvetica" w:hAnsi="Helvetica"/>
           <w:color w:val="1A1A1A"/>
           <w:sz w:val="20"/>
           <w:szCs w:val="20"/>
@@ -11285,7 +11383,7 @@
       </w:pPr>
       <w:r>
         <w:rPr>
-          <w:rFonts w:ascii="Georgia" w:cs="Georgia" w:eastAsia="Georgia" w:hAnsi="Georgia"/>
+          <w:rFonts w:ascii="Helvetica" w:cs="Helvetica" w:eastAsia="Helvetica" w:hAnsi="Helvetica"/>
           <w:color w:val="1A1A1A"/>
           <w:sz w:val="20"/>
           <w:szCs w:val="20"/>
@@ -11347,7 +11445,7 @@
             </w:pPr>
             <w:r>
               <w:rPr>
-                <w:rFonts w:ascii="Avenir Next" w:cs="Avenir Next" w:eastAsia="Avenir Next" w:hAnsi="Avenir Next"/>
+                <w:rFonts w:ascii="Helvetica" w:cs="Helvetica" w:eastAsia="Helvetica" w:hAnsi="Helvetica"/>
                 <w:b/>
                 <w:bCs/>
                 <w:color w:val="333333"/>
@@ -11380,7 +11478,7 @@
             </w:pPr>
             <w:r>
               <w:rPr>
-                <w:rFonts w:ascii="Avenir Next" w:cs="Avenir Next" w:eastAsia="Avenir Next" w:hAnsi="Avenir Next"/>
+                <w:rFonts w:ascii="Helvetica" w:cs="Helvetica" w:eastAsia="Helvetica" w:hAnsi="Helvetica"/>
                 <w:b/>
                 <w:bCs/>
                 <w:color w:val="333333"/>
@@ -11413,7 +11511,7 @@
             </w:pPr>
             <w:r>
               <w:rPr>
-                <w:rFonts w:ascii="Avenir Next" w:cs="Avenir Next" w:eastAsia="Avenir Next" w:hAnsi="Avenir Next"/>
+                <w:rFonts w:ascii="Helvetica" w:cs="Helvetica" w:eastAsia="Helvetica" w:hAnsi="Helvetica"/>
                 <w:b/>
                 <w:bCs/>
                 <w:color w:val="333333"/>
@@ -11446,7 +11544,7 @@
             </w:pPr>
             <w:r>
               <w:rPr>
-                <w:rFonts w:ascii="Avenir Next" w:cs="Avenir Next" w:eastAsia="Avenir Next" w:hAnsi="Avenir Next"/>
+                <w:rFonts w:ascii="Helvetica" w:cs="Helvetica" w:eastAsia="Helvetica" w:hAnsi="Helvetica"/>
                 <w:b/>
                 <w:bCs/>
                 <w:color w:val="333333"/>
@@ -11484,7 +11582,7 @@
             </w:pPr>
             <w:r>
               <w:rPr>
-                <w:rFonts w:ascii="Avenir Next" w:cs="Avenir Next" w:eastAsia="Avenir Next" w:hAnsi="Avenir Next"/>
+                <w:rFonts w:ascii="Helvetica" w:cs="Helvetica" w:eastAsia="Helvetica" w:hAnsi="Helvetica"/>
                 <w:b/>
                 <w:bCs/>
                 <w:color w:val="1A1A1A"/>
@@ -11495,7 +11593,7 @@
             </w:r>
             <w:r>
               <w:rPr>
-                <w:rFonts w:ascii="Avenir Next" w:cs="Avenir Next" w:eastAsia="Avenir Next" w:hAnsi="Avenir Next"/>
+                <w:rFonts w:ascii="Helvetica" w:cs="Helvetica" w:eastAsia="Helvetica" w:hAnsi="Helvetica"/>
                 <w:color w:val="1A1A1A"/>
                 <w:sz w:val="16"/>
                 <w:szCs w:val="16"/>
@@ -11526,7 +11624,7 @@
             </w:pPr>
             <w:r>
               <w:rPr>
-                <w:rFonts w:ascii="Avenir Next" w:cs="Avenir Next" w:eastAsia="Avenir Next" w:hAnsi="Avenir Next"/>
+                <w:rFonts w:ascii="Helvetica" w:cs="Helvetica" w:eastAsia="Helvetica" w:hAnsi="Helvetica"/>
                 <w:color w:val="1A1A1A"/>
                 <w:sz w:val="16"/>
                 <w:szCs w:val="16"/>
@@ -11557,7 +11655,7 @@
             </w:pPr>
             <w:r>
               <w:rPr>
-                <w:rFonts w:ascii="Avenir Next" w:cs="Avenir Next" w:eastAsia="Avenir Next" w:hAnsi="Avenir Next"/>
+                <w:rFonts w:ascii="Helvetica" w:cs="Helvetica" w:eastAsia="Helvetica" w:hAnsi="Helvetica"/>
                 <w:color w:val="1A1A1A"/>
                 <w:sz w:val="16"/>
                 <w:szCs w:val="16"/>
@@ -11588,7 +11686,7 @@
             </w:pPr>
             <w:r>
               <w:rPr>
-                <w:rFonts w:ascii="Avenir Next" w:cs="Avenir Next" w:eastAsia="Avenir Next" w:hAnsi="Avenir Next"/>
+                <w:rFonts w:ascii="Helvetica" w:cs="Helvetica" w:eastAsia="Helvetica" w:hAnsi="Helvetica"/>
                 <w:color w:val="1A1A1A"/>
                 <w:sz w:val="16"/>
                 <w:szCs w:val="16"/>
@@ -11624,7 +11722,7 @@
             </w:pPr>
             <w:r>
               <w:rPr>
-                <w:rFonts w:ascii="Avenir Next" w:cs="Avenir Next" w:eastAsia="Avenir Next" w:hAnsi="Avenir Next"/>
+                <w:rFonts w:ascii="Helvetica" w:cs="Helvetica" w:eastAsia="Helvetica" w:hAnsi="Helvetica"/>
                 <w:b/>
                 <w:bCs/>
                 <w:color w:val="1A1A1A"/>
@@ -11635,7 +11733,7 @@
             </w:r>
             <w:r>
               <w:rPr>
-                <w:rFonts w:ascii="Avenir Next" w:cs="Avenir Next" w:eastAsia="Avenir Next" w:hAnsi="Avenir Next"/>
+                <w:rFonts w:ascii="Helvetica" w:cs="Helvetica" w:eastAsia="Helvetica" w:hAnsi="Helvetica"/>
                 <w:color w:val="1A1A1A"/>
                 <w:sz w:val="16"/>
                 <w:szCs w:val="16"/>
@@ -11666,7 +11764,7 @@
             </w:pPr>
             <w:r>
               <w:rPr>
-                <w:rFonts w:ascii="Avenir Next" w:cs="Avenir Next" w:eastAsia="Avenir Next" w:hAnsi="Avenir Next"/>
+                <w:rFonts w:ascii="Helvetica" w:cs="Helvetica" w:eastAsia="Helvetica" w:hAnsi="Helvetica"/>
                 <w:color w:val="1A1A1A"/>
                 <w:sz w:val="16"/>
                 <w:szCs w:val="16"/>
@@ -11697,7 +11795,7 @@
             </w:pPr>
             <w:r>
               <w:rPr>
-                <w:rFonts w:ascii="Avenir Next" w:cs="Avenir Next" w:eastAsia="Avenir Next" w:hAnsi="Avenir Next"/>
+                <w:rFonts w:ascii="Helvetica" w:cs="Helvetica" w:eastAsia="Helvetica" w:hAnsi="Helvetica"/>
                 <w:color w:val="1A1A1A"/>
                 <w:sz w:val="16"/>
                 <w:szCs w:val="16"/>
@@ -11728,7 +11826,7 @@
             </w:pPr>
             <w:r>
               <w:rPr>
-                <w:rFonts w:ascii="Avenir Next" w:cs="Avenir Next" w:eastAsia="Avenir Next" w:hAnsi="Avenir Next"/>
+                <w:rFonts w:ascii="Helvetica" w:cs="Helvetica" w:eastAsia="Helvetica" w:hAnsi="Helvetica"/>
                 <w:color w:val="1A1A1A"/>
                 <w:sz w:val="16"/>
                 <w:szCs w:val="16"/>
@@ -11764,7 +11862,7 @@
             </w:pPr>
             <w:r>
               <w:rPr>
-                <w:rFonts w:ascii="Avenir Next" w:cs="Avenir Next" w:eastAsia="Avenir Next" w:hAnsi="Avenir Next"/>
+                <w:rFonts w:ascii="Helvetica" w:cs="Helvetica" w:eastAsia="Helvetica" w:hAnsi="Helvetica"/>
                 <w:b/>
                 <w:bCs/>
                 <w:color w:val="1A1A1A"/>
@@ -11775,7 +11873,7 @@
             </w:r>
             <w:r>
               <w:rPr>
-                <w:rFonts w:ascii="Avenir Next" w:cs="Avenir Next" w:eastAsia="Avenir Next" w:hAnsi="Avenir Next"/>
+                <w:rFonts w:ascii="Helvetica" w:cs="Helvetica" w:eastAsia="Helvetica" w:hAnsi="Helvetica"/>
                 <w:color w:val="1A1A1A"/>
                 <w:sz w:val="16"/>
                 <w:szCs w:val="16"/>
@@ -11806,7 +11904,7 @@
             </w:pPr>
             <w:r>
               <w:rPr>
-                <w:rFonts w:ascii="Avenir Next" w:cs="Avenir Next" w:eastAsia="Avenir Next" w:hAnsi="Avenir Next"/>
+                <w:rFonts w:ascii="Helvetica" w:cs="Helvetica" w:eastAsia="Helvetica" w:hAnsi="Helvetica"/>
                 <w:color w:val="1A1A1A"/>
                 <w:sz w:val="16"/>
                 <w:szCs w:val="16"/>
@@ -11837,7 +11935,7 @@
             </w:pPr>
             <w:r>
               <w:rPr>
-                <w:rFonts w:ascii="Avenir Next" w:cs="Avenir Next" w:eastAsia="Avenir Next" w:hAnsi="Avenir Next"/>
+                <w:rFonts w:ascii="Helvetica" w:cs="Helvetica" w:eastAsia="Helvetica" w:hAnsi="Helvetica"/>
                 <w:color w:val="1A1A1A"/>
                 <w:sz w:val="16"/>
                 <w:szCs w:val="16"/>
@@ -11868,7 +11966,7 @@
             </w:pPr>
             <w:r>
               <w:rPr>
-                <w:rFonts w:ascii="Avenir Next" w:cs="Avenir Next" w:eastAsia="Avenir Next" w:hAnsi="Avenir Next"/>
+                <w:rFonts w:ascii="Helvetica" w:cs="Helvetica" w:eastAsia="Helvetica" w:hAnsi="Helvetica"/>
                 <w:color w:val="1A1A1A"/>
                 <w:sz w:val="16"/>
                 <w:szCs w:val="16"/>
@@ -11899,7 +11997,7 @@
       </w:pPr>
       <w:r>
         <w:rPr>
-          <w:rFonts w:ascii="Georgia" w:cs="Georgia" w:eastAsia="Georgia" w:hAnsi="Georgia"/>
+          <w:rFonts w:ascii="Helvetica" w:cs="Helvetica" w:eastAsia="Helvetica" w:hAnsi="Helvetica"/>
           <w:color w:val="1A1A1A"/>
           <w:sz w:val="20"/>
           <w:szCs w:val="20"/>
@@ -11927,7 +12025,7 @@
       </w:pPr>
       <w:r>
         <w:rPr>
-          <w:rFonts w:ascii="Georgia" w:cs="Georgia" w:eastAsia="Georgia" w:hAnsi="Georgia"/>
+          <w:rFonts w:ascii="Helvetica" w:cs="Helvetica" w:eastAsia="Helvetica" w:hAnsi="Helvetica"/>
           <w:color w:val="1A1A1A"/>
           <w:sz w:val="20"/>
           <w:szCs w:val="20"/>
@@ -11946,7 +12044,7 @@
       </w:pPr>
       <w:r>
         <w:rPr>
-          <w:rFonts w:ascii="Georgia" w:cs="Georgia" w:eastAsia="Georgia" w:hAnsi="Georgia"/>
+          <w:rFonts w:ascii="Helvetica" w:cs="Helvetica" w:eastAsia="Helvetica" w:hAnsi="Helvetica"/>
           <w:color w:val="1A1A1A"/>
           <w:sz w:val="20"/>
           <w:szCs w:val="20"/>
@@ -11965,7 +12063,7 @@
       </w:pPr>
       <w:r>
         <w:rPr>
-          <w:rFonts w:ascii="Georgia" w:cs="Georgia" w:eastAsia="Georgia" w:hAnsi="Georgia"/>
+          <w:rFonts w:ascii="Helvetica" w:cs="Helvetica" w:eastAsia="Helvetica" w:hAnsi="Helvetica"/>
           <w:color w:val="1A1A1A"/>
           <w:sz w:val="20"/>
           <w:szCs w:val="20"/>
@@ -11984,7 +12082,7 @@
       </w:pPr>
       <w:r>
         <w:rPr>
-          <w:rFonts w:ascii="Georgia" w:cs="Georgia" w:eastAsia="Georgia" w:hAnsi="Georgia"/>
+          <w:rFonts w:ascii="Helvetica" w:cs="Helvetica" w:eastAsia="Helvetica" w:hAnsi="Helvetica"/>
           <w:color w:val="1A1A1A"/>
           <w:sz w:val="20"/>
           <w:szCs w:val="20"/>
@@ -12003,7 +12101,7 @@
       </w:pPr>
       <w:r>
         <w:rPr>
-          <w:rFonts w:ascii="Georgia" w:cs="Georgia" w:eastAsia="Georgia" w:hAnsi="Georgia"/>
+          <w:rFonts w:ascii="Helvetica" w:cs="Helvetica" w:eastAsia="Helvetica" w:hAnsi="Helvetica"/>
           <w:color w:val="1A1A1A"/>
           <w:sz w:val="20"/>
           <w:szCs w:val="20"/>
@@ -12078,7 +12176,7 @@
             </w:pPr>
             <w:r>
               <w:rPr>
-                <w:rFonts w:ascii="Avenir Next" w:cs="Avenir Next" w:eastAsia="Avenir Next" w:hAnsi="Avenir Next"/>
+                <w:rFonts w:ascii="Helvetica" w:cs="Helvetica" w:eastAsia="Helvetica" w:hAnsi="Helvetica"/>
                 <w:b/>
                 <w:bCs/>
                 <w:color w:val="333333"/>
@@ -12111,7 +12209,7 @@
             </w:pPr>
             <w:r>
               <w:rPr>
-                <w:rFonts w:ascii="Avenir Next" w:cs="Avenir Next" w:eastAsia="Avenir Next" w:hAnsi="Avenir Next"/>
+                <w:rFonts w:ascii="Helvetica" w:cs="Helvetica" w:eastAsia="Helvetica" w:hAnsi="Helvetica"/>
                 <w:b/>
                 <w:bCs/>
                 <w:color w:val="333333"/>
@@ -12144,7 +12242,7 @@
             </w:pPr>
             <w:r>
               <w:rPr>
-                <w:rFonts w:ascii="Avenir Next" w:cs="Avenir Next" w:eastAsia="Avenir Next" w:hAnsi="Avenir Next"/>
+                <w:rFonts w:ascii="Helvetica" w:cs="Helvetica" w:eastAsia="Helvetica" w:hAnsi="Helvetica"/>
                 <w:b/>
                 <w:bCs/>
                 <w:color w:val="333333"/>
@@ -12182,7 +12280,7 @@
             </w:pPr>
             <w:r>
               <w:rPr>
-                <w:rFonts w:ascii="Avenir Next" w:cs="Avenir Next" w:eastAsia="Avenir Next" w:hAnsi="Avenir Next"/>
+                <w:rFonts w:ascii="Helvetica" w:cs="Helvetica" w:eastAsia="Helvetica" w:hAnsi="Helvetica"/>
                 <w:color w:val="1A1A1A"/>
                 <w:sz w:val="16"/>
                 <w:szCs w:val="16"/>
@@ -12213,7 +12311,7 @@
             </w:pPr>
             <w:r>
               <w:rPr>
-                <w:rFonts w:ascii="Avenir Next" w:cs="Avenir Next" w:eastAsia="Avenir Next" w:hAnsi="Avenir Next"/>
+                <w:rFonts w:ascii="Helvetica" w:cs="Helvetica" w:eastAsia="Helvetica" w:hAnsi="Helvetica"/>
                 <w:color w:val="1A1A1A"/>
                 <w:sz w:val="16"/>
                 <w:szCs w:val="16"/>
@@ -12244,7 +12342,7 @@
             </w:pPr>
             <w:r>
               <w:rPr>
-                <w:rFonts w:ascii="Avenir Next" w:cs="Avenir Next" w:eastAsia="Avenir Next" w:hAnsi="Avenir Next"/>
+                <w:rFonts w:ascii="Helvetica" w:cs="Helvetica" w:eastAsia="Helvetica" w:hAnsi="Helvetica"/>
                 <w:color w:val="1A1A1A"/>
                 <w:sz w:val="16"/>
                 <w:szCs w:val="16"/>
@@ -12280,7 +12378,7 @@
             </w:pPr>
             <w:r>
               <w:rPr>
-                <w:rFonts w:ascii="Avenir Next" w:cs="Avenir Next" w:eastAsia="Avenir Next" w:hAnsi="Avenir Next"/>
+                <w:rFonts w:ascii="Helvetica" w:cs="Helvetica" w:eastAsia="Helvetica" w:hAnsi="Helvetica"/>
                 <w:color w:val="1A1A1A"/>
                 <w:sz w:val="16"/>
                 <w:szCs w:val="16"/>
@@ -12311,7 +12409,7 @@
             </w:pPr>
             <w:r>
               <w:rPr>
-                <w:rFonts w:ascii="Avenir Next" w:cs="Avenir Next" w:eastAsia="Avenir Next" w:hAnsi="Avenir Next"/>
+                <w:rFonts w:ascii="Helvetica" w:cs="Helvetica" w:eastAsia="Helvetica" w:hAnsi="Helvetica"/>
                 <w:color w:val="1A1A1A"/>
                 <w:sz w:val="16"/>
                 <w:szCs w:val="16"/>
@@ -12342,7 +12440,7 @@
             </w:pPr>
             <w:r>
               <w:rPr>
-                <w:rFonts w:ascii="Avenir Next" w:cs="Avenir Next" w:eastAsia="Avenir Next" w:hAnsi="Avenir Next"/>
+                <w:rFonts w:ascii="Helvetica" w:cs="Helvetica" w:eastAsia="Helvetica" w:hAnsi="Helvetica"/>
                 <w:color w:val="1A1A1A"/>
                 <w:sz w:val="16"/>
                 <w:szCs w:val="16"/>
@@ -12378,7 +12476,7 @@
             </w:pPr>
             <w:r>
               <w:rPr>
-                <w:rFonts w:ascii="Avenir Next" w:cs="Avenir Next" w:eastAsia="Avenir Next" w:hAnsi="Avenir Next"/>
+                <w:rFonts w:ascii="Helvetica" w:cs="Helvetica" w:eastAsia="Helvetica" w:hAnsi="Helvetica"/>
                 <w:color w:val="1A1A1A"/>
                 <w:sz w:val="16"/>
                 <w:szCs w:val="16"/>
@@ -12409,7 +12507,7 @@
             </w:pPr>
             <w:r>
               <w:rPr>
-                <w:rFonts w:ascii="Avenir Next" w:cs="Avenir Next" w:eastAsia="Avenir Next" w:hAnsi="Avenir Next"/>
+                <w:rFonts w:ascii="Helvetica" w:cs="Helvetica" w:eastAsia="Helvetica" w:hAnsi="Helvetica"/>
                 <w:color w:val="1A1A1A"/>
                 <w:sz w:val="16"/>
                 <w:szCs w:val="16"/>
@@ -12440,7 +12538,7 @@
             </w:pPr>
             <w:r>
               <w:rPr>
-                <w:rFonts w:ascii="Avenir Next" w:cs="Avenir Next" w:eastAsia="Avenir Next" w:hAnsi="Avenir Next"/>
+                <w:rFonts w:ascii="Helvetica" w:cs="Helvetica" w:eastAsia="Helvetica" w:hAnsi="Helvetica"/>
                 <w:color w:val="1A1A1A"/>
                 <w:sz w:val="16"/>
                 <w:szCs w:val="16"/>
@@ -12476,7 +12574,7 @@
             </w:pPr>
             <w:r>
               <w:rPr>
-                <w:rFonts w:ascii="Avenir Next" w:cs="Avenir Next" w:eastAsia="Avenir Next" w:hAnsi="Avenir Next"/>
+                <w:rFonts w:ascii="Helvetica" w:cs="Helvetica" w:eastAsia="Helvetica" w:hAnsi="Helvetica"/>
                 <w:color w:val="1A1A1A"/>
                 <w:sz w:val="16"/>
                 <w:szCs w:val="16"/>
@@ -12507,7 +12605,7 @@
             </w:pPr>
             <w:r>
               <w:rPr>
-                <w:rFonts w:ascii="Avenir Next" w:cs="Avenir Next" w:eastAsia="Avenir Next" w:hAnsi="Avenir Next"/>
+                <w:rFonts w:ascii="Helvetica" w:cs="Helvetica" w:eastAsia="Helvetica" w:hAnsi="Helvetica"/>
                 <w:color w:val="1A1A1A"/>
                 <w:sz w:val="16"/>
                 <w:szCs w:val="16"/>
@@ -12538,7 +12636,7 @@
             </w:pPr>
             <w:r>
               <w:rPr>
-                <w:rFonts w:ascii="Avenir Next" w:cs="Avenir Next" w:eastAsia="Avenir Next" w:hAnsi="Avenir Next"/>
+                <w:rFonts w:ascii="Helvetica" w:cs="Helvetica" w:eastAsia="Helvetica" w:hAnsi="Helvetica"/>
                 <w:color w:val="1A1A1A"/>
                 <w:sz w:val="16"/>
                 <w:szCs w:val="16"/>
@@ -12574,7 +12672,7 @@
             </w:pPr>
             <w:r>
               <w:rPr>
-                <w:rFonts w:ascii="Avenir Next" w:cs="Avenir Next" w:eastAsia="Avenir Next" w:hAnsi="Avenir Next"/>
+                <w:rFonts w:ascii="Helvetica" w:cs="Helvetica" w:eastAsia="Helvetica" w:hAnsi="Helvetica"/>
                 <w:color w:val="1A1A1A"/>
                 <w:sz w:val="16"/>
                 <w:szCs w:val="16"/>
@@ -12605,7 +12703,7 @@
             </w:pPr>
             <w:r>
               <w:rPr>
-                <w:rFonts w:ascii="Avenir Next" w:cs="Avenir Next" w:eastAsia="Avenir Next" w:hAnsi="Avenir Next"/>
+                <w:rFonts w:ascii="Helvetica" w:cs="Helvetica" w:eastAsia="Helvetica" w:hAnsi="Helvetica"/>
                 <w:color w:val="1A1A1A"/>
                 <w:sz w:val="16"/>
                 <w:szCs w:val="16"/>
@@ -12636,7 +12734,7 @@
             </w:pPr>
             <w:r>
               <w:rPr>
-                <w:rFonts w:ascii="Avenir Next" w:cs="Avenir Next" w:eastAsia="Avenir Next" w:hAnsi="Avenir Next"/>
+                <w:rFonts w:ascii="Helvetica" w:cs="Helvetica" w:eastAsia="Helvetica" w:hAnsi="Helvetica"/>
                 <w:color w:val="1A1A1A"/>
                 <w:sz w:val="16"/>
                 <w:szCs w:val="16"/>
@@ -12672,7 +12770,7 @@
             </w:pPr>
             <w:r>
               <w:rPr>
-                <w:rFonts w:ascii="Avenir Next" w:cs="Avenir Next" w:eastAsia="Avenir Next" w:hAnsi="Avenir Next"/>
+                <w:rFonts w:ascii="Helvetica" w:cs="Helvetica" w:eastAsia="Helvetica" w:hAnsi="Helvetica"/>
                 <w:color w:val="1A1A1A"/>
                 <w:sz w:val="16"/>
                 <w:szCs w:val="16"/>
@@ -12703,7 +12801,7 @@
             </w:pPr>
             <w:r>
               <w:rPr>
-                <w:rFonts w:ascii="Avenir Next" w:cs="Avenir Next" w:eastAsia="Avenir Next" w:hAnsi="Avenir Next"/>
+                <w:rFonts w:ascii="Helvetica" w:cs="Helvetica" w:eastAsia="Helvetica" w:hAnsi="Helvetica"/>
                 <w:color w:val="1A1A1A"/>
                 <w:sz w:val="16"/>
                 <w:szCs w:val="16"/>
@@ -12734,7 +12832,7 @@
             </w:pPr>
             <w:r>
               <w:rPr>
-                <w:rFonts w:ascii="Avenir Next" w:cs="Avenir Next" w:eastAsia="Avenir Next" w:hAnsi="Avenir Next"/>
+                <w:rFonts w:ascii="Helvetica" w:cs="Helvetica" w:eastAsia="Helvetica" w:hAnsi="Helvetica"/>
                 <w:color w:val="1A1A1A"/>
                 <w:sz w:val="16"/>
                 <w:szCs w:val="16"/>
@@ -12770,7 +12868,7 @@
             </w:pPr>
             <w:r>
               <w:rPr>
-                <w:rFonts w:ascii="Avenir Next" w:cs="Avenir Next" w:eastAsia="Avenir Next" w:hAnsi="Avenir Next"/>
+                <w:rFonts w:ascii="Helvetica" w:cs="Helvetica" w:eastAsia="Helvetica" w:hAnsi="Helvetica"/>
                 <w:color w:val="1A1A1A"/>
                 <w:sz w:val="16"/>
                 <w:szCs w:val="16"/>
@@ -12801,7 +12899,7 @@
             </w:pPr>
             <w:r>
               <w:rPr>
-                <w:rFonts w:ascii="Avenir Next" w:cs="Avenir Next" w:eastAsia="Avenir Next" w:hAnsi="Avenir Next"/>
+                <w:rFonts w:ascii="Helvetica" w:cs="Helvetica" w:eastAsia="Helvetica" w:hAnsi="Helvetica"/>
                 <w:color w:val="1A1A1A"/>
                 <w:sz w:val="16"/>
                 <w:szCs w:val="16"/>
@@ -12832,7 +12930,7 @@
             </w:pPr>
             <w:r>
               <w:rPr>
-                <w:rFonts w:ascii="Avenir Next" w:cs="Avenir Next" w:eastAsia="Avenir Next" w:hAnsi="Avenir Next"/>
+                <w:rFonts w:ascii="Helvetica" w:cs="Helvetica" w:eastAsia="Helvetica" w:hAnsi="Helvetica"/>
                 <w:color w:val="1A1A1A"/>
                 <w:sz w:val="16"/>
                 <w:szCs w:val="16"/>
@@ -12868,7 +12966,7 @@
             </w:pPr>
             <w:r>
               <w:rPr>
-                <w:rFonts w:ascii="Avenir Next" w:cs="Avenir Next" w:eastAsia="Avenir Next" w:hAnsi="Avenir Next"/>
+                <w:rFonts w:ascii="Helvetica" w:cs="Helvetica" w:eastAsia="Helvetica" w:hAnsi="Helvetica"/>
                 <w:color w:val="1A1A1A"/>
                 <w:sz w:val="16"/>
                 <w:szCs w:val="16"/>
@@ -12899,7 +12997,7 @@
             </w:pPr>
             <w:r>
               <w:rPr>
-                <w:rFonts w:ascii="Avenir Next" w:cs="Avenir Next" w:eastAsia="Avenir Next" w:hAnsi="Avenir Next"/>
+                <w:rFonts w:ascii="Helvetica" w:cs="Helvetica" w:eastAsia="Helvetica" w:hAnsi="Helvetica"/>
                 <w:color w:val="1A1A1A"/>
                 <w:sz w:val="16"/>
                 <w:szCs w:val="16"/>
@@ -12930,7 +13028,7 @@
             </w:pPr>
             <w:r>
               <w:rPr>
-                <w:rFonts w:ascii="Avenir Next" w:cs="Avenir Next" w:eastAsia="Avenir Next" w:hAnsi="Avenir Next"/>
+                <w:rFonts w:ascii="Helvetica" w:cs="Helvetica" w:eastAsia="Helvetica" w:hAnsi="Helvetica"/>
                 <w:color w:val="1A1A1A"/>
                 <w:sz w:val="16"/>
                 <w:szCs w:val="16"/>
@@ -12966,7 +13064,7 @@
             </w:pPr>
             <w:r>
               <w:rPr>
-                <w:rFonts w:ascii="Avenir Next" w:cs="Avenir Next" w:eastAsia="Avenir Next" w:hAnsi="Avenir Next"/>
+                <w:rFonts w:ascii="Helvetica" w:cs="Helvetica" w:eastAsia="Helvetica" w:hAnsi="Helvetica"/>
                 <w:color w:val="1A1A1A"/>
                 <w:sz w:val="16"/>
                 <w:szCs w:val="16"/>
@@ -12997,7 +13095,7 @@
             </w:pPr>
             <w:r>
               <w:rPr>
-                <w:rFonts w:ascii="Avenir Next" w:cs="Avenir Next" w:eastAsia="Avenir Next" w:hAnsi="Avenir Next"/>
+                <w:rFonts w:ascii="Helvetica" w:cs="Helvetica" w:eastAsia="Helvetica" w:hAnsi="Helvetica"/>
                 <w:color w:val="1A1A1A"/>
                 <w:sz w:val="16"/>
                 <w:szCs w:val="16"/>
@@ -13028,7 +13126,7 @@
             </w:pPr>
             <w:r>
               <w:rPr>
-                <w:rFonts w:ascii="Avenir Next" w:cs="Avenir Next" w:eastAsia="Avenir Next" w:hAnsi="Avenir Next"/>
+                <w:rFonts w:ascii="Helvetica" w:cs="Helvetica" w:eastAsia="Helvetica" w:hAnsi="Helvetica"/>
                 <w:color w:val="1A1A1A"/>
                 <w:sz w:val="16"/>
                 <w:szCs w:val="16"/>
@@ -13059,7 +13157,7 @@
       </w:pPr>
       <w:r>
         <w:rPr>
-          <w:rFonts w:ascii="Georgia" w:cs="Georgia" w:eastAsia="Georgia" w:hAnsi="Georgia"/>
+          <w:rFonts w:ascii="Helvetica" w:cs="Helvetica" w:eastAsia="Helvetica" w:hAnsi="Helvetica"/>
           <w:color w:val="1A1A1A"/>
           <w:sz w:val="20"/>
           <w:szCs w:val="20"/>
@@ -13087,7 +13185,7 @@
       </w:pPr>
       <w:r>
         <w:rPr>
-          <w:rFonts w:ascii="Georgia" w:cs="Georgia" w:eastAsia="Georgia" w:hAnsi="Georgia"/>
+          <w:rFonts w:ascii="Helvetica" w:cs="Helvetica" w:eastAsia="Helvetica" w:hAnsi="Helvetica"/>
           <w:color w:val="1A1A1A"/>
           <w:sz w:val="18"/>
           <w:szCs w:val="18"/>
@@ -13142,7 +13240,7 @@
             </w:pPr>
             <w:r>
               <w:rPr>
-                <w:rFonts w:ascii="Avenir Next" w:cs="Avenir Next" w:eastAsia="Avenir Next" w:hAnsi="Avenir Next"/>
+                <w:rFonts w:ascii="Helvetica" w:cs="Helvetica" w:eastAsia="Helvetica" w:hAnsi="Helvetica"/>
                 <w:b/>
                 <w:bCs/>
                 <w:color w:val="333333"/>
@@ -13175,7 +13273,7 @@
             </w:pPr>
             <w:r>
               <w:rPr>
-                <w:rFonts w:ascii="Avenir Next" w:cs="Avenir Next" w:eastAsia="Avenir Next" w:hAnsi="Avenir Next"/>
+                <w:rFonts w:ascii="Helvetica" w:cs="Helvetica" w:eastAsia="Helvetica" w:hAnsi="Helvetica"/>
                 <w:b/>
                 <w:bCs/>
                 <w:color w:val="333333"/>
@@ -13208,7 +13306,7 @@
             </w:pPr>
             <w:r>
               <w:rPr>
-                <w:rFonts w:ascii="Avenir Next" w:cs="Avenir Next" w:eastAsia="Avenir Next" w:hAnsi="Avenir Next"/>
+                <w:rFonts w:ascii="Helvetica" w:cs="Helvetica" w:eastAsia="Helvetica" w:hAnsi="Helvetica"/>
                 <w:b/>
                 <w:bCs/>
                 <w:color w:val="333333"/>
@@ -13241,7 +13339,7 @@
             </w:pPr>
             <w:r>
               <w:rPr>
-                <w:rFonts w:ascii="Avenir Next" w:cs="Avenir Next" w:eastAsia="Avenir Next" w:hAnsi="Avenir Next"/>
+                <w:rFonts w:ascii="Helvetica" w:cs="Helvetica" w:eastAsia="Helvetica" w:hAnsi="Helvetica"/>
                 <w:b/>
                 <w:bCs/>
                 <w:color w:val="333333"/>
@@ -13274,7 +13372,7 @@
             </w:pPr>
             <w:r>
               <w:rPr>
-                <w:rFonts w:ascii="Avenir Next" w:cs="Avenir Next" w:eastAsia="Avenir Next" w:hAnsi="Avenir Next"/>
+                <w:rFonts w:ascii="Helvetica" w:cs="Helvetica" w:eastAsia="Helvetica" w:hAnsi="Helvetica"/>
                 <w:b/>
                 <w:bCs/>
                 <w:color w:val="333333"/>
@@ -13307,7 +13405,7 @@
             </w:pPr>
             <w:r>
               <w:rPr>
-                <w:rFonts w:ascii="Avenir Next" w:cs="Avenir Next" w:eastAsia="Avenir Next" w:hAnsi="Avenir Next"/>
+                <w:rFonts w:ascii="Helvetica" w:cs="Helvetica" w:eastAsia="Helvetica" w:hAnsi="Helvetica"/>
                 <w:b/>
                 <w:bCs/>
                 <w:color w:val="333333"/>
@@ -13345,7 +13443,7 @@
             </w:pPr>
             <w:r>
               <w:rPr>
-                <w:rFonts w:ascii="Avenir Next" w:cs="Avenir Next" w:eastAsia="Avenir Next" w:hAnsi="Avenir Next"/>
+                <w:rFonts w:ascii="Helvetica" w:cs="Helvetica" w:eastAsia="Helvetica" w:hAnsi="Helvetica"/>
                 <w:color w:val="1A1A1A"/>
                 <w:sz w:val="15"/>
                 <w:szCs w:val="15"/>
@@ -13376,7 +13474,7 @@
             </w:pPr>
             <w:r>
               <w:rPr>
-                <w:rFonts w:ascii="Avenir Next" w:cs="Avenir Next" w:eastAsia="Avenir Next" w:hAnsi="Avenir Next"/>
+                <w:rFonts w:ascii="Helvetica" w:cs="Helvetica" w:eastAsia="Helvetica" w:hAnsi="Helvetica"/>
                 <w:color w:val="1A1A1A"/>
                 <w:sz w:val="15"/>
                 <w:szCs w:val="15"/>
@@ -13407,7 +13505,7 @@
             </w:pPr>
             <w:r>
               <w:rPr>
-                <w:rFonts w:ascii="Avenir Next" w:cs="Avenir Next" w:eastAsia="Avenir Next" w:hAnsi="Avenir Next"/>
+                <w:rFonts w:ascii="Helvetica" w:cs="Helvetica" w:eastAsia="Helvetica" w:hAnsi="Helvetica"/>
                 <w:color w:val="1A1A1A"/>
                 <w:sz w:val="15"/>
                 <w:szCs w:val="15"/>
@@ -13438,7 +13536,7 @@
             </w:pPr>
             <w:r>
               <w:rPr>
-                <w:rFonts w:ascii="Avenir Next" w:cs="Avenir Next" w:eastAsia="Avenir Next" w:hAnsi="Avenir Next"/>
+                <w:rFonts w:ascii="Helvetica" w:cs="Helvetica" w:eastAsia="Helvetica" w:hAnsi="Helvetica"/>
                 <w:color w:val="1A1A1A"/>
                 <w:sz w:val="15"/>
                 <w:szCs w:val="15"/>
@@ -13469,7 +13567,7 @@
             </w:pPr>
             <w:r>
               <w:rPr>
-                <w:rFonts w:ascii="Avenir Next" w:cs="Avenir Next" w:eastAsia="Avenir Next" w:hAnsi="Avenir Next"/>
+                <w:rFonts w:ascii="Helvetica" w:cs="Helvetica" w:eastAsia="Helvetica" w:hAnsi="Helvetica"/>
                 <w:color w:val="1A1A1A"/>
                 <w:sz w:val="15"/>
                 <w:szCs w:val="15"/>
@@ -13500,7 +13598,7 @@
             </w:pPr>
             <w:r>
               <w:rPr>
-                <w:rFonts w:ascii="Avenir Next" w:cs="Avenir Next" w:eastAsia="Avenir Next" w:hAnsi="Avenir Next"/>
+                <w:rFonts w:ascii="Helvetica" w:cs="Helvetica" w:eastAsia="Helvetica" w:hAnsi="Helvetica"/>
                 <w:color w:val="1A1A1A"/>
                 <w:sz w:val="15"/>
                 <w:szCs w:val="15"/>
@@ -13536,7 +13634,7 @@
             </w:pPr>
             <w:r>
               <w:rPr>
-                <w:rFonts w:ascii="Avenir Next" w:cs="Avenir Next" w:eastAsia="Avenir Next" w:hAnsi="Avenir Next"/>
+                <w:rFonts w:ascii="Helvetica" w:cs="Helvetica" w:eastAsia="Helvetica" w:hAnsi="Helvetica"/>
                 <w:color w:val="1A1A1A"/>
                 <w:sz w:val="15"/>
                 <w:szCs w:val="15"/>
@@ -13567,7 +13665,7 @@
             </w:pPr>
             <w:r>
               <w:rPr>
-                <w:rFonts w:ascii="Avenir Next" w:cs="Avenir Next" w:eastAsia="Avenir Next" w:hAnsi="Avenir Next"/>
+                <w:rFonts w:ascii="Helvetica" w:cs="Helvetica" w:eastAsia="Helvetica" w:hAnsi="Helvetica"/>
                 <w:color w:val="1A1A1A"/>
                 <w:sz w:val="15"/>
                 <w:szCs w:val="15"/>
@@ -13598,7 +13696,7 @@
             </w:pPr>
             <w:r>
               <w:rPr>
-                <w:rFonts w:ascii="Avenir Next" w:cs="Avenir Next" w:eastAsia="Avenir Next" w:hAnsi="Avenir Next"/>
+                <w:rFonts w:ascii="Helvetica" w:cs="Helvetica" w:eastAsia="Helvetica" w:hAnsi="Helvetica"/>
                 <w:color w:val="1A1A1A"/>
                 <w:sz w:val="15"/>
                 <w:szCs w:val="15"/>
@@ -13629,7 +13727,7 @@
             </w:pPr>
             <w:r>
               <w:rPr>
-                <w:rFonts w:ascii="Avenir Next" w:cs="Avenir Next" w:eastAsia="Avenir Next" w:hAnsi="Avenir Next"/>
+                <w:rFonts w:ascii="Helvetica" w:cs="Helvetica" w:eastAsia="Helvetica" w:hAnsi="Helvetica"/>
                 <w:color w:val="1A1A1A"/>
                 <w:sz w:val="15"/>
                 <w:szCs w:val="15"/>
@@ -13660,7 +13758,7 @@
             </w:pPr>
             <w:r>
               <w:rPr>
-                <w:rFonts w:ascii="Avenir Next" w:cs="Avenir Next" w:eastAsia="Avenir Next" w:hAnsi="Avenir Next"/>
+                <w:rFonts w:ascii="Helvetica" w:cs="Helvetica" w:eastAsia="Helvetica" w:hAnsi="Helvetica"/>
                 <w:color w:val="1A1A1A"/>
                 <w:sz w:val="15"/>
                 <w:szCs w:val="15"/>
@@ -13691,7 +13789,7 @@
             </w:pPr>
             <w:r>
               <w:rPr>
-                <w:rFonts w:ascii="Avenir Next" w:cs="Avenir Next" w:eastAsia="Avenir Next" w:hAnsi="Avenir Next"/>
+                <w:rFonts w:ascii="Helvetica" w:cs="Helvetica" w:eastAsia="Helvetica" w:hAnsi="Helvetica"/>
                 <w:color w:val="1A1A1A"/>
                 <w:sz w:val="15"/>
                 <w:szCs w:val="15"/>
@@ -13727,7 +13825,7 @@
             </w:pPr>
             <w:r>
               <w:rPr>
-                <w:rFonts w:ascii="Avenir Next" w:cs="Avenir Next" w:eastAsia="Avenir Next" w:hAnsi="Avenir Next"/>
+                <w:rFonts w:ascii="Helvetica" w:cs="Helvetica" w:eastAsia="Helvetica" w:hAnsi="Helvetica"/>
                 <w:color w:val="1A1A1A"/>
                 <w:sz w:val="15"/>
                 <w:szCs w:val="15"/>
@@ -13758,7 +13856,7 @@
             </w:pPr>
             <w:r>
               <w:rPr>
-                <w:rFonts w:ascii="Avenir Next" w:cs="Avenir Next" w:eastAsia="Avenir Next" w:hAnsi="Avenir Next"/>
+                <w:rFonts w:ascii="Helvetica" w:cs="Helvetica" w:eastAsia="Helvetica" w:hAnsi="Helvetica"/>
                 <w:color w:val="1A1A1A"/>
                 <w:sz w:val="15"/>
                 <w:szCs w:val="15"/>
@@ -13789,7 +13887,7 @@
             </w:pPr>
             <w:r>
               <w:rPr>
-                <w:rFonts w:ascii="Avenir Next" w:cs="Avenir Next" w:eastAsia="Avenir Next" w:hAnsi="Avenir Next"/>
+                <w:rFonts w:ascii="Helvetica" w:cs="Helvetica" w:eastAsia="Helvetica" w:hAnsi="Helvetica"/>
                 <w:color w:val="1A1A1A"/>
                 <w:sz w:val="15"/>
                 <w:szCs w:val="15"/>
@@ -13820,7 +13918,7 @@
             </w:pPr>
             <w:r>
               <w:rPr>
-                <w:rFonts w:ascii="Avenir Next" w:cs="Avenir Next" w:eastAsia="Avenir Next" w:hAnsi="Avenir Next"/>
+                <w:rFonts w:ascii="Helvetica" w:cs="Helvetica" w:eastAsia="Helvetica" w:hAnsi="Helvetica"/>
                 <w:color w:val="1A1A1A"/>
                 <w:sz w:val="15"/>
                 <w:szCs w:val="15"/>
@@ -13851,7 +13949,7 @@
             </w:pPr>
             <w:r>
               <w:rPr>
-                <w:rFonts w:ascii="Avenir Next" w:cs="Avenir Next" w:eastAsia="Avenir Next" w:hAnsi="Avenir Next"/>
+                <w:rFonts w:ascii="Helvetica" w:cs="Helvetica" w:eastAsia="Helvetica" w:hAnsi="Helvetica"/>
                 <w:color w:val="1A1A1A"/>
                 <w:sz w:val="15"/>
                 <w:szCs w:val="15"/>
@@ -13882,7 +13980,7 @@
             </w:pPr>
             <w:r>
               <w:rPr>
-                <w:rFonts w:ascii="Avenir Next" w:cs="Avenir Next" w:eastAsia="Avenir Next" w:hAnsi="Avenir Next"/>
+                <w:rFonts w:ascii="Helvetica" w:cs="Helvetica" w:eastAsia="Helvetica" w:hAnsi="Helvetica"/>
                 <w:color w:val="1A1A1A"/>
                 <w:sz w:val="15"/>
                 <w:szCs w:val="15"/>
@@ -13918,7 +14016,7 @@
             </w:pPr>
             <w:r>
               <w:rPr>
-                <w:rFonts w:ascii="Avenir Next" w:cs="Avenir Next" w:eastAsia="Avenir Next" w:hAnsi="Avenir Next"/>
+                <w:rFonts w:ascii="Helvetica" w:cs="Helvetica" w:eastAsia="Helvetica" w:hAnsi="Helvetica"/>
                 <w:color w:val="1A1A1A"/>
                 <w:sz w:val="15"/>
                 <w:szCs w:val="15"/>
@@ -13949,7 +14047,7 @@
             </w:pPr>
             <w:r>
               <w:rPr>
-                <w:rFonts w:ascii="Avenir Next" w:cs="Avenir Next" w:eastAsia="Avenir Next" w:hAnsi="Avenir Next"/>
+                <w:rFonts w:ascii="Helvetica" w:cs="Helvetica" w:eastAsia="Helvetica" w:hAnsi="Helvetica"/>
                 <w:color w:val="1A1A1A"/>
                 <w:sz w:val="15"/>
                 <w:szCs w:val="15"/>
@@ -13980,7 +14078,7 @@
             </w:pPr>
             <w:r>
               <w:rPr>
-                <w:rFonts w:ascii="Avenir Next" w:cs="Avenir Next" w:eastAsia="Avenir Next" w:hAnsi="Avenir Next"/>
+                <w:rFonts w:ascii="Helvetica" w:cs="Helvetica" w:eastAsia="Helvetica" w:hAnsi="Helvetica"/>
                 <w:color w:val="1A1A1A"/>
                 <w:sz w:val="15"/>
                 <w:szCs w:val="15"/>
@@ -14011,7 +14109,7 @@
             </w:pPr>
             <w:r>
               <w:rPr>
-                <w:rFonts w:ascii="Avenir Next" w:cs="Avenir Next" w:eastAsia="Avenir Next" w:hAnsi="Avenir Next"/>
+                <w:rFonts w:ascii="Helvetica" w:cs="Helvetica" w:eastAsia="Helvetica" w:hAnsi="Helvetica"/>
                 <w:color w:val="1A1A1A"/>
                 <w:sz w:val="15"/>
                 <w:szCs w:val="15"/>
@@ -14042,7 +14140,7 @@
             </w:pPr>
             <w:r>
               <w:rPr>
-                <w:rFonts w:ascii="Avenir Next" w:cs="Avenir Next" w:eastAsia="Avenir Next" w:hAnsi="Avenir Next"/>
+                <w:rFonts w:ascii="Helvetica" w:cs="Helvetica" w:eastAsia="Helvetica" w:hAnsi="Helvetica"/>
                 <w:color w:val="1A1A1A"/>
                 <w:sz w:val="15"/>
                 <w:szCs w:val="15"/>
@@ -14073,7 +14171,7 @@
             </w:pPr>
             <w:r>
               <w:rPr>
-                <w:rFonts w:ascii="Avenir Next" w:cs="Avenir Next" w:eastAsia="Avenir Next" w:hAnsi="Avenir Next"/>
+                <w:rFonts w:ascii="Helvetica" w:cs="Helvetica" w:eastAsia="Helvetica" w:hAnsi="Helvetica"/>
                 <w:color w:val="1A1A1A"/>
                 <w:sz w:val="15"/>
                 <w:szCs w:val="15"/>
@@ -14109,7 +14207,7 @@
             </w:pPr>
             <w:r>
               <w:rPr>
-                <w:rFonts w:ascii="Avenir Next" w:cs="Avenir Next" w:eastAsia="Avenir Next" w:hAnsi="Avenir Next"/>
+                <w:rFonts w:ascii="Helvetica" w:cs="Helvetica" w:eastAsia="Helvetica" w:hAnsi="Helvetica"/>
                 <w:color w:val="1A1A1A"/>
                 <w:sz w:val="15"/>
                 <w:szCs w:val="15"/>
@@ -14140,7 +14238,7 @@
             </w:pPr>
             <w:r>
               <w:rPr>
-                <w:rFonts w:ascii="Avenir Next" w:cs="Avenir Next" w:eastAsia="Avenir Next" w:hAnsi="Avenir Next"/>
+                <w:rFonts w:ascii="Helvetica" w:cs="Helvetica" w:eastAsia="Helvetica" w:hAnsi="Helvetica"/>
                 <w:color w:val="1A1A1A"/>
                 <w:sz w:val="15"/>
                 <w:szCs w:val="15"/>
@@ -14171,7 +14269,7 @@
             </w:pPr>
             <w:r>
               <w:rPr>
-                <w:rFonts w:ascii="Avenir Next" w:cs="Avenir Next" w:eastAsia="Avenir Next" w:hAnsi="Avenir Next"/>
+                <w:rFonts w:ascii="Helvetica" w:cs="Helvetica" w:eastAsia="Helvetica" w:hAnsi="Helvetica"/>
                 <w:color w:val="1A1A1A"/>
                 <w:sz w:val="15"/>
                 <w:szCs w:val="15"/>
@@ -14202,7 +14300,7 @@
             </w:pPr>
             <w:r>
               <w:rPr>
-                <w:rFonts w:ascii="Avenir Next" w:cs="Avenir Next" w:eastAsia="Avenir Next" w:hAnsi="Avenir Next"/>
+                <w:rFonts w:ascii="Helvetica" w:cs="Helvetica" w:eastAsia="Helvetica" w:hAnsi="Helvetica"/>
                 <w:color w:val="1A1A1A"/>
                 <w:sz w:val="15"/>
                 <w:szCs w:val="15"/>
@@ -14233,7 +14331,7 @@
             </w:pPr>
             <w:r>
               <w:rPr>
-                <w:rFonts w:ascii="Avenir Next" w:cs="Avenir Next" w:eastAsia="Avenir Next" w:hAnsi="Avenir Next"/>
+                <w:rFonts w:ascii="Helvetica" w:cs="Helvetica" w:eastAsia="Helvetica" w:hAnsi="Helvetica"/>
                 <w:color w:val="1A1A1A"/>
                 <w:sz w:val="15"/>
                 <w:szCs w:val="15"/>
@@ -14264,7 +14362,7 @@
             </w:pPr>
             <w:r>
               <w:rPr>
-                <w:rFonts w:ascii="Avenir Next" w:cs="Avenir Next" w:eastAsia="Avenir Next" w:hAnsi="Avenir Next"/>
+                <w:rFonts w:ascii="Helvetica" w:cs="Helvetica" w:eastAsia="Helvetica" w:hAnsi="Helvetica"/>
                 <w:color w:val="1A1A1A"/>
                 <w:sz w:val="15"/>
                 <w:szCs w:val="15"/>
@@ -14300,7 +14398,7 @@
             </w:pPr>
             <w:r>
               <w:rPr>
-                <w:rFonts w:ascii="Avenir Next" w:cs="Avenir Next" w:eastAsia="Avenir Next" w:hAnsi="Avenir Next"/>
+                <w:rFonts w:ascii="Helvetica" w:cs="Helvetica" w:eastAsia="Helvetica" w:hAnsi="Helvetica"/>
                 <w:color w:val="1A1A1A"/>
                 <w:sz w:val="15"/>
                 <w:szCs w:val="15"/>
@@ -14331,7 +14429,7 @@
             </w:pPr>
             <w:r>
               <w:rPr>
-                <w:rFonts w:ascii="Avenir Next" w:cs="Avenir Next" w:eastAsia="Avenir Next" w:hAnsi="Avenir Next"/>
+                <w:rFonts w:ascii="Helvetica" w:cs="Helvetica" w:eastAsia="Helvetica" w:hAnsi="Helvetica"/>
                 <w:color w:val="1A1A1A"/>
                 <w:sz w:val="15"/>
                 <w:szCs w:val="15"/>
@@ -14362,7 +14460,7 @@
             </w:pPr>
             <w:r>
               <w:rPr>
-                <w:rFonts w:ascii="Avenir Next" w:cs="Avenir Next" w:eastAsia="Avenir Next" w:hAnsi="Avenir Next"/>
+                <w:rFonts w:ascii="Helvetica" w:cs="Helvetica" w:eastAsia="Helvetica" w:hAnsi="Helvetica"/>
                 <w:color w:val="1A1A1A"/>
                 <w:sz w:val="15"/>
                 <w:szCs w:val="15"/>
@@ -14393,7 +14491,7 @@
             </w:pPr>
             <w:r>
               <w:rPr>
-                <w:rFonts w:ascii="Avenir Next" w:cs="Avenir Next" w:eastAsia="Avenir Next" w:hAnsi="Avenir Next"/>
+                <w:rFonts w:ascii="Helvetica" w:cs="Helvetica" w:eastAsia="Helvetica" w:hAnsi="Helvetica"/>
                 <w:color w:val="1A1A1A"/>
                 <w:sz w:val="15"/>
                 <w:szCs w:val="15"/>
@@ -14424,7 +14522,7 @@
             </w:pPr>
             <w:r>
               <w:rPr>
-                <w:rFonts w:ascii="Avenir Next" w:cs="Avenir Next" w:eastAsia="Avenir Next" w:hAnsi="Avenir Next"/>
+                <w:rFonts w:ascii="Helvetica" w:cs="Helvetica" w:eastAsia="Helvetica" w:hAnsi="Helvetica"/>
                 <w:color w:val="1A1A1A"/>
                 <w:sz w:val="15"/>
                 <w:szCs w:val="15"/>
@@ -14455,7 +14553,7 @@
             </w:pPr>
             <w:r>
               <w:rPr>
-                <w:rFonts w:ascii="Avenir Next" w:cs="Avenir Next" w:eastAsia="Avenir Next" w:hAnsi="Avenir Next"/>
+                <w:rFonts w:ascii="Helvetica" w:cs="Helvetica" w:eastAsia="Helvetica" w:hAnsi="Helvetica"/>
                 <w:color w:val="1A1A1A"/>
                 <w:sz w:val="15"/>
                 <w:szCs w:val="15"/>
@@ -14491,7 +14589,7 @@
             </w:pPr>
             <w:r>
               <w:rPr>
-                <w:rFonts w:ascii="Avenir Next" w:cs="Avenir Next" w:eastAsia="Avenir Next" w:hAnsi="Avenir Next"/>
+                <w:rFonts w:ascii="Helvetica" w:cs="Helvetica" w:eastAsia="Helvetica" w:hAnsi="Helvetica"/>
                 <w:color w:val="1A1A1A"/>
                 <w:sz w:val="15"/>
                 <w:szCs w:val="15"/>
@@ -14522,7 +14620,7 @@
             </w:pPr>
             <w:r>
               <w:rPr>
-                <w:rFonts w:ascii="Avenir Next" w:cs="Avenir Next" w:eastAsia="Avenir Next" w:hAnsi="Avenir Next"/>
+                <w:rFonts w:ascii="Helvetica" w:cs="Helvetica" w:eastAsia="Helvetica" w:hAnsi="Helvetica"/>
                 <w:color w:val="1A1A1A"/>
                 <w:sz w:val="15"/>
                 <w:szCs w:val="15"/>
@@ -14553,7 +14651,7 @@
             </w:pPr>
             <w:r>
               <w:rPr>
-                <w:rFonts w:ascii="Avenir Next" w:cs="Avenir Next" w:eastAsia="Avenir Next" w:hAnsi="Avenir Next"/>
+                <w:rFonts w:ascii="Helvetica" w:cs="Helvetica" w:eastAsia="Helvetica" w:hAnsi="Helvetica"/>
                 <w:color w:val="1A1A1A"/>
                 <w:sz w:val="15"/>
                 <w:szCs w:val="15"/>
@@ -14584,7 +14682,7 @@
             </w:pPr>
             <w:r>
               <w:rPr>
-                <w:rFonts w:ascii="Avenir Next" w:cs="Avenir Next" w:eastAsia="Avenir Next" w:hAnsi="Avenir Next"/>
+                <w:rFonts w:ascii="Helvetica" w:cs="Helvetica" w:eastAsia="Helvetica" w:hAnsi="Helvetica"/>
                 <w:color w:val="1A1A1A"/>
                 <w:sz w:val="15"/>
                 <w:szCs w:val="15"/>
@@ -14615,7 +14713,7 @@
             </w:pPr>
             <w:r>
               <w:rPr>
-                <w:rFonts w:ascii="Avenir Next" w:cs="Avenir Next" w:eastAsia="Avenir Next" w:hAnsi="Avenir Next"/>
+                <w:rFonts w:ascii="Helvetica" w:cs="Helvetica" w:eastAsia="Helvetica" w:hAnsi="Helvetica"/>
                 <w:color w:val="1A1A1A"/>
                 <w:sz w:val="15"/>
                 <w:szCs w:val="15"/>
@@ -14646,7 +14744,7 @@
             </w:pPr>
             <w:r>
               <w:rPr>
-                <w:rFonts w:ascii="Avenir Next" w:cs="Avenir Next" w:eastAsia="Avenir Next" w:hAnsi="Avenir Next"/>
+                <w:rFonts w:ascii="Helvetica" w:cs="Helvetica" w:eastAsia="Helvetica" w:hAnsi="Helvetica"/>
                 <w:color w:val="1A1A1A"/>
                 <w:sz w:val="15"/>
                 <w:szCs w:val="15"/>
@@ -14682,7 +14780,7 @@
             </w:pPr>
             <w:r>
               <w:rPr>
-                <w:rFonts w:ascii="Avenir Next" w:cs="Avenir Next" w:eastAsia="Avenir Next" w:hAnsi="Avenir Next"/>
+                <w:rFonts w:ascii="Helvetica" w:cs="Helvetica" w:eastAsia="Helvetica" w:hAnsi="Helvetica"/>
                 <w:color w:val="1A1A1A"/>
                 <w:sz w:val="15"/>
                 <w:szCs w:val="15"/>
@@ -14713,7 +14811,7 @@
             </w:pPr>
             <w:r>
               <w:rPr>
-                <w:rFonts w:ascii="Avenir Next" w:cs="Avenir Next" w:eastAsia="Avenir Next" w:hAnsi="Avenir Next"/>
+                <w:rFonts w:ascii="Helvetica" w:cs="Helvetica" w:eastAsia="Helvetica" w:hAnsi="Helvetica"/>
                 <w:color w:val="1A1A1A"/>
                 <w:sz w:val="15"/>
                 <w:szCs w:val="15"/>
@@ -14744,7 +14842,7 @@
             </w:pPr>
             <w:r>
               <w:rPr>
-                <w:rFonts w:ascii="Avenir Next" w:cs="Avenir Next" w:eastAsia="Avenir Next" w:hAnsi="Avenir Next"/>
+                <w:rFonts w:ascii="Helvetica" w:cs="Helvetica" w:eastAsia="Helvetica" w:hAnsi="Helvetica"/>
                 <w:color w:val="1A1A1A"/>
                 <w:sz w:val="15"/>
                 <w:szCs w:val="15"/>
@@ -14775,7 +14873,7 @@
             </w:pPr>
             <w:r>
               <w:rPr>
-                <w:rFonts w:ascii="Avenir Next" w:cs="Avenir Next" w:eastAsia="Avenir Next" w:hAnsi="Avenir Next"/>
+                <w:rFonts w:ascii="Helvetica" w:cs="Helvetica" w:eastAsia="Helvetica" w:hAnsi="Helvetica"/>
                 <w:color w:val="1A1A1A"/>
                 <w:sz w:val="15"/>
                 <w:szCs w:val="15"/>
@@ -14806,7 +14904,7 @@
             </w:pPr>
             <w:r>
               <w:rPr>
-                <w:rFonts w:ascii="Avenir Next" w:cs="Avenir Next" w:eastAsia="Avenir Next" w:hAnsi="Avenir Next"/>
+                <w:rFonts w:ascii="Helvetica" w:cs="Helvetica" w:eastAsia="Helvetica" w:hAnsi="Helvetica"/>
                 <w:color w:val="1A1A1A"/>
                 <w:sz w:val="15"/>
                 <w:szCs w:val="15"/>
@@ -14837,7 +14935,7 @@
             </w:pPr>
             <w:r>
               <w:rPr>
-                <w:rFonts w:ascii="Avenir Next" w:cs="Avenir Next" w:eastAsia="Avenir Next" w:hAnsi="Avenir Next"/>
+                <w:rFonts w:ascii="Helvetica" w:cs="Helvetica" w:eastAsia="Helvetica" w:hAnsi="Helvetica"/>
                 <w:color w:val="1A1A1A"/>
                 <w:sz w:val="15"/>
                 <w:szCs w:val="15"/>
@@ -14873,7 +14971,7 @@
             </w:pPr>
             <w:r>
               <w:rPr>
-                <w:rFonts w:ascii="Avenir Next" w:cs="Avenir Next" w:eastAsia="Avenir Next" w:hAnsi="Avenir Next"/>
+                <w:rFonts w:ascii="Helvetica" w:cs="Helvetica" w:eastAsia="Helvetica" w:hAnsi="Helvetica"/>
                 <w:color w:val="1A1A1A"/>
                 <w:sz w:val="15"/>
                 <w:szCs w:val="15"/>
@@ -14904,7 +15002,7 @@
             </w:pPr>
             <w:r>
               <w:rPr>
-                <w:rFonts w:ascii="Avenir Next" w:cs="Avenir Next" w:eastAsia="Avenir Next" w:hAnsi="Avenir Next"/>
+                <w:rFonts w:ascii="Helvetica" w:cs="Helvetica" w:eastAsia="Helvetica" w:hAnsi="Helvetica"/>
                 <w:color w:val="1A1A1A"/>
                 <w:sz w:val="15"/>
                 <w:szCs w:val="15"/>
@@ -14935,7 +15033,7 @@
             </w:pPr>
             <w:r>
               <w:rPr>
-                <w:rFonts w:ascii="Avenir Next" w:cs="Avenir Next" w:eastAsia="Avenir Next" w:hAnsi="Avenir Next"/>
+                <w:rFonts w:ascii="Helvetica" w:cs="Helvetica" w:eastAsia="Helvetica" w:hAnsi="Helvetica"/>
                 <w:color w:val="1A1A1A"/>
                 <w:sz w:val="15"/>
                 <w:szCs w:val="15"/>
@@ -14966,7 +15064,7 @@
             </w:pPr>
             <w:r>
               <w:rPr>
-                <w:rFonts w:ascii="Avenir Next" w:cs="Avenir Next" w:eastAsia="Avenir Next" w:hAnsi="Avenir Next"/>
+                <w:rFonts w:ascii="Helvetica" w:cs="Helvetica" w:eastAsia="Helvetica" w:hAnsi="Helvetica"/>
                 <w:color w:val="1A1A1A"/>
                 <w:sz w:val="15"/>
                 <w:szCs w:val="15"/>
@@ -14997,7 +15095,7 @@
             </w:pPr>
             <w:r>
               <w:rPr>
-                <w:rFonts w:ascii="Avenir Next" w:cs="Avenir Next" w:eastAsia="Avenir Next" w:hAnsi="Avenir Next"/>
+                <w:rFonts w:ascii="Helvetica" w:cs="Helvetica" w:eastAsia="Helvetica" w:hAnsi="Helvetica"/>
                 <w:color w:val="1A1A1A"/>
                 <w:sz w:val="15"/>
                 <w:szCs w:val="15"/>
@@ -15028,7 +15126,7 @@
             </w:pPr>
             <w:r>
               <w:rPr>
-                <w:rFonts w:ascii="Avenir Next" w:cs="Avenir Next" w:eastAsia="Avenir Next" w:hAnsi="Avenir Next"/>
+                <w:rFonts w:ascii="Helvetica" w:cs="Helvetica" w:eastAsia="Helvetica" w:hAnsi="Helvetica"/>
                 <w:color w:val="1A1A1A"/>
                 <w:sz w:val="15"/>
                 <w:szCs w:val="15"/>
@@ -15064,7 +15162,7 @@
             </w:pPr>
             <w:r>
               <w:rPr>
-                <w:rFonts w:ascii="Avenir Next" w:cs="Avenir Next" w:eastAsia="Avenir Next" w:hAnsi="Avenir Next"/>
+                <w:rFonts w:ascii="Helvetica" w:cs="Helvetica" w:eastAsia="Helvetica" w:hAnsi="Helvetica"/>
                 <w:color w:val="1A1A1A"/>
                 <w:sz w:val="15"/>
                 <w:szCs w:val="15"/>
@@ -15095,7 +15193,7 @@
             </w:pPr>
             <w:r>
               <w:rPr>
-                <w:rFonts w:ascii="Avenir Next" w:cs="Avenir Next" w:eastAsia="Avenir Next" w:hAnsi="Avenir Next"/>
+                <w:rFonts w:ascii="Helvetica" w:cs="Helvetica" w:eastAsia="Helvetica" w:hAnsi="Helvetica"/>
                 <w:color w:val="1A1A1A"/>
                 <w:sz w:val="15"/>
                 <w:szCs w:val="15"/>
@@ -15126,7 +15224,7 @@
             </w:pPr>
             <w:r>
               <w:rPr>
-                <w:rFonts w:ascii="Avenir Next" w:cs="Avenir Next" w:eastAsia="Avenir Next" w:hAnsi="Avenir Next"/>
+                <w:rFonts w:ascii="Helvetica" w:cs="Helvetica" w:eastAsia="Helvetica" w:hAnsi="Helvetica"/>
                 <w:color w:val="1A1A1A"/>
                 <w:sz w:val="15"/>
                 <w:szCs w:val="15"/>
@@ -15157,7 +15255,7 @@
             </w:pPr>
             <w:r>
               <w:rPr>
-                <w:rFonts w:ascii="Avenir Next" w:cs="Avenir Next" w:eastAsia="Avenir Next" w:hAnsi="Avenir Next"/>
+                <w:rFonts w:ascii="Helvetica" w:cs="Helvetica" w:eastAsia="Helvetica" w:hAnsi="Helvetica"/>
                 <w:color w:val="1A1A1A"/>
                 <w:sz w:val="15"/>
                 <w:szCs w:val="15"/>
@@ -15188,7 +15286,7 @@
             </w:pPr>
             <w:r>
               <w:rPr>
-                <w:rFonts w:ascii="Avenir Next" w:cs="Avenir Next" w:eastAsia="Avenir Next" w:hAnsi="Avenir Next"/>
+                <w:rFonts w:ascii="Helvetica" w:cs="Helvetica" w:eastAsia="Helvetica" w:hAnsi="Helvetica"/>
                 <w:color w:val="1A1A1A"/>
                 <w:sz w:val="15"/>
                 <w:szCs w:val="15"/>
@@ -15219,7 +15317,7 @@
             </w:pPr>
             <w:r>
               <w:rPr>
-                <w:rFonts w:ascii="Avenir Next" w:cs="Avenir Next" w:eastAsia="Avenir Next" w:hAnsi="Avenir Next"/>
+                <w:rFonts w:ascii="Helvetica" w:cs="Helvetica" w:eastAsia="Helvetica" w:hAnsi="Helvetica"/>
                 <w:color w:val="1A1A1A"/>
                 <w:sz w:val="15"/>
                 <w:szCs w:val="15"/>
@@ -15255,7 +15353,7 @@
             </w:pPr>
             <w:r>
               <w:rPr>
-                <w:rFonts w:ascii="Avenir Next" w:cs="Avenir Next" w:eastAsia="Avenir Next" w:hAnsi="Avenir Next"/>
+                <w:rFonts w:ascii="Helvetica" w:cs="Helvetica" w:eastAsia="Helvetica" w:hAnsi="Helvetica"/>
                 <w:color w:val="1A1A1A"/>
                 <w:sz w:val="15"/>
                 <w:szCs w:val="15"/>
@@ -15286,7 +15384,7 @@
             </w:pPr>
             <w:r>
               <w:rPr>
-                <w:rFonts w:ascii="Avenir Next" w:cs="Avenir Next" w:eastAsia="Avenir Next" w:hAnsi="Avenir Next"/>
+                <w:rFonts w:ascii="Helvetica" w:cs="Helvetica" w:eastAsia="Helvetica" w:hAnsi="Helvetica"/>
                 <w:color w:val="1A1A1A"/>
                 <w:sz w:val="15"/>
                 <w:szCs w:val="15"/>
@@ -15317,7 +15415,7 @@
             </w:pPr>
             <w:r>
               <w:rPr>
-                <w:rFonts w:ascii="Avenir Next" w:cs="Avenir Next" w:eastAsia="Avenir Next" w:hAnsi="Avenir Next"/>
+                <w:rFonts w:ascii="Helvetica" w:cs="Helvetica" w:eastAsia="Helvetica" w:hAnsi="Helvetica"/>
                 <w:color w:val="1A1A1A"/>
                 <w:sz w:val="15"/>
                 <w:szCs w:val="15"/>
@@ -15348,7 +15446,7 @@
             </w:pPr>
             <w:r>
               <w:rPr>
-                <w:rFonts w:ascii="Avenir Next" w:cs="Avenir Next" w:eastAsia="Avenir Next" w:hAnsi="Avenir Next"/>
+                <w:rFonts w:ascii="Helvetica" w:cs="Helvetica" w:eastAsia="Helvetica" w:hAnsi="Helvetica"/>
                 <w:color w:val="1A1A1A"/>
                 <w:sz w:val="15"/>
                 <w:szCs w:val="15"/>
@@ -15379,7 +15477,7 @@
             </w:pPr>
             <w:r>
               <w:rPr>
-                <w:rFonts w:ascii="Avenir Next" w:cs="Avenir Next" w:eastAsia="Avenir Next" w:hAnsi="Avenir Next"/>
+                <w:rFonts w:ascii="Helvetica" w:cs="Helvetica" w:eastAsia="Helvetica" w:hAnsi="Helvetica"/>
                 <w:color w:val="1A1A1A"/>
                 <w:sz w:val="15"/>
                 <w:szCs w:val="15"/>
@@ -15410,7 +15508,7 @@
             </w:pPr>
             <w:r>
               <w:rPr>
-                <w:rFonts w:ascii="Avenir Next" w:cs="Avenir Next" w:eastAsia="Avenir Next" w:hAnsi="Avenir Next"/>
+                <w:rFonts w:ascii="Helvetica" w:cs="Helvetica" w:eastAsia="Helvetica" w:hAnsi="Helvetica"/>
                 <w:color w:val="1A1A1A"/>
                 <w:sz w:val="15"/>
                 <w:szCs w:val="15"/>
@@ -15446,7 +15544,7 @@
             </w:pPr>
             <w:r>
               <w:rPr>
-                <w:rFonts w:ascii="Avenir Next" w:cs="Avenir Next" w:eastAsia="Avenir Next" w:hAnsi="Avenir Next"/>
+                <w:rFonts w:ascii="Helvetica" w:cs="Helvetica" w:eastAsia="Helvetica" w:hAnsi="Helvetica"/>
                 <w:color w:val="1A1A1A"/>
                 <w:sz w:val="15"/>
                 <w:szCs w:val="15"/>
@@ -15477,7 +15575,7 @@
             </w:pPr>
             <w:r>
               <w:rPr>
-                <w:rFonts w:ascii="Avenir Next" w:cs="Avenir Next" w:eastAsia="Avenir Next" w:hAnsi="Avenir Next"/>
+                <w:rFonts w:ascii="Helvetica" w:cs="Helvetica" w:eastAsia="Helvetica" w:hAnsi="Helvetica"/>
                 <w:color w:val="1A1A1A"/>
                 <w:sz w:val="15"/>
                 <w:szCs w:val="15"/>
@@ -15508,7 +15606,7 @@
             </w:pPr>
             <w:r>
               <w:rPr>
-                <w:rFonts w:ascii="Avenir Next" w:cs="Avenir Next" w:eastAsia="Avenir Next" w:hAnsi="Avenir Next"/>
+                <w:rFonts w:ascii="Helvetica" w:cs="Helvetica" w:eastAsia="Helvetica" w:hAnsi="Helvetica"/>
                 <w:color w:val="1A1A1A"/>
                 <w:sz w:val="15"/>
                 <w:szCs w:val="15"/>
@@ -15539,7 +15637,7 @@
             </w:pPr>
             <w:r>
               <w:rPr>
-                <w:rFonts w:ascii="Avenir Next" w:cs="Avenir Next" w:eastAsia="Avenir Next" w:hAnsi="Avenir Next"/>
+                <w:rFonts w:ascii="Helvetica" w:cs="Helvetica" w:eastAsia="Helvetica" w:hAnsi="Helvetica"/>
                 <w:color w:val="1A1A1A"/>
                 <w:sz w:val="15"/>
                 <w:szCs w:val="15"/>
@@ -15570,7 +15668,7 @@
             </w:pPr>
             <w:r>
               <w:rPr>
-                <w:rFonts w:ascii="Avenir Next" w:cs="Avenir Next" w:eastAsia="Avenir Next" w:hAnsi="Avenir Next"/>
+                <w:rFonts w:ascii="Helvetica" w:cs="Helvetica" w:eastAsia="Helvetica" w:hAnsi="Helvetica"/>
                 <w:color w:val="1A1A1A"/>
                 <w:sz w:val="15"/>
                 <w:szCs w:val="15"/>
@@ -15601,7 +15699,7 @@
             </w:pPr>
             <w:r>
               <w:rPr>
-                <w:rFonts w:ascii="Avenir Next" w:cs="Avenir Next" w:eastAsia="Avenir Next" w:hAnsi="Avenir Next"/>
+                <w:rFonts w:ascii="Helvetica" w:cs="Helvetica" w:eastAsia="Helvetica" w:hAnsi="Helvetica"/>
                 <w:color w:val="1A1A1A"/>
                 <w:sz w:val="15"/>
                 <w:szCs w:val="15"/>
@@ -15637,7 +15735,7 @@
             </w:pPr>
             <w:r>
               <w:rPr>
-                <w:rFonts w:ascii="Avenir Next" w:cs="Avenir Next" w:eastAsia="Avenir Next" w:hAnsi="Avenir Next"/>
+                <w:rFonts w:ascii="Helvetica" w:cs="Helvetica" w:eastAsia="Helvetica" w:hAnsi="Helvetica"/>
                 <w:color w:val="1A1A1A"/>
                 <w:sz w:val="15"/>
                 <w:szCs w:val="15"/>
@@ -15668,7 +15766,7 @@
             </w:pPr>
             <w:r>
               <w:rPr>
-                <w:rFonts w:ascii="Avenir Next" w:cs="Avenir Next" w:eastAsia="Avenir Next" w:hAnsi="Avenir Next"/>
+                <w:rFonts w:ascii="Helvetica" w:cs="Helvetica" w:eastAsia="Helvetica" w:hAnsi="Helvetica"/>
                 <w:color w:val="1A1A1A"/>
                 <w:sz w:val="15"/>
                 <w:szCs w:val="15"/>
@@ -15699,7 +15797,7 @@
             </w:pPr>
             <w:r>
               <w:rPr>
-                <w:rFonts w:ascii="Avenir Next" w:cs="Avenir Next" w:eastAsia="Avenir Next" w:hAnsi="Avenir Next"/>
+                <w:rFonts w:ascii="Helvetica" w:cs="Helvetica" w:eastAsia="Helvetica" w:hAnsi="Helvetica"/>
                 <w:color w:val="1A1A1A"/>
                 <w:sz w:val="15"/>
                 <w:szCs w:val="15"/>
@@ -15730,7 +15828,7 @@
             </w:pPr>
             <w:r>
               <w:rPr>
-                <w:rFonts w:ascii="Avenir Next" w:cs="Avenir Next" w:eastAsia="Avenir Next" w:hAnsi="Avenir Next"/>
+                <w:rFonts w:ascii="Helvetica" w:cs="Helvetica" w:eastAsia="Helvetica" w:hAnsi="Helvetica"/>
                 <w:color w:val="1A1A1A"/>
                 <w:sz w:val="15"/>
                 <w:szCs w:val="15"/>
@@ -15761,7 +15859,7 @@
             </w:pPr>
             <w:r>
               <w:rPr>
-                <w:rFonts w:ascii="Avenir Next" w:cs="Avenir Next" w:eastAsia="Avenir Next" w:hAnsi="Avenir Next"/>
+                <w:rFonts w:ascii="Helvetica" w:cs="Helvetica" w:eastAsia="Helvetica" w:hAnsi="Helvetica"/>
                 <w:color w:val="1A1A1A"/>
                 <w:sz w:val="15"/>
                 <w:szCs w:val="15"/>
@@ -15792,7 +15890,7 @@
             </w:pPr>
             <w:r>
               <w:rPr>
-                <w:rFonts w:ascii="Avenir Next" w:cs="Avenir Next" w:eastAsia="Avenir Next" w:hAnsi="Avenir Next"/>
+                <w:rFonts w:ascii="Helvetica" w:cs="Helvetica" w:eastAsia="Helvetica" w:hAnsi="Helvetica"/>
                 <w:color w:val="1A1A1A"/>
                 <w:sz w:val="15"/>
                 <w:szCs w:val="15"/>
@@ -15828,7 +15926,7 @@
             </w:pPr>
             <w:r>
               <w:rPr>
-                <w:rFonts w:ascii="Avenir Next" w:cs="Avenir Next" w:eastAsia="Avenir Next" w:hAnsi="Avenir Next"/>
+                <w:rFonts w:ascii="Helvetica" w:cs="Helvetica" w:eastAsia="Helvetica" w:hAnsi="Helvetica"/>
                 <w:color w:val="1A1A1A"/>
                 <w:sz w:val="15"/>
                 <w:szCs w:val="15"/>
@@ -15859,7 +15957,7 @@
             </w:pPr>
             <w:r>
               <w:rPr>
-                <w:rFonts w:ascii="Avenir Next" w:cs="Avenir Next" w:eastAsia="Avenir Next" w:hAnsi="Avenir Next"/>
+                <w:rFonts w:ascii="Helvetica" w:cs="Helvetica" w:eastAsia="Helvetica" w:hAnsi="Helvetica"/>
                 <w:color w:val="1A1A1A"/>
                 <w:sz w:val="15"/>
                 <w:szCs w:val="15"/>
@@ -15890,7 +15988,7 @@
             </w:pPr>
             <w:r>
               <w:rPr>
-                <w:rFonts w:ascii="Avenir Next" w:cs="Avenir Next" w:eastAsia="Avenir Next" w:hAnsi="Avenir Next"/>
+                <w:rFonts w:ascii="Helvetica" w:cs="Helvetica" w:eastAsia="Helvetica" w:hAnsi="Helvetica"/>
                 <w:color w:val="1A1A1A"/>
                 <w:sz w:val="15"/>
                 <w:szCs w:val="15"/>
@@ -15921,7 +16019,7 @@
             </w:pPr>
             <w:r>
               <w:rPr>
-                <w:rFonts w:ascii="Avenir Next" w:cs="Avenir Next" w:eastAsia="Avenir Next" w:hAnsi="Avenir Next"/>
+                <w:rFonts w:ascii="Helvetica" w:cs="Helvetica" w:eastAsia="Helvetica" w:hAnsi="Helvetica"/>
                 <w:color w:val="1A1A1A"/>
                 <w:sz w:val="15"/>
                 <w:szCs w:val="15"/>
@@ -15952,7 +16050,7 @@
             </w:pPr>
             <w:r>
               <w:rPr>
-                <w:rFonts w:ascii="Avenir Next" w:cs="Avenir Next" w:eastAsia="Avenir Next" w:hAnsi="Avenir Next"/>
+                <w:rFonts w:ascii="Helvetica" w:cs="Helvetica" w:eastAsia="Helvetica" w:hAnsi="Helvetica"/>
                 <w:color w:val="1A1A1A"/>
                 <w:sz w:val="15"/>
                 <w:szCs w:val="15"/>
@@ -15983,7 +16081,7 @@
             </w:pPr>
             <w:r>
               <w:rPr>
-                <w:rFonts w:ascii="Avenir Next" w:cs="Avenir Next" w:eastAsia="Avenir Next" w:hAnsi="Avenir Next"/>
+                <w:rFonts w:ascii="Helvetica" w:cs="Helvetica" w:eastAsia="Helvetica" w:hAnsi="Helvetica"/>
                 <w:color w:val="1A1A1A"/>
                 <w:sz w:val="15"/>
                 <w:szCs w:val="15"/>
@@ -16019,7 +16117,7 @@
             </w:pPr>
             <w:r>
               <w:rPr>
-                <w:rFonts w:ascii="Avenir Next" w:cs="Avenir Next" w:eastAsia="Avenir Next" w:hAnsi="Avenir Next"/>
+                <w:rFonts w:ascii="Helvetica" w:cs="Helvetica" w:eastAsia="Helvetica" w:hAnsi="Helvetica"/>
                 <w:color w:val="1A1A1A"/>
                 <w:sz w:val="15"/>
                 <w:szCs w:val="15"/>
@@ -16050,7 +16148,7 @@
             </w:pPr>
             <w:r>
               <w:rPr>
-                <w:rFonts w:ascii="Avenir Next" w:cs="Avenir Next" w:eastAsia="Avenir Next" w:hAnsi="Avenir Next"/>
+                <w:rFonts w:ascii="Helvetica" w:cs="Helvetica" w:eastAsia="Helvetica" w:hAnsi="Helvetica"/>
                 <w:color w:val="1A1A1A"/>
                 <w:sz w:val="15"/>
                 <w:szCs w:val="15"/>
@@ -16081,7 +16179,7 @@
             </w:pPr>
             <w:r>
               <w:rPr>
-                <w:rFonts w:ascii="Avenir Next" w:cs="Avenir Next" w:eastAsia="Avenir Next" w:hAnsi="Avenir Next"/>
+                <w:rFonts w:ascii="Helvetica" w:cs="Helvetica" w:eastAsia="Helvetica" w:hAnsi="Helvetica"/>
                 <w:color w:val="1A1A1A"/>
                 <w:sz w:val="15"/>
                 <w:szCs w:val="15"/>
@@ -16112,7 +16210,7 @@
             </w:pPr>
             <w:r>
               <w:rPr>
-                <w:rFonts w:ascii="Avenir Next" w:cs="Avenir Next" w:eastAsia="Avenir Next" w:hAnsi="Avenir Next"/>
+                <w:rFonts w:ascii="Helvetica" w:cs="Helvetica" w:eastAsia="Helvetica" w:hAnsi="Helvetica"/>
                 <w:color w:val="1A1A1A"/>
                 <w:sz w:val="15"/>
                 <w:szCs w:val="15"/>
@@ -16143,7 +16241,7 @@
             </w:pPr>
             <w:r>
               <w:rPr>
-                <w:rFonts w:ascii="Avenir Next" w:cs="Avenir Next" w:eastAsia="Avenir Next" w:hAnsi="Avenir Next"/>
+                <w:rFonts w:ascii="Helvetica" w:cs="Helvetica" w:eastAsia="Helvetica" w:hAnsi="Helvetica"/>
                 <w:color w:val="1A1A1A"/>
                 <w:sz w:val="15"/>
                 <w:szCs w:val="15"/>
@@ -16174,7 +16272,7 @@
             </w:pPr>
             <w:r>
               <w:rPr>
-                <w:rFonts w:ascii="Avenir Next" w:cs="Avenir Next" w:eastAsia="Avenir Next" w:hAnsi="Avenir Next"/>
+                <w:rFonts w:ascii="Helvetica" w:cs="Helvetica" w:eastAsia="Helvetica" w:hAnsi="Helvetica"/>
                 <w:color w:val="1A1A1A"/>
                 <w:sz w:val="15"/>
                 <w:szCs w:val="15"/>
@@ -16210,7 +16308,7 @@
             </w:pPr>
             <w:r>
               <w:rPr>
-                <w:rFonts w:ascii="Avenir Next" w:cs="Avenir Next" w:eastAsia="Avenir Next" w:hAnsi="Avenir Next"/>
+                <w:rFonts w:ascii="Helvetica" w:cs="Helvetica" w:eastAsia="Helvetica" w:hAnsi="Helvetica"/>
                 <w:color w:val="1A1A1A"/>
                 <w:sz w:val="15"/>
                 <w:szCs w:val="15"/>
@@ -16241,7 +16339,7 @@
             </w:pPr>
             <w:r>
               <w:rPr>
-                <w:rFonts w:ascii="Avenir Next" w:cs="Avenir Next" w:eastAsia="Avenir Next" w:hAnsi="Avenir Next"/>
+                <w:rFonts w:ascii="Helvetica" w:cs="Helvetica" w:eastAsia="Helvetica" w:hAnsi="Helvetica"/>
                 <w:color w:val="1A1A1A"/>
                 <w:sz w:val="15"/>
                 <w:szCs w:val="15"/>
@@ -16272,7 +16370,7 @@
             </w:pPr>
             <w:r>
               <w:rPr>
-                <w:rFonts w:ascii="Avenir Next" w:cs="Avenir Next" w:eastAsia="Avenir Next" w:hAnsi="Avenir Next"/>
+                <w:rFonts w:ascii="Helvetica" w:cs="Helvetica" w:eastAsia="Helvetica" w:hAnsi="Helvetica"/>
                 <w:color w:val="1A1A1A"/>
                 <w:sz w:val="15"/>
                 <w:szCs w:val="15"/>
@@ -16303,7 +16401,7 @@
             </w:pPr>
             <w:r>
               <w:rPr>
-                <w:rFonts w:ascii="Avenir Next" w:cs="Avenir Next" w:eastAsia="Avenir Next" w:hAnsi="Avenir Next"/>
+                <w:rFonts w:ascii="Helvetica" w:cs="Helvetica" w:eastAsia="Helvetica" w:hAnsi="Helvetica"/>
                 <w:color w:val="1A1A1A"/>
                 <w:sz w:val="15"/>
                 <w:szCs w:val="15"/>
@@ -16334,7 +16432,7 @@
             </w:pPr>
             <w:r>
               <w:rPr>
-                <w:rFonts w:ascii="Avenir Next" w:cs="Avenir Next" w:eastAsia="Avenir Next" w:hAnsi="Avenir Next"/>
+                <w:rFonts w:ascii="Helvetica" w:cs="Helvetica" w:eastAsia="Helvetica" w:hAnsi="Helvetica"/>
                 <w:b/>
                 <w:bCs/>
                 <w:color w:val="1A1A1A"/>
@@ -16367,7 +16465,7 @@
             </w:pPr>
             <w:r>
               <w:rPr>
-                <w:rFonts w:ascii="Avenir Next" w:cs="Avenir Next" w:eastAsia="Avenir Next" w:hAnsi="Avenir Next"/>
+                <w:rFonts w:ascii="Helvetica" w:cs="Helvetica" w:eastAsia="Helvetica" w:hAnsi="Helvetica"/>
                 <w:color w:val="1A1A1A"/>
                 <w:sz w:val="15"/>
                 <w:szCs w:val="15"/>
@@ -16403,7 +16501,7 @@
             </w:pPr>
             <w:r>
               <w:rPr>
-                <w:rFonts w:ascii="Avenir Next" w:cs="Avenir Next" w:eastAsia="Avenir Next" w:hAnsi="Avenir Next"/>
+                <w:rFonts w:ascii="Helvetica" w:cs="Helvetica" w:eastAsia="Helvetica" w:hAnsi="Helvetica"/>
                 <w:color w:val="1A1A1A"/>
                 <w:sz w:val="15"/>
                 <w:szCs w:val="15"/>
@@ -16434,7 +16532,7 @@
             </w:pPr>
             <w:r>
               <w:rPr>
-                <w:rFonts w:ascii="Avenir Next" w:cs="Avenir Next" w:eastAsia="Avenir Next" w:hAnsi="Avenir Next"/>
+                <w:rFonts w:ascii="Helvetica" w:cs="Helvetica" w:eastAsia="Helvetica" w:hAnsi="Helvetica"/>
                 <w:color w:val="1A1A1A"/>
                 <w:sz w:val="15"/>
                 <w:szCs w:val="15"/>
@@ -16465,7 +16563,7 @@
             </w:pPr>
             <w:r>
               <w:rPr>
-                <w:rFonts w:ascii="Avenir Next" w:cs="Avenir Next" w:eastAsia="Avenir Next" w:hAnsi="Avenir Next"/>
+                <w:rFonts w:ascii="Helvetica" w:cs="Helvetica" w:eastAsia="Helvetica" w:hAnsi="Helvetica"/>
                 <w:color w:val="1A1A1A"/>
                 <w:sz w:val="15"/>
                 <w:szCs w:val="15"/>
@@ -16496,7 +16594,7 @@
             </w:pPr>
             <w:r>
               <w:rPr>
-                <w:rFonts w:ascii="Avenir Next" w:cs="Avenir Next" w:eastAsia="Avenir Next" w:hAnsi="Avenir Next"/>
+                <w:rFonts w:ascii="Helvetica" w:cs="Helvetica" w:eastAsia="Helvetica" w:hAnsi="Helvetica"/>
                 <w:color w:val="1A1A1A"/>
                 <w:sz w:val="15"/>
                 <w:szCs w:val="15"/>
@@ -16527,7 +16625,7 @@
             </w:pPr>
             <w:r>
               <w:rPr>
-                <w:rFonts w:ascii="Avenir Next" w:cs="Avenir Next" w:eastAsia="Avenir Next" w:hAnsi="Avenir Next"/>
+                <w:rFonts w:ascii="Helvetica" w:cs="Helvetica" w:eastAsia="Helvetica" w:hAnsi="Helvetica"/>
                 <w:b/>
                 <w:bCs/>
                 <w:color w:val="1A1A1A"/>
@@ -16560,7 +16658,7 @@
             </w:pPr>
             <w:r>
               <w:rPr>
-                <w:rFonts w:ascii="Avenir Next" w:cs="Avenir Next" w:eastAsia="Avenir Next" w:hAnsi="Avenir Next"/>
+                <w:rFonts w:ascii="Helvetica" w:cs="Helvetica" w:eastAsia="Helvetica" w:hAnsi="Helvetica"/>
                 <w:color w:val="1A1A1A"/>
                 <w:sz w:val="15"/>
                 <w:szCs w:val="15"/>
@@ -16596,7 +16694,7 @@
             </w:pPr>
             <w:r>
               <w:rPr>
-                <w:rFonts w:ascii="Avenir Next" w:cs="Avenir Next" w:eastAsia="Avenir Next" w:hAnsi="Avenir Next"/>
+                <w:rFonts w:ascii="Helvetica" w:cs="Helvetica" w:eastAsia="Helvetica" w:hAnsi="Helvetica"/>
                 <w:color w:val="1A1A1A"/>
                 <w:sz w:val="15"/>
                 <w:szCs w:val="15"/>
@@ -16627,7 +16725,7 @@
             </w:pPr>
             <w:r>
               <w:rPr>
-                <w:rFonts w:ascii="Avenir Next" w:cs="Avenir Next" w:eastAsia="Avenir Next" w:hAnsi="Avenir Next"/>
+                <w:rFonts w:ascii="Helvetica" w:cs="Helvetica" w:eastAsia="Helvetica" w:hAnsi="Helvetica"/>
                 <w:color w:val="1A1A1A"/>
                 <w:sz w:val="15"/>
                 <w:szCs w:val="15"/>
@@ -16658,7 +16756,7 @@
             </w:pPr>
             <w:r>
               <w:rPr>
-                <w:rFonts w:ascii="Avenir Next" w:cs="Avenir Next" w:eastAsia="Avenir Next" w:hAnsi="Avenir Next"/>
+                <w:rFonts w:ascii="Helvetica" w:cs="Helvetica" w:eastAsia="Helvetica" w:hAnsi="Helvetica"/>
                 <w:color w:val="1A1A1A"/>
                 <w:sz w:val="15"/>
                 <w:szCs w:val="15"/>
@@ -16689,7 +16787,7 @@
             </w:pPr>
             <w:r>
               <w:rPr>
-                <w:rFonts w:ascii="Avenir Next" w:cs="Avenir Next" w:eastAsia="Avenir Next" w:hAnsi="Avenir Next"/>
+                <w:rFonts w:ascii="Helvetica" w:cs="Helvetica" w:eastAsia="Helvetica" w:hAnsi="Helvetica"/>
                 <w:color w:val="1A1A1A"/>
                 <w:sz w:val="15"/>
                 <w:szCs w:val="15"/>
@@ -16720,7 +16818,7 @@
             </w:pPr>
             <w:r>
               <w:rPr>
-                <w:rFonts w:ascii="Avenir Next" w:cs="Avenir Next" w:eastAsia="Avenir Next" w:hAnsi="Avenir Next"/>
+                <w:rFonts w:ascii="Helvetica" w:cs="Helvetica" w:eastAsia="Helvetica" w:hAnsi="Helvetica"/>
                 <w:color w:val="1A1A1A"/>
                 <w:sz w:val="15"/>
                 <w:szCs w:val="15"/>
@@ -16751,7 +16849,7 @@
             </w:pPr>
             <w:r>
               <w:rPr>
-                <w:rFonts w:ascii="Avenir Next" w:cs="Avenir Next" w:eastAsia="Avenir Next" w:hAnsi="Avenir Next"/>
+                <w:rFonts w:ascii="Helvetica" w:cs="Helvetica" w:eastAsia="Helvetica" w:hAnsi="Helvetica"/>
                 <w:color w:val="1A1A1A"/>
                 <w:sz w:val="15"/>
                 <w:szCs w:val="15"/>
@@ -16787,7 +16885,7 @@
             </w:pPr>
             <w:r>
               <w:rPr>
-                <w:rFonts w:ascii="Avenir Next" w:cs="Avenir Next" w:eastAsia="Avenir Next" w:hAnsi="Avenir Next"/>
+                <w:rFonts w:ascii="Helvetica" w:cs="Helvetica" w:eastAsia="Helvetica" w:hAnsi="Helvetica"/>
                 <w:color w:val="1A1A1A"/>
                 <w:sz w:val="15"/>
                 <w:szCs w:val="15"/>
@@ -16818,7 +16916,7 @@
             </w:pPr>
             <w:r>
               <w:rPr>
-                <w:rFonts w:ascii="Avenir Next" w:cs="Avenir Next" w:eastAsia="Avenir Next" w:hAnsi="Avenir Next"/>
+                <w:rFonts w:ascii="Helvetica" w:cs="Helvetica" w:eastAsia="Helvetica" w:hAnsi="Helvetica"/>
                 <w:color w:val="1A1A1A"/>
                 <w:sz w:val="15"/>
                 <w:szCs w:val="15"/>
@@ -16849,7 +16947,7 @@
             </w:pPr>
             <w:r>
               <w:rPr>
-                <w:rFonts w:ascii="Avenir Next" w:cs="Avenir Next" w:eastAsia="Avenir Next" w:hAnsi="Avenir Next"/>
+                <w:rFonts w:ascii="Helvetica" w:cs="Helvetica" w:eastAsia="Helvetica" w:hAnsi="Helvetica"/>
                 <w:color w:val="1A1A1A"/>
                 <w:sz w:val="15"/>
                 <w:szCs w:val="15"/>
@@ -16880,7 +16978,7 @@
             </w:pPr>
             <w:r>
               <w:rPr>
-                <w:rFonts w:ascii="Avenir Next" w:cs="Avenir Next" w:eastAsia="Avenir Next" w:hAnsi="Avenir Next"/>
+                <w:rFonts w:ascii="Helvetica" w:cs="Helvetica" w:eastAsia="Helvetica" w:hAnsi="Helvetica"/>
                 <w:color w:val="1A1A1A"/>
                 <w:sz w:val="15"/>
                 <w:szCs w:val="15"/>
@@ -16911,7 +17009,7 @@
             </w:pPr>
             <w:r>
               <w:rPr>
-                <w:rFonts w:ascii="Avenir Next" w:cs="Avenir Next" w:eastAsia="Avenir Next" w:hAnsi="Avenir Next"/>
+                <w:rFonts w:ascii="Helvetica" w:cs="Helvetica" w:eastAsia="Helvetica" w:hAnsi="Helvetica"/>
                 <w:color w:val="1A1A1A"/>
                 <w:sz w:val="15"/>
                 <w:szCs w:val="15"/>
@@ -16942,7 +17040,7 @@
             </w:pPr>
             <w:r>
               <w:rPr>
-                <w:rFonts w:ascii="Avenir Next" w:cs="Avenir Next" w:eastAsia="Avenir Next" w:hAnsi="Avenir Next"/>
+                <w:rFonts w:ascii="Helvetica" w:cs="Helvetica" w:eastAsia="Helvetica" w:hAnsi="Helvetica"/>
                 <w:color w:val="1A1A1A"/>
                 <w:sz w:val="15"/>
                 <w:szCs w:val="15"/>
@@ -16978,7 +17076,7 @@
             </w:pPr>
             <w:r>
               <w:rPr>
-                <w:rFonts w:ascii="Avenir Next" w:cs="Avenir Next" w:eastAsia="Avenir Next" w:hAnsi="Avenir Next"/>
+                <w:rFonts w:ascii="Helvetica" w:cs="Helvetica" w:eastAsia="Helvetica" w:hAnsi="Helvetica"/>
                 <w:color w:val="1A1A1A"/>
                 <w:sz w:val="15"/>
                 <w:szCs w:val="15"/>
@@ -17009,7 +17107,7 @@
             </w:pPr>
             <w:r>
               <w:rPr>
-                <w:rFonts w:ascii="Avenir Next" w:cs="Avenir Next" w:eastAsia="Avenir Next" w:hAnsi="Avenir Next"/>
+                <w:rFonts w:ascii="Helvetica" w:cs="Helvetica" w:eastAsia="Helvetica" w:hAnsi="Helvetica"/>
                 <w:color w:val="1A1A1A"/>
                 <w:sz w:val="15"/>
                 <w:szCs w:val="15"/>
@@ -17040,7 +17138,7 @@
             </w:pPr>
             <w:r>
               <w:rPr>
-                <w:rFonts w:ascii="Avenir Next" w:cs="Avenir Next" w:eastAsia="Avenir Next" w:hAnsi="Avenir Next"/>
+                <w:rFonts w:ascii="Helvetica" w:cs="Helvetica" w:eastAsia="Helvetica" w:hAnsi="Helvetica"/>
                 <w:color w:val="1A1A1A"/>
                 <w:sz w:val="15"/>
                 <w:szCs w:val="15"/>
@@ -17071,7 +17169,7 @@
             </w:pPr>
             <w:r>
               <w:rPr>
-                <w:rFonts w:ascii="Avenir Next" w:cs="Avenir Next" w:eastAsia="Avenir Next" w:hAnsi="Avenir Next"/>
+                <w:rFonts w:ascii="Helvetica" w:cs="Helvetica" w:eastAsia="Helvetica" w:hAnsi="Helvetica"/>
                 <w:color w:val="1A1A1A"/>
                 <w:sz w:val="15"/>
                 <w:szCs w:val="15"/>
@@ -17102,7 +17200,7 @@
             </w:pPr>
             <w:r>
               <w:rPr>
-                <w:rFonts w:ascii="Avenir Next" w:cs="Avenir Next" w:eastAsia="Avenir Next" w:hAnsi="Avenir Next"/>
+                <w:rFonts w:ascii="Helvetica" w:cs="Helvetica" w:eastAsia="Helvetica" w:hAnsi="Helvetica"/>
                 <w:color w:val="1A1A1A"/>
                 <w:sz w:val="15"/>
                 <w:szCs w:val="15"/>
@@ -17133,7 +17231,7 @@
             </w:pPr>
             <w:r>
               <w:rPr>
-                <w:rFonts w:ascii="Avenir Next" w:cs="Avenir Next" w:eastAsia="Avenir Next" w:hAnsi="Avenir Next"/>
+                <w:rFonts w:ascii="Helvetica" w:cs="Helvetica" w:eastAsia="Helvetica" w:hAnsi="Helvetica"/>
                 <w:color w:val="1A1A1A"/>
                 <w:sz w:val="15"/>
                 <w:szCs w:val="15"/>
@@ -17168,7 +17266,7 @@
       </w:pPr>
       <w:r>
         <w:rPr>
-          <w:rFonts w:ascii="Georgia" w:cs="Georgia" w:eastAsia="Georgia" w:hAnsi="Georgia"/>
+          <w:rFonts w:ascii="Helvetica" w:cs="Helvetica" w:eastAsia="Helvetica" w:hAnsi="Helvetica"/>
           <w:color w:val="1A1A1A"/>
           <w:sz w:val="18"/>
           <w:szCs w:val="18"/>
@@ -17187,7 +17285,7 @@
       </w:pPr>
       <w:r>
         <w:rPr>
-          <w:rFonts w:ascii="Georgia" w:cs="Georgia" w:eastAsia="Georgia" w:hAnsi="Georgia"/>
+          <w:rFonts w:ascii="Helvetica" w:cs="Helvetica" w:eastAsia="Helvetica" w:hAnsi="Helvetica"/>
           <w:color w:val="1A1A1A"/>
           <w:sz w:val="20"/>
           <w:szCs w:val="20"/>
@@ -17206,7 +17304,7 @@
       </w:pPr>
       <w:r>
         <w:rPr>
-          <w:rFonts w:ascii="Georgia" w:cs="Georgia" w:eastAsia="Georgia" w:hAnsi="Georgia"/>
+          <w:rFonts w:ascii="Helvetica" w:cs="Helvetica" w:eastAsia="Helvetica" w:hAnsi="Helvetica"/>
           <w:color w:val="1A1A1A"/>
           <w:sz w:val="20"/>
           <w:szCs w:val="20"/>
@@ -17225,7 +17323,7 @@
       </w:pPr>
       <w:r>
         <w:rPr>
-          <w:rFonts w:ascii="Georgia" w:cs="Georgia" w:eastAsia="Georgia" w:hAnsi="Georgia"/>
+          <w:rFonts w:ascii="Helvetica" w:cs="Helvetica" w:eastAsia="Helvetica" w:hAnsi="Helvetica"/>
           <w:color w:val="1A1A1A"/>
           <w:sz w:val="20"/>
           <w:szCs w:val="20"/>
@@ -17244,7 +17342,7 @@
       </w:pPr>
       <w:r>
         <w:rPr>
-          <w:rFonts w:ascii="Georgia" w:cs="Georgia" w:eastAsia="Georgia" w:hAnsi="Georgia"/>
+          <w:rFonts w:ascii="Helvetica" w:cs="Helvetica" w:eastAsia="Helvetica" w:hAnsi="Helvetica"/>
           <w:color w:val="1A1A1A"/>
           <w:sz w:val="20"/>
           <w:szCs w:val="20"/>
@@ -17263,7 +17361,7 @@
       </w:pPr>
       <w:r>
         <w:rPr>
-          <w:rFonts w:ascii="Georgia" w:cs="Georgia" w:eastAsia="Georgia" w:hAnsi="Georgia"/>
+          <w:rFonts w:ascii="Helvetica" w:cs="Helvetica" w:eastAsia="Helvetica" w:hAnsi="Helvetica"/>
           <w:color w:val="1A1A1A"/>
           <w:sz w:val="20"/>
           <w:szCs w:val="20"/>
@@ -17282,7 +17380,7 @@
       </w:pPr>
       <w:r>
         <w:rPr>
-          <w:rFonts w:ascii="Georgia" w:cs="Georgia" w:eastAsia="Georgia" w:hAnsi="Georgia"/>
+          <w:rFonts w:ascii="Helvetica" w:cs="Helvetica" w:eastAsia="Helvetica" w:hAnsi="Helvetica"/>
           <w:color w:val="1A1A1A"/>
           <w:sz w:val="20"/>
           <w:szCs w:val="20"/>
@@ -17301,7 +17399,7 @@
       </w:pPr>
       <w:r>
         <w:rPr>
-          <w:rFonts w:ascii="Georgia" w:cs="Georgia" w:eastAsia="Georgia" w:hAnsi="Georgia"/>
+          <w:rFonts w:ascii="Helvetica" w:cs="Helvetica" w:eastAsia="Helvetica" w:hAnsi="Helvetica"/>
           <w:color w:val="1A1A1A"/>
           <w:sz w:val="20"/>
           <w:szCs w:val="20"/>
@@ -17320,7 +17418,7 @@
       </w:pPr>
       <w:r>
         <w:rPr>
-          <w:rFonts w:ascii="Georgia" w:cs="Georgia" w:eastAsia="Georgia" w:hAnsi="Georgia"/>
+          <w:rFonts w:ascii="Helvetica" w:cs="Helvetica" w:eastAsia="Helvetica" w:hAnsi="Helvetica"/>
           <w:color w:val="1A1A1A"/>
           <w:sz w:val="20"/>
           <w:szCs w:val="20"/>
@@ -17339,7 +17437,7 @@
       </w:pPr>
       <w:r>
         <w:rPr>
-          <w:rFonts w:ascii="Georgia" w:cs="Georgia" w:eastAsia="Georgia" w:hAnsi="Georgia"/>
+          <w:rFonts w:ascii="Helvetica" w:cs="Helvetica" w:eastAsia="Helvetica" w:hAnsi="Helvetica"/>
           <w:color w:val="1A1A1A"/>
           <w:sz w:val="20"/>
           <w:szCs w:val="20"/>
@@ -17358,7 +17456,7 @@
       </w:pPr>
       <w:r>
         <w:rPr>
-          <w:rFonts w:ascii="Georgia" w:cs="Georgia" w:eastAsia="Georgia" w:hAnsi="Georgia"/>
+          <w:rFonts w:ascii="Helvetica" w:cs="Helvetica" w:eastAsia="Helvetica" w:hAnsi="Helvetica"/>
           <w:color w:val="1A1A1A"/>
           <w:sz w:val="20"/>
           <w:szCs w:val="20"/>
@@ -17377,7 +17475,7 @@
       </w:pPr>
       <w:r>
         <w:rPr>
-          <w:rFonts w:ascii="Georgia" w:cs="Georgia" w:eastAsia="Georgia" w:hAnsi="Georgia"/>
+          <w:rFonts w:ascii="Helvetica" w:cs="Helvetica" w:eastAsia="Helvetica" w:hAnsi="Helvetica"/>
           <w:color w:val="1A1A1A"/>
           <w:sz w:val="20"/>
           <w:szCs w:val="20"/>
@@ -17396,7 +17494,7 @@
       </w:pPr>
       <w:r>
         <w:rPr>
-          <w:rFonts w:ascii="Georgia" w:cs="Georgia" w:eastAsia="Georgia" w:hAnsi="Georgia"/>
+          <w:rFonts w:ascii="Helvetica" w:cs="Helvetica" w:eastAsia="Helvetica" w:hAnsi="Helvetica"/>
           <w:color w:val="1A1A1A"/>
           <w:sz w:val="20"/>
           <w:szCs w:val="20"/>
@@ -17415,7 +17513,7 @@
       </w:pPr>
       <w:r>
         <w:rPr>
-          <w:rFonts w:ascii="Georgia" w:cs="Georgia" w:eastAsia="Georgia" w:hAnsi="Georgia"/>
+          <w:rFonts w:ascii="Helvetica" w:cs="Helvetica" w:eastAsia="Helvetica" w:hAnsi="Helvetica"/>
           <w:color w:val="1A1A1A"/>
           <w:sz w:val="20"/>
           <w:szCs w:val="20"/>
@@ -17434,7 +17532,7 @@
       </w:pPr>
       <w:r>
         <w:rPr>
-          <w:rFonts w:ascii="Georgia" w:cs="Georgia" w:eastAsia="Georgia" w:hAnsi="Georgia"/>
+          <w:rFonts w:ascii="Helvetica" w:cs="Helvetica" w:eastAsia="Helvetica" w:hAnsi="Helvetica"/>
           <w:color w:val="1A1A1A"/>
           <w:sz w:val="20"/>
           <w:szCs w:val="20"/>
@@ -17453,7 +17551,7 @@
       </w:pPr>
       <w:r>
         <w:rPr>
-          <w:rFonts w:ascii="Georgia" w:cs="Georgia" w:eastAsia="Georgia" w:hAnsi="Georgia"/>
+          <w:rFonts w:ascii="Helvetica" w:cs="Helvetica" w:eastAsia="Helvetica" w:hAnsi="Helvetica"/>
           <w:color w:val="1A1A1A"/>
           <w:sz w:val="20"/>
           <w:szCs w:val="20"/>
@@ -17519,7 +17617,7 @@
             </w:pPr>
             <w:r>
               <w:rPr>
-                <w:rFonts w:ascii="Avenir Next" w:cs="Avenir Next" w:eastAsia="Avenir Next" w:hAnsi="Avenir Next"/>
+                <w:rFonts w:ascii="Helvetica" w:cs="Helvetica" w:eastAsia="Helvetica" w:hAnsi="Helvetica"/>
                 <w:b/>
                 <w:bCs/>
                 <w:color w:val="333333"/>
@@ -17552,7 +17650,7 @@
             </w:pPr>
             <w:r>
               <w:rPr>
-                <w:rFonts w:ascii="Avenir Next" w:cs="Avenir Next" w:eastAsia="Avenir Next" w:hAnsi="Avenir Next"/>
+                <w:rFonts w:ascii="Helvetica" w:cs="Helvetica" w:eastAsia="Helvetica" w:hAnsi="Helvetica"/>
                 <w:b/>
                 <w:bCs/>
                 <w:color w:val="333333"/>
@@ -17585,7 +17683,7 @@
             </w:pPr>
             <w:r>
               <w:rPr>
-                <w:rFonts w:ascii="Avenir Next" w:cs="Avenir Next" w:eastAsia="Avenir Next" w:hAnsi="Avenir Next"/>
+                <w:rFonts w:ascii="Helvetica" w:cs="Helvetica" w:eastAsia="Helvetica" w:hAnsi="Helvetica"/>
                 <w:b/>
                 <w:bCs/>
                 <w:color w:val="333333"/>
@@ -17623,7 +17721,7 @@
             </w:pPr>
             <w:r>
               <w:rPr>
-                <w:rFonts w:ascii="Avenir Next" w:cs="Avenir Next" w:eastAsia="Avenir Next" w:hAnsi="Avenir Next"/>
+                <w:rFonts w:ascii="Helvetica" w:cs="Helvetica" w:eastAsia="Helvetica" w:hAnsi="Helvetica"/>
                 <w:color w:val="1A1A1A"/>
                 <w:sz w:val="15"/>
                 <w:szCs w:val="15"/>
@@ -17654,7 +17752,7 @@
             </w:pPr>
             <w:r>
               <w:rPr>
-                <w:rFonts w:ascii="Avenir Next" w:cs="Avenir Next" w:eastAsia="Avenir Next" w:hAnsi="Avenir Next"/>
+                <w:rFonts w:ascii="Helvetica" w:cs="Helvetica" w:eastAsia="Helvetica" w:hAnsi="Helvetica"/>
                 <w:color w:val="1A1A1A"/>
                 <w:sz w:val="15"/>
                 <w:szCs w:val="15"/>
@@ -17685,7 +17783,7 @@
             </w:pPr>
             <w:r>
               <w:rPr>
-                <w:rFonts w:ascii="Avenir Next" w:cs="Avenir Next" w:eastAsia="Avenir Next" w:hAnsi="Avenir Next"/>
+                <w:rFonts w:ascii="Helvetica" w:cs="Helvetica" w:eastAsia="Helvetica" w:hAnsi="Helvetica"/>
                 <w:color w:val="1A1A1A"/>
                 <w:sz w:val="15"/>
                 <w:szCs w:val="15"/>
@@ -17721,7 +17819,7 @@
             </w:pPr>
             <w:r>
               <w:rPr>
-                <w:rFonts w:ascii="Avenir Next" w:cs="Avenir Next" w:eastAsia="Avenir Next" w:hAnsi="Avenir Next"/>
+                <w:rFonts w:ascii="Helvetica" w:cs="Helvetica" w:eastAsia="Helvetica" w:hAnsi="Helvetica"/>
                 <w:color w:val="1A1A1A"/>
                 <w:sz w:val="15"/>
                 <w:szCs w:val="15"/>
@@ -17752,7 +17850,7 @@
             </w:pPr>
             <w:r>
               <w:rPr>
-                <w:rFonts w:ascii="Avenir Next" w:cs="Avenir Next" w:eastAsia="Avenir Next" w:hAnsi="Avenir Next"/>
+                <w:rFonts w:ascii="Helvetica" w:cs="Helvetica" w:eastAsia="Helvetica" w:hAnsi="Helvetica"/>
                 <w:color w:val="1A1A1A"/>
                 <w:sz w:val="15"/>
                 <w:szCs w:val="15"/>
@@ -17783,7 +17881,7 @@
             </w:pPr>
             <w:r>
               <w:rPr>
-                <w:rFonts w:ascii="Avenir Next" w:cs="Avenir Next" w:eastAsia="Avenir Next" w:hAnsi="Avenir Next"/>
+                <w:rFonts w:ascii="Helvetica" w:cs="Helvetica" w:eastAsia="Helvetica" w:hAnsi="Helvetica"/>
                 <w:color w:val="1A1A1A"/>
                 <w:sz w:val="15"/>
                 <w:szCs w:val="15"/>
@@ -17819,7 +17917,7 @@
             </w:pPr>
             <w:r>
               <w:rPr>
-                <w:rFonts w:ascii="Avenir Next" w:cs="Avenir Next" w:eastAsia="Avenir Next" w:hAnsi="Avenir Next"/>
+                <w:rFonts w:ascii="Helvetica" w:cs="Helvetica" w:eastAsia="Helvetica" w:hAnsi="Helvetica"/>
                 <w:color w:val="1A1A1A"/>
                 <w:sz w:val="15"/>
                 <w:szCs w:val="15"/>
@@ -17850,7 +17948,7 @@
             </w:pPr>
             <w:r>
               <w:rPr>
-                <w:rFonts w:ascii="Avenir Next" w:cs="Avenir Next" w:eastAsia="Avenir Next" w:hAnsi="Avenir Next"/>
+                <w:rFonts w:ascii="Helvetica" w:cs="Helvetica" w:eastAsia="Helvetica" w:hAnsi="Helvetica"/>
                 <w:color w:val="1A1A1A"/>
                 <w:sz w:val="15"/>
                 <w:szCs w:val="15"/>
@@ -17881,7 +17979,7 @@
             </w:pPr>
             <w:r>
               <w:rPr>
-                <w:rFonts w:ascii="Avenir Next" w:cs="Avenir Next" w:eastAsia="Avenir Next" w:hAnsi="Avenir Next"/>
+                <w:rFonts w:ascii="Helvetica" w:cs="Helvetica" w:eastAsia="Helvetica" w:hAnsi="Helvetica"/>
                 <w:color w:val="1A1A1A"/>
                 <w:sz w:val="15"/>
                 <w:szCs w:val="15"/>
@@ -17917,7 +18015,7 @@
             </w:pPr>
             <w:r>
               <w:rPr>
-                <w:rFonts w:ascii="Avenir Next" w:cs="Avenir Next" w:eastAsia="Avenir Next" w:hAnsi="Avenir Next"/>
+                <w:rFonts w:ascii="Helvetica" w:cs="Helvetica" w:eastAsia="Helvetica" w:hAnsi="Helvetica"/>
                 <w:color w:val="1A1A1A"/>
                 <w:sz w:val="15"/>
                 <w:szCs w:val="15"/>
@@ -17948,7 +18046,7 @@
             </w:pPr>
             <w:r>
               <w:rPr>
-                <w:rFonts w:ascii="Avenir Next" w:cs="Avenir Next" w:eastAsia="Avenir Next" w:hAnsi="Avenir Next"/>
+                <w:rFonts w:ascii="Helvetica" w:cs="Helvetica" w:eastAsia="Helvetica" w:hAnsi="Helvetica"/>
                 <w:color w:val="1A1A1A"/>
                 <w:sz w:val="15"/>
                 <w:szCs w:val="15"/>
@@ -17979,7 +18077,7 @@
             </w:pPr>
             <w:r>
               <w:rPr>
-                <w:rFonts w:ascii="Avenir Next" w:cs="Avenir Next" w:eastAsia="Avenir Next" w:hAnsi="Avenir Next"/>
+                <w:rFonts w:ascii="Helvetica" w:cs="Helvetica" w:eastAsia="Helvetica" w:hAnsi="Helvetica"/>
                 <w:color w:val="1A1A1A"/>
                 <w:sz w:val="15"/>
                 <w:szCs w:val="15"/>
@@ -18015,7 +18113,7 @@
             </w:pPr>
             <w:r>
               <w:rPr>
-                <w:rFonts w:ascii="Avenir Next" w:cs="Avenir Next" w:eastAsia="Avenir Next" w:hAnsi="Avenir Next"/>
+                <w:rFonts w:ascii="Helvetica" w:cs="Helvetica" w:eastAsia="Helvetica" w:hAnsi="Helvetica"/>
                 <w:color w:val="1A1A1A"/>
                 <w:sz w:val="15"/>
                 <w:szCs w:val="15"/>
@@ -18046,7 +18144,7 @@
             </w:pPr>
             <w:r>
               <w:rPr>
-                <w:rFonts w:ascii="Avenir Next" w:cs="Avenir Next" w:eastAsia="Avenir Next" w:hAnsi="Avenir Next"/>
+                <w:rFonts w:ascii="Helvetica" w:cs="Helvetica" w:eastAsia="Helvetica" w:hAnsi="Helvetica"/>
                 <w:color w:val="1A1A1A"/>
                 <w:sz w:val="15"/>
                 <w:szCs w:val="15"/>
@@ -18077,7 +18175,7 @@
             </w:pPr>
             <w:r>
               <w:rPr>
-                <w:rFonts w:ascii="Avenir Next" w:cs="Avenir Next" w:eastAsia="Avenir Next" w:hAnsi="Avenir Next"/>
+                <w:rFonts w:ascii="Helvetica" w:cs="Helvetica" w:eastAsia="Helvetica" w:hAnsi="Helvetica"/>
                 <w:color w:val="1A1A1A"/>
                 <w:sz w:val="15"/>
                 <w:szCs w:val="15"/>
@@ -18113,7 +18211,7 @@
             </w:pPr>
             <w:r>
               <w:rPr>
-                <w:rFonts w:ascii="Avenir Next" w:cs="Avenir Next" w:eastAsia="Avenir Next" w:hAnsi="Avenir Next"/>
+                <w:rFonts w:ascii="Helvetica" w:cs="Helvetica" w:eastAsia="Helvetica" w:hAnsi="Helvetica"/>
                 <w:color w:val="1A1A1A"/>
                 <w:sz w:val="15"/>
                 <w:szCs w:val="15"/>
@@ -18144,7 +18242,7 @@
             </w:pPr>
             <w:r>
               <w:rPr>
-                <w:rFonts w:ascii="Avenir Next" w:cs="Avenir Next" w:eastAsia="Avenir Next" w:hAnsi="Avenir Next"/>
+                <w:rFonts w:ascii="Helvetica" w:cs="Helvetica" w:eastAsia="Helvetica" w:hAnsi="Helvetica"/>
                 <w:color w:val="1A1A1A"/>
                 <w:sz w:val="15"/>
                 <w:szCs w:val="15"/>
@@ -18175,7 +18273,7 @@
             </w:pPr>
             <w:r>
               <w:rPr>
-                <w:rFonts w:ascii="Avenir Next" w:cs="Avenir Next" w:eastAsia="Avenir Next" w:hAnsi="Avenir Next"/>
+                <w:rFonts w:ascii="Helvetica" w:cs="Helvetica" w:eastAsia="Helvetica" w:hAnsi="Helvetica"/>
                 <w:color w:val="1A1A1A"/>
                 <w:sz w:val="15"/>
                 <w:szCs w:val="15"/>
@@ -18211,7 +18309,7 @@
             </w:pPr>
             <w:r>
               <w:rPr>
-                <w:rFonts w:ascii="Avenir Next" w:cs="Avenir Next" w:eastAsia="Avenir Next" w:hAnsi="Avenir Next"/>
+                <w:rFonts w:ascii="Helvetica" w:cs="Helvetica" w:eastAsia="Helvetica" w:hAnsi="Helvetica"/>
                 <w:color w:val="1A1A1A"/>
                 <w:sz w:val="15"/>
                 <w:szCs w:val="15"/>
@@ -18242,7 +18340,7 @@
             </w:pPr>
             <w:r>
               <w:rPr>
-                <w:rFonts w:ascii="Avenir Next" w:cs="Avenir Next" w:eastAsia="Avenir Next" w:hAnsi="Avenir Next"/>
+                <w:rFonts w:ascii="Helvetica" w:cs="Helvetica" w:eastAsia="Helvetica" w:hAnsi="Helvetica"/>
                 <w:color w:val="1A1A1A"/>
                 <w:sz w:val="15"/>
                 <w:szCs w:val="15"/>
@@ -18273,7 +18371,7 @@
             </w:pPr>
             <w:r>
               <w:rPr>
-                <w:rFonts w:ascii="Avenir Next" w:cs="Avenir Next" w:eastAsia="Avenir Next" w:hAnsi="Avenir Next"/>
+                <w:rFonts w:ascii="Helvetica" w:cs="Helvetica" w:eastAsia="Helvetica" w:hAnsi="Helvetica"/>
                 <w:color w:val="1A1A1A"/>
                 <w:sz w:val="15"/>
                 <w:szCs w:val="15"/>
@@ -18309,7 +18407,7 @@
             </w:pPr>
             <w:r>
               <w:rPr>
-                <w:rFonts w:ascii="Avenir Next" w:cs="Avenir Next" w:eastAsia="Avenir Next" w:hAnsi="Avenir Next"/>
+                <w:rFonts w:ascii="Helvetica" w:cs="Helvetica" w:eastAsia="Helvetica" w:hAnsi="Helvetica"/>
                 <w:color w:val="1A1A1A"/>
                 <w:sz w:val="15"/>
                 <w:szCs w:val="15"/>
@@ -18340,7 +18438,7 @@
             </w:pPr>
             <w:r>
               <w:rPr>
-                <w:rFonts w:ascii="Avenir Next" w:cs="Avenir Next" w:eastAsia="Avenir Next" w:hAnsi="Avenir Next"/>
+                <w:rFonts w:ascii="Helvetica" w:cs="Helvetica" w:eastAsia="Helvetica" w:hAnsi="Helvetica"/>
                 <w:color w:val="1A1A1A"/>
                 <w:sz w:val="15"/>
                 <w:szCs w:val="15"/>
@@ -18371,7 +18469,7 @@
             </w:pPr>
             <w:r>
               <w:rPr>
-                <w:rFonts w:ascii="Avenir Next" w:cs="Avenir Next" w:eastAsia="Avenir Next" w:hAnsi="Avenir Next"/>
+                <w:rFonts w:ascii="Helvetica" w:cs="Helvetica" w:eastAsia="Helvetica" w:hAnsi="Helvetica"/>
                 <w:color w:val="1A1A1A"/>
                 <w:sz w:val="15"/>
                 <w:szCs w:val="15"/>
@@ -18407,7 +18505,7 @@
             </w:pPr>
             <w:r>
               <w:rPr>
-                <w:rFonts w:ascii="Avenir Next" w:cs="Avenir Next" w:eastAsia="Avenir Next" w:hAnsi="Avenir Next"/>
+                <w:rFonts w:ascii="Helvetica" w:cs="Helvetica" w:eastAsia="Helvetica" w:hAnsi="Helvetica"/>
                 <w:color w:val="1A1A1A"/>
                 <w:sz w:val="15"/>
                 <w:szCs w:val="15"/>
@@ -18438,7 +18536,7 @@
             </w:pPr>
             <w:r>
               <w:rPr>
-                <w:rFonts w:ascii="Avenir Next" w:cs="Avenir Next" w:eastAsia="Avenir Next" w:hAnsi="Avenir Next"/>
+                <w:rFonts w:ascii="Helvetica" w:cs="Helvetica" w:eastAsia="Helvetica" w:hAnsi="Helvetica"/>
                 <w:color w:val="1A1A1A"/>
                 <w:sz w:val="15"/>
                 <w:szCs w:val="15"/>
@@ -18469,7 +18567,7 @@
             </w:pPr>
             <w:r>
               <w:rPr>
-                <w:rFonts w:ascii="Avenir Next" w:cs="Avenir Next" w:eastAsia="Avenir Next" w:hAnsi="Avenir Next"/>
+                <w:rFonts w:ascii="Helvetica" w:cs="Helvetica" w:eastAsia="Helvetica" w:hAnsi="Helvetica"/>
                 <w:color w:val="1A1A1A"/>
                 <w:sz w:val="15"/>
                 <w:szCs w:val="15"/>
@@ -18505,7 +18603,7 @@
             </w:pPr>
             <w:r>
               <w:rPr>
-                <w:rFonts w:ascii="Avenir Next" w:cs="Avenir Next" w:eastAsia="Avenir Next" w:hAnsi="Avenir Next"/>
+                <w:rFonts w:ascii="Helvetica" w:cs="Helvetica" w:eastAsia="Helvetica" w:hAnsi="Helvetica"/>
                 <w:color w:val="1A1A1A"/>
                 <w:sz w:val="15"/>
                 <w:szCs w:val="15"/>
@@ -18536,7 +18634,7 @@
             </w:pPr>
             <w:r>
               <w:rPr>
-                <w:rFonts w:ascii="Avenir Next" w:cs="Avenir Next" w:eastAsia="Avenir Next" w:hAnsi="Avenir Next"/>
+                <w:rFonts w:ascii="Helvetica" w:cs="Helvetica" w:eastAsia="Helvetica" w:hAnsi="Helvetica"/>
                 <w:color w:val="1A1A1A"/>
                 <w:sz w:val="15"/>
                 <w:szCs w:val="15"/>
@@ -18567,7 +18665,7 @@
             </w:pPr>
             <w:r>
               <w:rPr>
-                <w:rFonts w:ascii="Avenir Next" w:cs="Avenir Next" w:eastAsia="Avenir Next" w:hAnsi="Avenir Next"/>
+                <w:rFonts w:ascii="Helvetica" w:cs="Helvetica" w:eastAsia="Helvetica" w:hAnsi="Helvetica"/>
                 <w:color w:val="1A1A1A"/>
                 <w:sz w:val="15"/>
                 <w:szCs w:val="15"/>
@@ -18603,7 +18701,7 @@
             </w:pPr>
             <w:r>
               <w:rPr>
-                <w:rFonts w:ascii="Avenir Next" w:cs="Avenir Next" w:eastAsia="Avenir Next" w:hAnsi="Avenir Next"/>
+                <w:rFonts w:ascii="Helvetica" w:cs="Helvetica" w:eastAsia="Helvetica" w:hAnsi="Helvetica"/>
                 <w:color w:val="1A1A1A"/>
                 <w:sz w:val="15"/>
                 <w:szCs w:val="15"/>
@@ -18634,7 +18732,7 @@
             </w:pPr>
             <w:r>
               <w:rPr>
-                <w:rFonts w:ascii="Avenir Next" w:cs="Avenir Next" w:eastAsia="Avenir Next" w:hAnsi="Avenir Next"/>
+                <w:rFonts w:ascii="Helvetica" w:cs="Helvetica" w:eastAsia="Helvetica" w:hAnsi="Helvetica"/>
                 <w:color w:val="1A1A1A"/>
                 <w:sz w:val="15"/>
                 <w:szCs w:val="15"/>
@@ -18665,7 +18763,7 @@
             </w:pPr>
             <w:r>
               <w:rPr>
-                <w:rFonts w:ascii="Avenir Next" w:cs="Avenir Next" w:eastAsia="Avenir Next" w:hAnsi="Avenir Next"/>
+                <w:rFonts w:ascii="Helvetica" w:cs="Helvetica" w:eastAsia="Helvetica" w:hAnsi="Helvetica"/>
                 <w:color w:val="1A1A1A"/>
                 <w:sz w:val="15"/>
                 <w:szCs w:val="15"/>
@@ -18701,7 +18799,7 @@
             </w:pPr>
             <w:r>
               <w:rPr>
-                <w:rFonts w:ascii="Avenir Next" w:cs="Avenir Next" w:eastAsia="Avenir Next" w:hAnsi="Avenir Next"/>
+                <w:rFonts w:ascii="Helvetica" w:cs="Helvetica" w:eastAsia="Helvetica" w:hAnsi="Helvetica"/>
                 <w:color w:val="1A1A1A"/>
                 <w:sz w:val="15"/>
                 <w:szCs w:val="15"/>
@@ -18732,7 +18830,7 @@
             </w:pPr>
             <w:r>
               <w:rPr>
-                <w:rFonts w:ascii="Avenir Next" w:cs="Avenir Next" w:eastAsia="Avenir Next" w:hAnsi="Avenir Next"/>
+                <w:rFonts w:ascii="Helvetica" w:cs="Helvetica" w:eastAsia="Helvetica" w:hAnsi="Helvetica"/>
                 <w:color w:val="1A1A1A"/>
                 <w:sz w:val="15"/>
                 <w:szCs w:val="15"/>
@@ -18763,7 +18861,7 @@
             </w:pPr>
             <w:r>
               <w:rPr>
-                <w:rFonts w:ascii="Avenir Next" w:cs="Avenir Next" w:eastAsia="Avenir Next" w:hAnsi="Avenir Next"/>
+                <w:rFonts w:ascii="Helvetica" w:cs="Helvetica" w:eastAsia="Helvetica" w:hAnsi="Helvetica"/>
                 <w:color w:val="1A1A1A"/>
                 <w:sz w:val="15"/>
                 <w:szCs w:val="15"/>
@@ -18785,7 +18883,7 @@
       </w:pPr>
       <w:r>
         <w:rPr>
-          <w:rFonts w:ascii="Georgia" w:cs="Georgia" w:eastAsia="Georgia" w:hAnsi="Georgia"/>
+          <w:rFonts w:ascii="Helvetica" w:cs="Helvetica" w:eastAsia="Helvetica" w:hAnsi="Helvetica"/>
           <w:color w:val="1A1A1A"/>
           <w:sz w:val="20"/>
           <w:szCs w:val="20"/>
@@ -18846,7 +18944,7 @@
             </w:pPr>
             <w:r>
               <w:rPr>
-                <w:rFonts w:ascii="Avenir Next" w:cs="Avenir Next" w:eastAsia="Avenir Next" w:hAnsi="Avenir Next"/>
+                <w:rFonts w:ascii="Helvetica" w:cs="Helvetica" w:eastAsia="Helvetica" w:hAnsi="Helvetica"/>
                 <w:b/>
                 <w:bCs/>
                 <w:color w:val="333333"/>
@@ -18879,7 +18977,7 @@
             </w:pPr>
             <w:r>
               <w:rPr>
-                <w:rFonts w:ascii="Avenir Next" w:cs="Avenir Next" w:eastAsia="Avenir Next" w:hAnsi="Avenir Next"/>
+                <w:rFonts w:ascii="Helvetica" w:cs="Helvetica" w:eastAsia="Helvetica" w:hAnsi="Helvetica"/>
                 <w:b/>
                 <w:bCs/>
                 <w:color w:val="333333"/>
@@ -18912,7 +19010,7 @@
             </w:pPr>
             <w:r>
               <w:rPr>
-                <w:rFonts w:ascii="Avenir Next" w:cs="Avenir Next" w:eastAsia="Avenir Next" w:hAnsi="Avenir Next"/>
+                <w:rFonts w:ascii="Helvetica" w:cs="Helvetica" w:eastAsia="Helvetica" w:hAnsi="Helvetica"/>
                 <w:b/>
                 <w:bCs/>
                 <w:color w:val="333333"/>
@@ -18950,7 +19048,7 @@
             </w:pPr>
             <w:r>
               <w:rPr>
-                <w:rFonts w:ascii="Avenir Next" w:cs="Avenir Next" w:eastAsia="Avenir Next" w:hAnsi="Avenir Next"/>
+                <w:rFonts w:ascii="Helvetica" w:cs="Helvetica" w:eastAsia="Helvetica" w:hAnsi="Helvetica"/>
                 <w:color w:val="1A1A1A"/>
                 <w:sz w:val="15"/>
                 <w:szCs w:val="15"/>
@@ -18981,7 +19079,7 @@
             </w:pPr>
             <w:r>
               <w:rPr>
-                <w:rFonts w:ascii="Avenir Next" w:cs="Avenir Next" w:eastAsia="Avenir Next" w:hAnsi="Avenir Next"/>
+                <w:rFonts w:ascii="Helvetica" w:cs="Helvetica" w:eastAsia="Helvetica" w:hAnsi="Helvetica"/>
                 <w:color w:val="1A1A1A"/>
                 <w:sz w:val="15"/>
                 <w:szCs w:val="15"/>
@@ -19012,7 +19110,7 @@
             </w:pPr>
             <w:r>
               <w:rPr>
-                <w:rFonts w:ascii="Avenir Next" w:cs="Avenir Next" w:eastAsia="Avenir Next" w:hAnsi="Avenir Next"/>
+                <w:rFonts w:ascii="Helvetica" w:cs="Helvetica" w:eastAsia="Helvetica" w:hAnsi="Helvetica"/>
                 <w:color w:val="1A1A1A"/>
                 <w:sz w:val="15"/>
                 <w:szCs w:val="15"/>
@@ -19048,7 +19146,7 @@
             </w:pPr>
             <w:r>
               <w:rPr>
-                <w:rFonts w:ascii="Avenir Next" w:cs="Avenir Next" w:eastAsia="Avenir Next" w:hAnsi="Avenir Next"/>
+                <w:rFonts w:ascii="Helvetica" w:cs="Helvetica" w:eastAsia="Helvetica" w:hAnsi="Helvetica"/>
                 <w:color w:val="1A1A1A"/>
                 <w:sz w:val="15"/>
                 <w:szCs w:val="15"/>
@@ -19079,7 +19177,7 @@
             </w:pPr>
             <w:r>
               <w:rPr>
-                <w:rFonts w:ascii="Avenir Next" w:cs="Avenir Next" w:eastAsia="Avenir Next" w:hAnsi="Avenir Next"/>
+                <w:rFonts w:ascii="Helvetica" w:cs="Helvetica" w:eastAsia="Helvetica" w:hAnsi="Helvetica"/>
                 <w:color w:val="1A1A1A"/>
                 <w:sz w:val="15"/>
                 <w:szCs w:val="15"/>
@@ -19110,7 +19208,7 @@
             </w:pPr>
             <w:r>
               <w:rPr>
-                <w:rFonts w:ascii="Avenir Next" w:cs="Avenir Next" w:eastAsia="Avenir Next" w:hAnsi="Avenir Next"/>
+                <w:rFonts w:ascii="Helvetica" w:cs="Helvetica" w:eastAsia="Helvetica" w:hAnsi="Helvetica"/>
                 <w:color w:val="1A1A1A"/>
                 <w:sz w:val="15"/>
                 <w:szCs w:val="15"/>
@@ -19146,7 +19244,7 @@
             </w:pPr>
             <w:r>
               <w:rPr>
-                <w:rFonts w:ascii="Avenir Next" w:cs="Avenir Next" w:eastAsia="Avenir Next" w:hAnsi="Avenir Next"/>
+                <w:rFonts w:ascii="Helvetica" w:cs="Helvetica" w:eastAsia="Helvetica" w:hAnsi="Helvetica"/>
                 <w:color w:val="1A1A1A"/>
                 <w:sz w:val="15"/>
                 <w:szCs w:val="15"/>
@@ -19177,7 +19275,7 @@
             </w:pPr>
             <w:r>
               <w:rPr>
-                <w:rFonts w:ascii="Avenir Next" w:cs="Avenir Next" w:eastAsia="Avenir Next" w:hAnsi="Avenir Next"/>
+                <w:rFonts w:ascii="Helvetica" w:cs="Helvetica" w:eastAsia="Helvetica" w:hAnsi="Helvetica"/>
                 <w:color w:val="1A1A1A"/>
                 <w:sz w:val="15"/>
                 <w:szCs w:val="15"/>
@@ -19208,7 +19306,7 @@
             </w:pPr>
             <w:r>
               <w:rPr>
-                <w:rFonts w:ascii="Avenir Next" w:cs="Avenir Next" w:eastAsia="Avenir Next" w:hAnsi="Avenir Next"/>
+                <w:rFonts w:ascii="Helvetica" w:cs="Helvetica" w:eastAsia="Helvetica" w:hAnsi="Helvetica"/>
                 <w:color w:val="1A1A1A"/>
                 <w:sz w:val="15"/>
                 <w:szCs w:val="15"/>
@@ -19244,7 +19342,7 @@
             </w:pPr>
             <w:r>
               <w:rPr>
-                <w:rFonts w:ascii="Avenir Next" w:cs="Avenir Next" w:eastAsia="Avenir Next" w:hAnsi="Avenir Next"/>
+                <w:rFonts w:ascii="Helvetica" w:cs="Helvetica" w:eastAsia="Helvetica" w:hAnsi="Helvetica"/>
                 <w:color w:val="1A1A1A"/>
                 <w:sz w:val="15"/>
                 <w:szCs w:val="15"/>
@@ -19275,7 +19373,7 @@
             </w:pPr>
             <w:r>
               <w:rPr>
-                <w:rFonts w:ascii="Avenir Next" w:cs="Avenir Next" w:eastAsia="Avenir Next" w:hAnsi="Avenir Next"/>
+                <w:rFonts w:ascii="Helvetica" w:cs="Helvetica" w:eastAsia="Helvetica" w:hAnsi="Helvetica"/>
                 <w:color w:val="1A1A1A"/>
                 <w:sz w:val="15"/>
                 <w:szCs w:val="15"/>
@@ -19306,7 +19404,7 @@
             </w:pPr>
             <w:r>
               <w:rPr>
-                <w:rFonts w:ascii="Avenir Next" w:cs="Avenir Next" w:eastAsia="Avenir Next" w:hAnsi="Avenir Next"/>
+                <w:rFonts w:ascii="Helvetica" w:cs="Helvetica" w:eastAsia="Helvetica" w:hAnsi="Helvetica"/>
                 <w:color w:val="1A1A1A"/>
                 <w:sz w:val="15"/>
                 <w:szCs w:val="15"/>
@@ -19342,7 +19440,7 @@
             </w:pPr>
             <w:r>
               <w:rPr>
-                <w:rFonts w:ascii="Avenir Next" w:cs="Avenir Next" w:eastAsia="Avenir Next" w:hAnsi="Avenir Next"/>
+                <w:rFonts w:ascii="Helvetica" w:cs="Helvetica" w:eastAsia="Helvetica" w:hAnsi="Helvetica"/>
                 <w:color w:val="1A1A1A"/>
                 <w:sz w:val="15"/>
                 <w:szCs w:val="15"/>
@@ -19373,7 +19471,7 @@
             </w:pPr>
             <w:r>
               <w:rPr>
-                <w:rFonts w:ascii="Avenir Next" w:cs="Avenir Next" w:eastAsia="Avenir Next" w:hAnsi="Avenir Next"/>
+                <w:rFonts w:ascii="Helvetica" w:cs="Helvetica" w:eastAsia="Helvetica" w:hAnsi="Helvetica"/>
                 <w:color w:val="1A1A1A"/>
                 <w:sz w:val="15"/>
                 <w:szCs w:val="15"/>
@@ -19404,7 +19502,7 @@
             </w:pPr>
             <w:r>
               <w:rPr>
-                <w:rFonts w:ascii="Avenir Next" w:cs="Avenir Next" w:eastAsia="Avenir Next" w:hAnsi="Avenir Next"/>
+                <w:rFonts w:ascii="Helvetica" w:cs="Helvetica" w:eastAsia="Helvetica" w:hAnsi="Helvetica"/>
                 <w:color w:val="1A1A1A"/>
                 <w:sz w:val="15"/>
                 <w:szCs w:val="15"/>
@@ -19440,7 +19538,7 @@
             </w:pPr>
             <w:r>
               <w:rPr>
-                <w:rFonts w:ascii="Avenir Next" w:cs="Avenir Next" w:eastAsia="Avenir Next" w:hAnsi="Avenir Next"/>
+                <w:rFonts w:ascii="Helvetica" w:cs="Helvetica" w:eastAsia="Helvetica" w:hAnsi="Helvetica"/>
                 <w:color w:val="1A1A1A"/>
                 <w:sz w:val="15"/>
                 <w:szCs w:val="15"/>
@@ -19471,7 +19569,7 @@
             </w:pPr>
             <w:r>
               <w:rPr>
-                <w:rFonts w:ascii="Avenir Next" w:cs="Avenir Next" w:eastAsia="Avenir Next" w:hAnsi="Avenir Next"/>
+                <w:rFonts w:ascii="Helvetica" w:cs="Helvetica" w:eastAsia="Helvetica" w:hAnsi="Helvetica"/>
                 <w:color w:val="1A1A1A"/>
                 <w:sz w:val="15"/>
                 <w:szCs w:val="15"/>
@@ -19502,7 +19600,7 @@
             </w:pPr>
             <w:r>
               <w:rPr>
-                <w:rFonts w:ascii="Avenir Next" w:cs="Avenir Next" w:eastAsia="Avenir Next" w:hAnsi="Avenir Next"/>
+                <w:rFonts w:ascii="Helvetica" w:cs="Helvetica" w:eastAsia="Helvetica" w:hAnsi="Helvetica"/>
                 <w:color w:val="1A1A1A"/>
                 <w:sz w:val="15"/>
                 <w:szCs w:val="15"/>
@@ -19538,7 +19636,7 @@
             </w:pPr>
             <w:r>
               <w:rPr>
-                <w:rFonts w:ascii="Avenir Next" w:cs="Avenir Next" w:eastAsia="Avenir Next" w:hAnsi="Avenir Next"/>
+                <w:rFonts w:ascii="Helvetica" w:cs="Helvetica" w:eastAsia="Helvetica" w:hAnsi="Helvetica"/>
                 <w:color w:val="1A1A1A"/>
                 <w:sz w:val="15"/>
                 <w:szCs w:val="15"/>
@@ -19569,7 +19667,7 @@
             </w:pPr>
             <w:r>
               <w:rPr>
-                <w:rFonts w:ascii="Avenir Next" w:cs="Avenir Next" w:eastAsia="Avenir Next" w:hAnsi="Avenir Next"/>
+                <w:rFonts w:ascii="Helvetica" w:cs="Helvetica" w:eastAsia="Helvetica" w:hAnsi="Helvetica"/>
                 <w:color w:val="1A1A1A"/>
                 <w:sz w:val="15"/>
                 <w:szCs w:val="15"/>
@@ -19600,7 +19698,7 @@
             </w:pPr>
             <w:r>
               <w:rPr>
-                <w:rFonts w:ascii="Avenir Next" w:cs="Avenir Next" w:eastAsia="Avenir Next" w:hAnsi="Avenir Next"/>
+                <w:rFonts w:ascii="Helvetica" w:cs="Helvetica" w:eastAsia="Helvetica" w:hAnsi="Helvetica"/>
                 <w:color w:val="1A1A1A"/>
                 <w:sz w:val="15"/>
                 <w:szCs w:val="15"/>
@@ -19636,7 +19734,7 @@
             </w:pPr>
             <w:r>
               <w:rPr>
-                <w:rFonts w:ascii="Avenir Next" w:cs="Avenir Next" w:eastAsia="Avenir Next" w:hAnsi="Avenir Next"/>
+                <w:rFonts w:ascii="Helvetica" w:cs="Helvetica" w:eastAsia="Helvetica" w:hAnsi="Helvetica"/>
                 <w:color w:val="1A1A1A"/>
                 <w:sz w:val="15"/>
                 <w:szCs w:val="15"/>
@@ -19667,7 +19765,7 @@
             </w:pPr>
             <w:r>
               <w:rPr>
-                <w:rFonts w:ascii="Avenir Next" w:cs="Avenir Next" w:eastAsia="Avenir Next" w:hAnsi="Avenir Next"/>
+                <w:rFonts w:ascii="Helvetica" w:cs="Helvetica" w:eastAsia="Helvetica" w:hAnsi="Helvetica"/>
                 <w:color w:val="1A1A1A"/>
                 <w:sz w:val="15"/>
                 <w:szCs w:val="15"/>
@@ -19698,7 +19796,7 @@
             </w:pPr>
             <w:r>
               <w:rPr>
-                <w:rFonts w:ascii="Avenir Next" w:cs="Avenir Next" w:eastAsia="Avenir Next" w:hAnsi="Avenir Next"/>
+                <w:rFonts w:ascii="Helvetica" w:cs="Helvetica" w:eastAsia="Helvetica" w:hAnsi="Helvetica"/>
                 <w:color w:val="1A1A1A"/>
                 <w:sz w:val="15"/>
                 <w:szCs w:val="15"/>
@@ -19734,7 +19832,7 @@
             </w:pPr>
             <w:r>
               <w:rPr>
-                <w:rFonts w:ascii="Avenir Next" w:cs="Avenir Next" w:eastAsia="Avenir Next" w:hAnsi="Avenir Next"/>
+                <w:rFonts w:ascii="Helvetica" w:cs="Helvetica" w:eastAsia="Helvetica" w:hAnsi="Helvetica"/>
                 <w:color w:val="1A1A1A"/>
                 <w:sz w:val="15"/>
                 <w:szCs w:val="15"/>
@@ -19765,7 +19863,7 @@
             </w:pPr>
             <w:r>
               <w:rPr>
-                <w:rFonts w:ascii="Avenir Next" w:cs="Avenir Next" w:eastAsia="Avenir Next" w:hAnsi="Avenir Next"/>
+                <w:rFonts w:ascii="Helvetica" w:cs="Helvetica" w:eastAsia="Helvetica" w:hAnsi="Helvetica"/>
                 <w:color w:val="1A1A1A"/>
                 <w:sz w:val="15"/>
                 <w:szCs w:val="15"/>
@@ -19796,7 +19894,7 @@
             </w:pPr>
             <w:r>
               <w:rPr>
-                <w:rFonts w:ascii="Avenir Next" w:cs="Avenir Next" w:eastAsia="Avenir Next" w:hAnsi="Avenir Next"/>
+                <w:rFonts w:ascii="Helvetica" w:cs="Helvetica" w:eastAsia="Helvetica" w:hAnsi="Helvetica"/>
                 <w:color w:val="1A1A1A"/>
                 <w:sz w:val="15"/>
                 <w:szCs w:val="15"/>
@@ -19832,7 +19930,7 @@
             </w:pPr>
             <w:r>
               <w:rPr>
-                <w:rFonts w:ascii="Avenir Next" w:cs="Avenir Next" w:eastAsia="Avenir Next" w:hAnsi="Avenir Next"/>
+                <w:rFonts w:ascii="Helvetica" w:cs="Helvetica" w:eastAsia="Helvetica" w:hAnsi="Helvetica"/>
                 <w:color w:val="1A1A1A"/>
                 <w:sz w:val="15"/>
                 <w:szCs w:val="15"/>
@@ -19863,7 +19961,7 @@
             </w:pPr>
             <w:r>
               <w:rPr>
-                <w:rFonts w:ascii="Avenir Next" w:cs="Avenir Next" w:eastAsia="Avenir Next" w:hAnsi="Avenir Next"/>
+                <w:rFonts w:ascii="Helvetica" w:cs="Helvetica" w:eastAsia="Helvetica" w:hAnsi="Helvetica"/>
                 <w:color w:val="1A1A1A"/>
                 <w:sz w:val="15"/>
                 <w:szCs w:val="15"/>
@@ -19894,7 +19992,7 @@
             </w:pPr>
             <w:r>
               <w:rPr>
-                <w:rFonts w:ascii="Avenir Next" w:cs="Avenir Next" w:eastAsia="Avenir Next" w:hAnsi="Avenir Next"/>
+                <w:rFonts w:ascii="Helvetica" w:cs="Helvetica" w:eastAsia="Helvetica" w:hAnsi="Helvetica"/>
                 <w:color w:val="1A1A1A"/>
                 <w:sz w:val="15"/>
                 <w:szCs w:val="15"/>
@@ -19930,7 +20028,7 @@
             </w:pPr>
             <w:r>
               <w:rPr>
-                <w:rFonts w:ascii="Avenir Next" w:cs="Avenir Next" w:eastAsia="Avenir Next" w:hAnsi="Avenir Next"/>
+                <w:rFonts w:ascii="Helvetica" w:cs="Helvetica" w:eastAsia="Helvetica" w:hAnsi="Helvetica"/>
                 <w:color w:val="1A1A1A"/>
                 <w:sz w:val="15"/>
                 <w:szCs w:val="15"/>
@@ -19961,7 +20059,7 @@
             </w:pPr>
             <w:r>
               <w:rPr>
-                <w:rFonts w:ascii="Avenir Next" w:cs="Avenir Next" w:eastAsia="Avenir Next" w:hAnsi="Avenir Next"/>
+                <w:rFonts w:ascii="Helvetica" w:cs="Helvetica" w:eastAsia="Helvetica" w:hAnsi="Helvetica"/>
                 <w:color w:val="1A1A1A"/>
                 <w:sz w:val="15"/>
                 <w:szCs w:val="15"/>
@@ -19992,7 +20090,7 @@
             </w:pPr>
             <w:r>
               <w:rPr>
-                <w:rFonts w:ascii="Avenir Next" w:cs="Avenir Next" w:eastAsia="Avenir Next" w:hAnsi="Avenir Next"/>
+                <w:rFonts w:ascii="Helvetica" w:cs="Helvetica" w:eastAsia="Helvetica" w:hAnsi="Helvetica"/>
                 <w:color w:val="1A1A1A"/>
                 <w:sz w:val="15"/>
                 <w:szCs w:val="15"/>
@@ -20028,7 +20126,7 @@
             </w:pPr>
             <w:r>
               <w:rPr>
-                <w:rFonts w:ascii="Avenir Next" w:cs="Avenir Next" w:eastAsia="Avenir Next" w:hAnsi="Avenir Next"/>
+                <w:rFonts w:ascii="Helvetica" w:cs="Helvetica" w:eastAsia="Helvetica" w:hAnsi="Helvetica"/>
                 <w:color w:val="1A1A1A"/>
                 <w:sz w:val="15"/>
                 <w:szCs w:val="15"/>
@@ -20059,7 +20157,7 @@
             </w:pPr>
             <w:r>
               <w:rPr>
-                <w:rFonts w:ascii="Avenir Next" w:cs="Avenir Next" w:eastAsia="Avenir Next" w:hAnsi="Avenir Next"/>
+                <w:rFonts w:ascii="Helvetica" w:cs="Helvetica" w:eastAsia="Helvetica" w:hAnsi="Helvetica"/>
                 <w:color w:val="1A1A1A"/>
                 <w:sz w:val="15"/>
                 <w:szCs w:val="15"/>
@@ -20090,7 +20188,7 @@
             </w:pPr>
             <w:r>
               <w:rPr>
-                <w:rFonts w:ascii="Avenir Next" w:cs="Avenir Next" w:eastAsia="Avenir Next" w:hAnsi="Avenir Next"/>
+                <w:rFonts w:ascii="Helvetica" w:cs="Helvetica" w:eastAsia="Helvetica" w:hAnsi="Helvetica"/>
                 <w:color w:val="1A1A1A"/>
                 <w:sz w:val="15"/>
                 <w:szCs w:val="15"/>
@@ -20126,7 +20224,7 @@
             </w:pPr>
             <w:r>
               <w:rPr>
-                <w:rFonts w:ascii="Avenir Next" w:cs="Avenir Next" w:eastAsia="Avenir Next" w:hAnsi="Avenir Next"/>
+                <w:rFonts w:ascii="Helvetica" w:cs="Helvetica" w:eastAsia="Helvetica" w:hAnsi="Helvetica"/>
                 <w:color w:val="1A1A1A"/>
                 <w:sz w:val="15"/>
                 <w:szCs w:val="15"/>
@@ -20157,7 +20255,7 @@
             </w:pPr>
             <w:r>
               <w:rPr>
-                <w:rFonts w:ascii="Avenir Next" w:cs="Avenir Next" w:eastAsia="Avenir Next" w:hAnsi="Avenir Next"/>
+                <w:rFonts w:ascii="Helvetica" w:cs="Helvetica" w:eastAsia="Helvetica" w:hAnsi="Helvetica"/>
                 <w:color w:val="1A1A1A"/>
                 <w:sz w:val="15"/>
                 <w:szCs w:val="15"/>
@@ -20188,7 +20286,7 @@
             </w:pPr>
             <w:r>
               <w:rPr>
-                <w:rFonts w:ascii="Avenir Next" w:cs="Avenir Next" w:eastAsia="Avenir Next" w:hAnsi="Avenir Next"/>
+                <w:rFonts w:ascii="Helvetica" w:cs="Helvetica" w:eastAsia="Helvetica" w:hAnsi="Helvetica"/>
                 <w:color w:val="1A1A1A"/>
                 <w:sz w:val="15"/>
                 <w:szCs w:val="15"/>
@@ -20224,7 +20322,7 @@
             </w:pPr>
             <w:r>
               <w:rPr>
-                <w:rFonts w:ascii="Avenir Next" w:cs="Avenir Next" w:eastAsia="Avenir Next" w:hAnsi="Avenir Next"/>
+                <w:rFonts w:ascii="Helvetica" w:cs="Helvetica" w:eastAsia="Helvetica" w:hAnsi="Helvetica"/>
                 <w:color w:val="1A1A1A"/>
                 <w:sz w:val="15"/>
                 <w:szCs w:val="15"/>
@@ -20255,7 +20353,7 @@
             </w:pPr>
             <w:r>
               <w:rPr>
-                <w:rFonts w:ascii="Avenir Next" w:cs="Avenir Next" w:eastAsia="Avenir Next" w:hAnsi="Avenir Next"/>
+                <w:rFonts w:ascii="Helvetica" w:cs="Helvetica" w:eastAsia="Helvetica" w:hAnsi="Helvetica"/>
                 <w:color w:val="1A1A1A"/>
                 <w:sz w:val="15"/>
                 <w:szCs w:val="15"/>
@@ -20286,7 +20384,7 @@
             </w:pPr>
             <w:r>
               <w:rPr>
-                <w:rFonts w:ascii="Avenir Next" w:cs="Avenir Next" w:eastAsia="Avenir Next" w:hAnsi="Avenir Next"/>
+                <w:rFonts w:ascii="Helvetica" w:cs="Helvetica" w:eastAsia="Helvetica" w:hAnsi="Helvetica"/>
                 <w:color w:val="1A1A1A"/>
                 <w:sz w:val="15"/>
                 <w:szCs w:val="15"/>
@@ -20322,7 +20420,7 @@
             </w:pPr>
             <w:r>
               <w:rPr>
-                <w:rFonts w:ascii="Avenir Next" w:cs="Avenir Next" w:eastAsia="Avenir Next" w:hAnsi="Avenir Next"/>
+                <w:rFonts w:ascii="Helvetica" w:cs="Helvetica" w:eastAsia="Helvetica" w:hAnsi="Helvetica"/>
                 <w:color w:val="1A1A1A"/>
                 <w:sz w:val="15"/>
                 <w:szCs w:val="15"/>
@@ -20353,7 +20451,7 @@
             </w:pPr>
             <w:r>
               <w:rPr>
-                <w:rFonts w:ascii="Avenir Next" w:cs="Avenir Next" w:eastAsia="Avenir Next" w:hAnsi="Avenir Next"/>
+                <w:rFonts w:ascii="Helvetica" w:cs="Helvetica" w:eastAsia="Helvetica" w:hAnsi="Helvetica"/>
                 <w:color w:val="1A1A1A"/>
                 <w:sz w:val="15"/>
                 <w:szCs w:val="15"/>
@@ -20384,7 +20482,7 @@
             </w:pPr>
             <w:r>
               <w:rPr>
-                <w:rFonts w:ascii="Avenir Next" w:cs="Avenir Next" w:eastAsia="Avenir Next" w:hAnsi="Avenir Next"/>
+                <w:rFonts w:ascii="Helvetica" w:cs="Helvetica" w:eastAsia="Helvetica" w:hAnsi="Helvetica"/>
                 <w:color w:val="1A1A1A"/>
                 <w:sz w:val="15"/>
                 <w:szCs w:val="15"/>
@@ -20420,7 +20518,7 @@
             </w:pPr>
             <w:r>
               <w:rPr>
-                <w:rFonts w:ascii="Avenir Next" w:cs="Avenir Next" w:eastAsia="Avenir Next" w:hAnsi="Avenir Next"/>
+                <w:rFonts w:ascii="Helvetica" w:cs="Helvetica" w:eastAsia="Helvetica" w:hAnsi="Helvetica"/>
                 <w:color w:val="1A1A1A"/>
                 <w:sz w:val="15"/>
                 <w:szCs w:val="15"/>
@@ -20451,7 +20549,7 @@
             </w:pPr>
             <w:r>
               <w:rPr>
-                <w:rFonts w:ascii="Avenir Next" w:cs="Avenir Next" w:eastAsia="Avenir Next" w:hAnsi="Avenir Next"/>
+                <w:rFonts w:ascii="Helvetica" w:cs="Helvetica" w:eastAsia="Helvetica" w:hAnsi="Helvetica"/>
                 <w:color w:val="1A1A1A"/>
                 <w:sz w:val="15"/>
                 <w:szCs w:val="15"/>
@@ -20482,7 +20580,7 @@
             </w:pPr>
             <w:r>
               <w:rPr>
-                <w:rFonts w:ascii="Avenir Next" w:cs="Avenir Next" w:eastAsia="Avenir Next" w:hAnsi="Avenir Next"/>
+                <w:rFonts w:ascii="Helvetica" w:cs="Helvetica" w:eastAsia="Helvetica" w:hAnsi="Helvetica"/>
                 <w:color w:val="1A1A1A"/>
                 <w:sz w:val="15"/>
                 <w:szCs w:val="15"/>
@@ -20518,7 +20616,7 @@
             </w:pPr>
             <w:r>
               <w:rPr>
-                <w:rFonts w:ascii="Avenir Next" w:cs="Avenir Next" w:eastAsia="Avenir Next" w:hAnsi="Avenir Next"/>
+                <w:rFonts w:ascii="Helvetica" w:cs="Helvetica" w:eastAsia="Helvetica" w:hAnsi="Helvetica"/>
                 <w:color w:val="1A1A1A"/>
                 <w:sz w:val="15"/>
                 <w:szCs w:val="15"/>
@@ -20549,7 +20647,7 @@
             </w:pPr>
             <w:r>
               <w:rPr>
-                <w:rFonts w:ascii="Avenir Next" w:cs="Avenir Next" w:eastAsia="Avenir Next" w:hAnsi="Avenir Next"/>
+                <w:rFonts w:ascii="Helvetica" w:cs="Helvetica" w:eastAsia="Helvetica" w:hAnsi="Helvetica"/>
                 <w:color w:val="1A1A1A"/>
                 <w:sz w:val="15"/>
                 <w:szCs w:val="15"/>
@@ -20580,7 +20678,7 @@
             </w:pPr>
             <w:r>
               <w:rPr>
-                <w:rFonts w:ascii="Avenir Next" w:cs="Avenir Next" w:eastAsia="Avenir Next" w:hAnsi="Avenir Next"/>
+                <w:rFonts w:ascii="Helvetica" w:cs="Helvetica" w:eastAsia="Helvetica" w:hAnsi="Helvetica"/>
                 <w:color w:val="1A1A1A"/>
                 <w:sz w:val="15"/>
                 <w:szCs w:val="15"/>
@@ -20658,7 +20756,7 @@
     </w:pPr>
     <w:r>
       <w:rPr>
-        <w:rFonts w:ascii="Avenir Next" w:cs="Avenir Next" w:eastAsia="Avenir Next" w:hAnsi="Avenir Next"/>
+        <w:rFonts w:ascii="Helvetica" w:cs="Helvetica" w:eastAsia="Helvetica" w:hAnsi="Helvetica"/>
         <w:color w:val="6B6B6B"/>
         <w:sz w:val="15"/>
         <w:szCs w:val="15"/>
@@ -20725,7 +20823,7 @@
       </w:r>
       <w:r>
         <w:rPr>
-          <w:rFonts w:ascii="Georgia" w:cs="Georgia" w:eastAsia="Georgia" w:hAnsi="Georgia"/>
+          <w:rFonts w:ascii="Helvetica" w:cs="Helvetica" w:eastAsia="Helvetica" w:hAnsi="Helvetica"/>
           <w:color w:val="444444"/>
           <w:sz w:val="14"/>
           <w:szCs w:val="14"/>
@@ -20747,7 +20845,7 @@
       </w:r>
       <w:r>
         <w:rPr>
-          <w:rFonts w:ascii="Georgia" w:cs="Georgia" w:eastAsia="Georgia" w:hAnsi="Georgia"/>
+          <w:rFonts w:ascii="Helvetica" w:cs="Helvetica" w:eastAsia="Helvetica" w:hAnsi="Helvetica"/>
           <w:color w:val="444444"/>
           <w:sz w:val="14"/>
           <w:szCs w:val="14"/>
@@ -20769,7 +20867,7 @@
       </w:r>
       <w:r>
         <w:rPr>
-          <w:rFonts w:ascii="Georgia" w:cs="Georgia" w:eastAsia="Georgia" w:hAnsi="Georgia"/>
+          <w:rFonts w:ascii="Helvetica" w:cs="Helvetica" w:eastAsia="Helvetica" w:hAnsi="Helvetica"/>
           <w:color w:val="444444"/>
           <w:sz w:val="14"/>
           <w:szCs w:val="14"/>
@@ -20791,7 +20889,7 @@
       </w:r>
       <w:r>
         <w:rPr>
-          <w:rFonts w:ascii="Georgia" w:cs="Georgia" w:eastAsia="Georgia" w:hAnsi="Georgia"/>
+          <w:rFonts w:ascii="Helvetica" w:cs="Helvetica" w:eastAsia="Helvetica" w:hAnsi="Helvetica"/>
           <w:color w:val="444444"/>
           <w:sz w:val="14"/>
           <w:szCs w:val="14"/>
@@ -20813,7 +20911,7 @@
       </w:r>
       <w:r>
         <w:rPr>
-          <w:rFonts w:ascii="Georgia" w:cs="Georgia" w:eastAsia="Georgia" w:hAnsi="Georgia"/>
+          <w:rFonts w:ascii="Helvetica" w:cs="Helvetica" w:eastAsia="Helvetica" w:hAnsi="Helvetica"/>
           <w:color w:val="444444"/>
           <w:sz w:val="14"/>
           <w:szCs w:val="14"/>
@@ -20835,7 +20933,7 @@
       </w:r>
       <w:r>
         <w:rPr>
-          <w:rFonts w:ascii="Georgia" w:cs="Georgia" w:eastAsia="Georgia" w:hAnsi="Georgia"/>
+          <w:rFonts w:ascii="Helvetica" w:cs="Helvetica" w:eastAsia="Helvetica" w:hAnsi="Helvetica"/>
           <w:color w:val="444444"/>
           <w:sz w:val="14"/>
           <w:szCs w:val="14"/>
@@ -20857,7 +20955,7 @@
       </w:r>
       <w:r>
         <w:rPr>
-          <w:rFonts w:ascii="Georgia" w:cs="Georgia" w:eastAsia="Georgia" w:hAnsi="Georgia"/>
+          <w:rFonts w:ascii="Helvetica" w:cs="Helvetica" w:eastAsia="Helvetica" w:hAnsi="Helvetica"/>
           <w:color w:val="444444"/>
           <w:sz w:val="14"/>
           <w:szCs w:val="14"/>
@@ -20879,7 +20977,7 @@
       </w:r>
       <w:r>
         <w:rPr>
-          <w:rFonts w:ascii="Georgia" w:cs="Georgia" w:eastAsia="Georgia" w:hAnsi="Georgia"/>
+          <w:rFonts w:ascii="Helvetica" w:cs="Helvetica" w:eastAsia="Helvetica" w:hAnsi="Helvetica"/>
           <w:color w:val="444444"/>
           <w:sz w:val="14"/>
           <w:szCs w:val="14"/>
@@ -20901,7 +20999,7 @@
       </w:r>
       <w:r>
         <w:rPr>
-          <w:rFonts w:ascii="Georgia" w:cs="Georgia" w:eastAsia="Georgia" w:hAnsi="Georgia"/>
+          <w:rFonts w:ascii="Helvetica" w:cs="Helvetica" w:eastAsia="Helvetica" w:hAnsi="Helvetica"/>
           <w:color w:val="444444"/>
           <w:sz w:val="14"/>
           <w:szCs w:val="14"/>
@@ -20923,7 +21021,7 @@
       </w:r>
       <w:r>
         <w:rPr>
-          <w:rFonts w:ascii="Georgia" w:cs="Georgia" w:eastAsia="Georgia" w:hAnsi="Georgia"/>
+          <w:rFonts w:ascii="Helvetica" w:cs="Helvetica" w:eastAsia="Helvetica" w:hAnsi="Helvetica"/>
           <w:color w:val="444444"/>
           <w:sz w:val="14"/>
           <w:szCs w:val="14"/>
@@ -20945,7 +21043,7 @@
       </w:r>
       <w:r>
         <w:rPr>
-          <w:rFonts w:ascii="Georgia" w:cs="Georgia" w:eastAsia="Georgia" w:hAnsi="Georgia"/>
+          <w:rFonts w:ascii="Helvetica" w:cs="Helvetica" w:eastAsia="Helvetica" w:hAnsi="Helvetica"/>
           <w:color w:val="444444"/>
           <w:sz w:val="14"/>
           <w:szCs w:val="14"/>
@@ -20967,7 +21065,7 @@
       </w:r>
       <w:r>
         <w:rPr>
-          <w:rFonts w:ascii="Georgia" w:cs="Georgia" w:eastAsia="Georgia" w:hAnsi="Georgia"/>
+          <w:rFonts w:ascii="Helvetica" w:cs="Helvetica" w:eastAsia="Helvetica" w:hAnsi="Helvetica"/>
           <w:color w:val="444444"/>
           <w:sz w:val="14"/>
           <w:szCs w:val="14"/>
@@ -20989,7 +21087,7 @@
       </w:r>
       <w:r>
         <w:rPr>
-          <w:rFonts w:ascii="Georgia" w:cs="Georgia" w:eastAsia="Georgia" w:hAnsi="Georgia"/>
+          <w:rFonts w:ascii="Helvetica" w:cs="Helvetica" w:eastAsia="Helvetica" w:hAnsi="Helvetica"/>
           <w:color w:val="444444"/>
           <w:sz w:val="14"/>
           <w:szCs w:val="14"/>
@@ -21011,7 +21109,7 @@
       </w:r>
       <w:r>
         <w:rPr>
-          <w:rFonts w:ascii="Georgia" w:cs="Georgia" w:eastAsia="Georgia" w:hAnsi="Georgia"/>
+          <w:rFonts w:ascii="Helvetica" w:cs="Helvetica" w:eastAsia="Helvetica" w:hAnsi="Helvetica"/>
           <w:color w:val="444444"/>
           <w:sz w:val="14"/>
           <w:szCs w:val="14"/>
@@ -21033,7 +21131,7 @@
       </w:r>
       <w:r>
         <w:rPr>
-          <w:rFonts w:ascii="Georgia" w:cs="Georgia" w:eastAsia="Georgia" w:hAnsi="Georgia"/>
+          <w:rFonts w:ascii="Helvetica" w:cs="Helvetica" w:eastAsia="Helvetica" w:hAnsi="Helvetica"/>
           <w:color w:val="444444"/>
           <w:sz w:val="14"/>
           <w:szCs w:val="14"/>
@@ -21055,7 +21153,7 @@
       </w:r>
       <w:r>
         <w:rPr>
-          <w:rFonts w:ascii="Georgia" w:cs="Georgia" w:eastAsia="Georgia" w:hAnsi="Georgia"/>
+          <w:rFonts w:ascii="Helvetica" w:cs="Helvetica" w:eastAsia="Helvetica" w:hAnsi="Helvetica"/>
           <w:color w:val="444444"/>
           <w:sz w:val="14"/>
           <w:szCs w:val="14"/>
@@ -21077,7 +21175,7 @@
       </w:r>
       <w:r>
         <w:rPr>
-          <w:rFonts w:ascii="Georgia" w:cs="Georgia" w:eastAsia="Georgia" w:hAnsi="Georgia"/>
+          <w:rFonts w:ascii="Helvetica" w:cs="Helvetica" w:eastAsia="Helvetica" w:hAnsi="Helvetica"/>
           <w:color w:val="444444"/>
           <w:sz w:val="14"/>
           <w:szCs w:val="14"/>
@@ -21099,7 +21197,7 @@
       </w:r>
       <w:r>
         <w:rPr>
-          <w:rFonts w:ascii="Georgia" w:cs="Georgia" w:eastAsia="Georgia" w:hAnsi="Georgia"/>
+          <w:rFonts w:ascii="Helvetica" w:cs="Helvetica" w:eastAsia="Helvetica" w:hAnsi="Helvetica"/>
           <w:color w:val="444444"/>
           <w:sz w:val="14"/>
           <w:szCs w:val="14"/>
@@ -21220,7 +21318,7 @@
         <w:ind w:left="400" w:hanging="300"/>
       </w:pPr>
       <w:rPr>
-        <w:rFonts w:ascii="Georgia" w:cs="Georgia" w:eastAsia="Georgia" w:hAnsi="Georgia"/>
+        <w:rFonts w:ascii="Helvetica" w:cs="Helvetica" w:eastAsia="Helvetica" w:hAnsi="Helvetica"/>
         <w:b/>
         <w:bCs/>
       </w:rPr>
@@ -21237,7 +21335,7 @@
         <w:ind w:left="400" w:hanging="300"/>
       </w:pPr>
       <w:rPr>
-        <w:rFonts w:ascii="Georgia" w:cs="Georgia" w:eastAsia="Georgia" w:hAnsi="Georgia"/>
+        <w:rFonts w:ascii="Helvetica" w:cs="Helvetica" w:eastAsia="Helvetica" w:hAnsi="Helvetica"/>
         <w:b/>
         <w:bCs/>
       </w:rPr>
@@ -21275,7 +21373,7 @@
   <w:docDefaults>
     <w:rPrDefault>
       <w:rPr>
-        <w:rFonts w:ascii="Georgia" w:cs="Georgia" w:eastAsia="Georgia" w:hAnsi="Georgia"/>
+        <w:rFonts w:ascii="Helvetica" w:cs="Helvetica" w:eastAsia="Helvetica" w:hAnsi="Helvetica"/>
         <w:color w:val="1A1A1A"/>
         <w:sz w:val="20"/>
         <w:szCs w:val="20"/>
@@ -21464,7 +21562,7 @@
       <w:outlineLvl w:val="0"/>
     </w:pPr>
     <w:rPr>
-      <w:rFonts w:ascii="Avenir Next" w:cs="Avenir Next" w:eastAsia="Avenir Next" w:hAnsi="Avenir Next"/>
+      <w:rFonts w:ascii="Helvetica" w:cs="Helvetica" w:eastAsia="Helvetica" w:hAnsi="Helvetica"/>
       <w:b/>
       <w:bCs/>
       <w:color w:val="1A1A1A"/>
@@ -21482,7 +21580,7 @@
       <w:outlineLvl w:val="1"/>
     </w:pPr>
     <w:rPr>
-      <w:rFonts w:ascii="Avenir Next" w:cs="Avenir Next" w:eastAsia="Avenir Next" w:hAnsi="Avenir Next"/>
+      <w:rFonts w:ascii="Helvetica" w:cs="Helvetica" w:eastAsia="Helvetica" w:hAnsi="Helvetica"/>
       <w:b/>
       <w:bCs/>
       <w:color w:val="1A1A1A"/>
@@ -21497,7 +21595,7 @@
       <w:spacing w:after="20" w:before="100"/>
     </w:pPr>
     <w:rPr>
-      <w:rFonts w:ascii="Avenir Next" w:cs="Avenir Next" w:eastAsia="Avenir Next" w:hAnsi="Avenir Next"/>
+      <w:rFonts w:ascii="Helvetica" w:cs="Helvetica" w:eastAsia="Helvetica" w:hAnsi="Helvetica"/>
       <w:b/>
       <w:bCs/>
       <w:sz w:val="18"/>
@@ -21512,7 +21610,7 @@
       <w:ind w:left="360"/>
     </w:pPr>
     <w:rPr>
-      <w:rFonts w:ascii="Avenir Next" w:cs="Avenir Next" w:eastAsia="Avenir Next" w:hAnsi="Avenir Next"/>
+      <w:rFonts w:ascii="Helvetica" w:cs="Helvetica" w:eastAsia="Helvetica" w:hAnsi="Helvetica"/>
       <w:sz w:val="17"/>
       <w:szCs w:val="17"/>
     </w:rPr>

--- a/reports/2026-10-28_GEO/GEO-Audit_PageCompliance_Teil1.docx
+++ b/reports/2026-10-28_GEO/GEO-Audit_PageCompliance_Teil1.docx
@@ -5399,7 +5399,7 @@
           <w:sz w:val="20"/>
           <w:szCs w:val="20"/>
         </w:rPr>
-        <w:t xml:space="preserve"> Die Freigabe ist notwendig, aber nicht ausreichend: Gemini zitiert zusätzlich, was bei Google rankt (Abschnitt 2.6).</w:t>
+        <w:t xml:space="preserve"> Die Freigabe ist notwendig, aber nicht ausreichend: Gemini zitiert zusätzlich, was bei Google rankt (Abschnitt 2.6). Ob die Sperre der übrigen Trainingscrawler sinnvoll bleibt, ist eine eigene Frage: Sie kostet keine Zitate, hält PageCompliance aber aus den Trainingsdaten heraus. Der Maßnahmenplan behandelt sie als Entscheidung E5.</w:t>
       </w:r>
     </w:p>
     <w:p>

--- a/reports/2026-10-28_GEO/GEO-Audit_PageCompliance_Teil1.docx
+++ b/reports/2026-10-28_GEO/GEO-Audit_PageCompliance_Teil1.docx
@@ -8219,7 +8219,7 @@
           <w:sz w:val="20"/>
           <w:szCs w:val="20"/>
         </w:rPr>
-        <w:t xml:space="preserve">Wer sonst genannt wird, hängt vom System ab. Bei ChatGPT ist Caidera mit 4 von 15 Antworten der meistgenannte Anbieter, vor PageCompliance mit 3. Bei Perplexity liegen Eckada und PageCompliance vorn; Caidera kommt dort nicht vor. Dafür nennt Perplexity Namen, die weder ChatGPT noch Google zeigen, etwa Regly, ClaimGuard und Supplement-Check.eu. Jedes System sieht ein anderes Feld.</w:t>
+        <w:t xml:space="preserve">Wer sonst genannt wird, hängt vom System ab. Bei ChatGPT ist Caidera mit 4 von 15 Antworten der meistgenannte Anbieter, vor PageCompliance mit 3. Bei Perplexity liegen Eckada und PageCompliance vorn; Caidera kommt dort nicht vor. Dafür nennt Perplexity Namen, die weder ChatGPT noch Google zeigen, etwa Regly und Supplement-Check.eu. Das ebenfalls genannte ClaimGuard ist laut Plan v1 der englische Name von smugos HWG-Wächter. Jedes System sieht ein anderes Feld.</w:t>
       </w:r>
     </w:p>
     <w:p>
@@ -9825,6 +9825,104 @@
                 <w:szCs w:val="16"/>
               </w:rPr>
               <w:t xml:space="preserve">Definition wörtlich, neue Pakete</w:t>
+            </w:r>
+          </w:p>
+        </w:tc>
+      </w:tr>
+      <w:tr>
+        <w:trPr>
+          <w:cantSplit/>
+        </w:trPr>
+        <w:tc>
+          <w:tcPr>
+            <w:tcW w:type="dxa" w:w="2047"/>
+            <w:tcBorders>
+              <w:top w:val="none" w:color="FFFFFF" w:sz="0"/>
+              <w:left w:val="none" w:color="FFFFFF" w:sz="0"/>
+              <w:bottom w:val="single" w:color="D6D6D6" w:sz="4"/>
+              <w:right w:val="none" w:color="FFFFFF" w:sz="0"/>
+            </w:tcBorders>
+            <w:tcMar>
+              <w:top w:type="dxa" w:w="60"/>
+              <w:left w:type="dxa" w:w="80"/>
+              <w:bottom w:type="dxa" w:w="60"/>
+              <w:right w:type="dxa" w:w="80"/>
+            </w:tcMar>
+          </w:tcPr>
+          <w:p>
+            <w:pPr>
+              <w:spacing w:after="0" w:line="250"/>
+            </w:pPr>
+            <w:r>
+              <w:rPr>
+                <w:rFonts w:ascii="Helvetica" w:cs="Helvetica" w:eastAsia="Helvetica" w:hAnsi="Helvetica"/>
+                <w:color w:val="1A1A1A"/>
+                <w:sz w:val="16"/>
+                <w:szCs w:val="16"/>
+              </w:rPr>
+              <w:t xml:space="preserve">/blog, H1</w:t>
+            </w:r>
+          </w:p>
+        </w:tc>
+        <w:tc>
+          <w:tcPr>
+            <w:tcW w:type="dxa" w:w="3909"/>
+            <w:tcBorders>
+              <w:top w:val="none" w:color="FFFFFF" w:sz="0"/>
+              <w:left w:val="none" w:color="FFFFFF" w:sz="0"/>
+              <w:bottom w:val="single" w:color="D6D6D6" w:sz="4"/>
+              <w:right w:val="none" w:color="FFFFFF" w:sz="0"/>
+            </w:tcBorders>
+            <w:tcMar>
+              <w:top w:type="dxa" w:w="60"/>
+              <w:left w:type="dxa" w:w="80"/>
+              <w:bottom w:type="dxa" w:w="60"/>
+              <w:right w:type="dxa" w:w="80"/>
+            </w:tcMar>
+          </w:tcPr>
+          <w:p>
+            <w:pPr>
+              <w:spacing w:after="0" w:line="250"/>
+            </w:pPr>
+            <w:r>
+              <w:rPr>
+                <w:rFonts w:ascii="Helvetica" w:cs="Helvetica" w:eastAsia="Helvetica" w:hAnsi="Helvetica"/>
+                <w:color w:val="1A1A1A"/>
+                <w:sz w:val="16"/>
+                <w:szCs w:val="16"/>
+              </w:rPr>
+              <w:t xml:space="preserve">„Stark werben. Sauber formulieren.“</w:t>
+            </w:r>
+          </w:p>
+        </w:tc>
+        <w:tc>
+          <w:tcPr>
+            <w:tcW w:type="dxa" w:w="3350"/>
+            <w:tcBorders>
+              <w:top w:val="none" w:color="FFFFFF" w:sz="0"/>
+              <w:left w:val="none" w:color="FFFFFF" w:sz="0"/>
+              <w:bottom w:val="single" w:color="D6D6D6" w:sz="4"/>
+              <w:right w:val="none" w:color="FFFFFF" w:sz="0"/>
+            </w:tcBorders>
+            <w:tcMar>
+              <w:top w:type="dxa" w:w="60"/>
+              <w:left w:type="dxa" w:w="80"/>
+              <w:bottom w:type="dxa" w:w="60"/>
+              <w:right w:type="dxa" w:w="80"/>
+            </w:tcMar>
+          </w:tcPr>
+          <w:p>
+            <w:pPr>
+              <w:spacing w:after="0" w:line="250"/>
+            </w:pPr>
+            <w:r>
+              <w:rPr>
+                <w:rFonts w:ascii="Helvetica" w:cs="Helvetica" w:eastAsia="Helvetica" w:hAnsi="Helvetica"/>
+                <w:color w:val="1A1A1A"/>
+                <w:sz w:val="16"/>
+                <w:szCs w:val="16"/>
+              </w:rPr>
+              <w:t xml:space="preserve">„sauber“ ist ein Urteilswort; „Stark werben. Ruhig veröffentlichen.“</w:t>
             </w:r>
           </w:p>
         </w:tc>
@@ -10614,7 +10712,7 @@
                 <w:sz w:val="16"/>
                 <w:szCs w:val="16"/>
               </w:rPr>
-              <w:t xml:space="preserve">smugo („HWG-Wächter“)</w:t>
+              <w:t xml:space="preserve">smugo („HWG-Wächter“, englisch „ClaimGuard“)</w:t>
             </w:r>
           </w:p>
         </w:tc>

--- a/reports/2026-10-28_GEO/GEO-Audit_PageCompliance_Teil1.docx
+++ b/reports/2026-10-28_GEO/GEO-Audit_PageCompliance_Teil1.docx
@@ -12100,7 +12100,7 @@
           <w:sz w:val="20"/>
           <w:szCs w:val="20"/>
         </w:rPr>
-        <w:t xml:space="preserve">Die beiden Platz-1-Artikel sind kein Zufall, sondern ein Muster: eine belegte, dünn besetzte Frage und eine genaue Antwort. Teil 2 macht daraus fünf feste Schritte: Frage belegen, Seite im festen Format, zwei fremde Stimmen, eine Definition überall, nach vier Wochen messen. Das Seitenformat ist zugleich die Produktvorführung: der riskante Satz, die Norm, der bessere Satz und am Ende „Ihren Satz kostenlos prüfen“, der Einstieg in die drei Gratis-Prüfungen jeden Monat.</w:t>
+        <w:t xml:space="preserve">Die beiden Platz-1-Artikel sind kein Zufall, sondern ein Muster: eine belegte, dünn besetzte Frage und eine genaue Antwort. Teil 2 macht daraus fünf feste Schritte: Frage belegen, Seite im festen Format, zwei fremde Stimmen, eine Definition überall, nach vier Wochen messen. Das Seitenformat ist zugleich die Produktvorführung: der riskante Satz, die Norm, der bessere Satz und am Ende „Drei Texte im Monat kostenlos prüfen“, der Einstieg in den Gratis-Zugang.</w:t>
       </w:r>
     </w:p>
     <w:p>
